--- a/output/quickscan_9746CR_107.docx
+++ b/output/quickscan_9746CR_107.docx
@@ -2,9 +2,244 @@
 <file path=word/document.xml><?xml version="1.0" encoding="utf-8"?>
 <w:document xmlns:wpc="http://schemas.microsoft.com/office/word/2010/wordprocessingCanvas" xmlns:cx="http://schemas.microsoft.com/office/drawing/2014/chartex" xmlns:cx1="http://schemas.microsoft.com/office/drawing/2015/9/8/chartex" xmlns:cx2="http://schemas.microsoft.com/office/drawing/2015/10/21/chartex" xmlns:cx3="http://schemas.microsoft.com/office/drawing/2016/5/9/chartex" xmlns:cx4="http://schemas.microsoft.com/office/drawing/2016/5/10/chartex" xmlns:cx5="http://schemas.microsoft.com/office/drawing/2016/5/11/chartex" xmlns:cx6="http://schemas.microsoft.com/office/drawing/2016/5/12/chartex" xmlns:cx7="http://schemas.microsoft.com/office/drawing/2016/5/13/chartex" xmlns:cx8="http://schemas.microsoft.com/office/drawing/2016/5/14/chartex" xmlns:mc="http://schemas.openxmlformats.org/markup-compatibility/2006" xmlns:aink="http://schemas.microsoft.com/office/drawing/2016/ink" xmlns:am3d="http://schemas.microsoft.com/office/drawing/2017/model3d" xmlns:o="urn:schemas-microsoft-com:office:office" xmlns:oel="http://schemas.microsoft.com/office/2019/extlst" xmlns:r="http://schemas.openxmlformats.org/officeDocument/2006/relationships" xmlns:m="http://schemas.openxmlformats.org/officeDocument/2006/math" xmlns:v="urn:schemas-microsoft-com:vml" xmlns:wp14="http://schemas.microsoft.com/office/word/2010/wordprocessingDrawing" xmlns:wp="http://schemas.openxmlformats.org/drawingml/2006/wordprocessingDrawing" xmlns:w10="urn:schemas-microsoft-com:office:word" xmlns:w="http://schemas.openxmlformats.org/wordprocessingml/2006/main" xmlns:w14="http://schemas.microsoft.com/office/word/2010/wordml" xmlns:w15="http://schemas.microsoft.com/office/word/2012/wordml" xmlns:w16cex="http://schemas.microsoft.com/office/word/2018/wordml/cex" xmlns:w16cid="http://schemas.microsoft.com/office/word/2016/wordml/cid" xmlns:w16="http://schemas.microsoft.com/office/word/2018/wordml" xmlns:w16du="http://schemas.microsoft.com/office/word/2023/wordml/word16du" xmlns:w16sdtdh="http://schemas.microsoft.com/office/word/2020/wordml/sdtdatahash" xmlns:w16sdtfl="http://schemas.microsoft.com/office/word/2024/wordml/sdtformatlock" xmlns:w16se="http://schemas.microsoft.com/office/word/2015/wordml/symex" xmlns:wpg="http://schemas.microsoft.com/office/word/2010/wordprocessingGroup" xmlns:wpi="http://schemas.microsoft.com/office/word/2010/wordprocessingInk" xmlns:wne="http://schemas.microsoft.com/office/word/2006/wordml" xmlns:wps="http://schemas.microsoft.com/office/word/2010/wordprocessingShape" mc:Ignorable="w14 w15 w16se w16cid w16 w16cex w16sdtdh w16sdtfl w16du wp14">
   <w:body>
-    <w:p>
-      <w:pPr>
-        <w:spacing w:before="1440" w:after="200"/>
+    <w:tbl>
+      <w:tblPr>
+        <w:tblW w:w="5000" w:type="pct"/>
+        <w:tblBorders>
+          <w:top w:val="none"/>
+          <w:left w:val="none"/>
+          <w:bottom w:val="none"/>
+          <w:right w:val="none"/>
+          <w:insideH w:val="none"/>
+          <w:insideV w:val="none"/>
+        </w:tblBorders>
+      </w:tblPr>
+      <w:tblGrid>
+        <w:gridCol w:w="9026"/>
+      </w:tblGrid>
+      <w:tr>
+        <w:trPr>
+          <w:trHeight w:val="1600" w:hRule="atLeast"/>
+        </w:trPr>
+        <w:tc>
+          <w:tcPr>
+            <w:tcW w:w="5000" w:type="pct"/>
+            <w:shd w:val="clear" w:color="auto" w:fill="1A1A1A"/>
+            <w:tcMar>
+              <w:top w:w="240" w:type="dxa"/>
+              <w:left w:w="360" w:type="dxa"/>
+              <w:bottom w:w="240" w:type="dxa"/>
+              <w:right w:w="360" w:type="dxa"/>
+            </w:tcMar>
+          </w:tcPr>
+          <w:p>
+            <w:pPr>
+              <w:spacing w:before="0" w:after="80"/>
+              <w:shd w:val="clear" w:color="auto" w:fill="1A1A1A"/>
+            </w:pPr>
+            <w:r>
+              <w:rPr>
+                <w:b/>
+                <w:rFonts w:ascii="Calibri" w:hAnsi="Calibri" w:cs="Calibri"/>
+                <w:sz w:val="60"/>
+                <w:szCs w:val="60"/>
+                <w:color w:val="FFFFFF"/>
+              </w:rPr>
+              <w:t xml:space="preserve">Pand</w:t>
+            </w:r>
+            <w:r>
+              <w:rPr>
+                <w:b/>
+                <w:rFonts w:ascii="Calibri" w:hAnsi="Calibri" w:cs="Calibri"/>
+                <w:sz w:val="60"/>
+                <w:szCs w:val="60"/>
+                <w:color w:val="5AAA00"/>
+              </w:rPr>
+              <w:t xml:space="preserve">IQ</w:t>
+            </w:r>
+          </w:p>
+          <w:p>
+            <w:pPr>
+              <w:spacing w:before="0" w:after="0"/>
+              <w:shd w:val="clear" w:color="auto" w:fill="1A1A1A"/>
+            </w:pPr>
+            <w:r>
+              <w:rPr>
+                <w:b/>
+                <w:rFonts w:ascii="Calibri" w:hAnsi="Calibri" w:cs="Calibri"/>
+                <w:sz w:val="18"/>
+                <w:szCs w:val="18"/>
+                <w:color w:val="5AAA00"/>
+                <w:spacing w:val="40"/>
+              </w:rPr>
+              <w:t xml:space="preserve">WONEN</w:t>
+            </w:r>
+          </w:p>
+        </w:tc>
+      </w:tr>
+    </w:tbl>
+    <w:tbl>
+      <w:tblPr>
+        <w:tblW w:w="5000" w:type="pct"/>
+        <w:tblBorders>
+          <w:top w:val="none"/>
+          <w:left w:val="none"/>
+          <w:bottom w:val="none"/>
+          <w:right w:val="none"/>
+          <w:insideH w:val="none"/>
+          <w:insideV w:val="none"/>
+        </w:tblBorders>
+      </w:tblPr>
+      <w:tblGrid>
+        <w:gridCol w:w="9026"/>
+      </w:tblGrid>
+      <w:tr>
+        <w:trPr>
+          <w:trHeight w:val="100" w:hRule="atLeast"/>
+        </w:trPr>
+        <w:tc>
+          <w:tcPr>
+            <w:tcW w:w="5000" w:type="pct"/>
+            <w:shd w:val="clear" w:color="auto" w:fill="D4E832"/>
+            <w:tcMar>
+              <w:top w:w="240" w:type="dxa"/>
+              <w:left w:w="360" w:type="dxa"/>
+              <w:bottom w:w="240" w:type="dxa"/>
+              <w:right w:w="360" w:type="dxa"/>
+            </w:tcMar>
+          </w:tcPr>
+          <w:p>
+            <w:pPr>
+              <w:spacing w:before="0" w:after="0"/>
+              <w:shd w:val="clear" w:color="auto" w:fill="D4E832"/>
+            </w:pPr>
+          </w:p>
+        </w:tc>
+      </w:tr>
+    </w:tbl>
+    <w:p>
+      <w:pPr>
+        <w:spacing w:before="600" w:after="0"/>
+      </w:pPr>
+    </w:p>
+    <w:p>
+      <w:pPr>
+        <w:spacing w:before="0" w:after="120"/>
+      </w:pPr>
+      <w:r>
+        <w:rPr>
+          <w:b/>
+          <w:rFonts w:ascii="Calibri" w:hAnsi="Calibri" w:cs="Calibri"/>
+          <w:sz w:val="64"/>
+          <w:szCs w:val="64"/>
+          <w:color w:val="1A1A1A"/>
+        </w:rPr>
+        <w:t xml:space="preserve">Isolatie Quickscan</w:t>
+      </w:r>
+    </w:p>
+    <w:p>
+      <w:pPr>
+        <w:spacing w:before="0" w:after="0"/>
+      </w:pPr>
+      <w:r>
+        <w:rPr>
+          <w:rFonts w:ascii="Calibri" w:hAnsi="Calibri" w:cs="Calibri"/>
+          <w:sz w:val="26"/>
+          <w:szCs w:val="26"/>
+          <w:color w:val="666666"/>
+        </w:rPr>
+        <w:t xml:space="preserve">Energierapport verduurzaming</w:t>
+      </w:r>
+    </w:p>
+    <w:p>
+      <w:pPr>
+        <w:spacing w:before="640" w:after="0"/>
+      </w:pPr>
+    </w:p>
+    <w:p>
+      <w:pPr>
+        <w:spacing w:before="0" w:after="80"/>
+      </w:pPr>
+      <w:r>
+        <w:rPr>
+          <w:b/>
+          <w:rFonts w:ascii="Calibri" w:hAnsi="Calibri" w:cs="Calibri"/>
+          <w:sz w:val="28"/>
+          <w:szCs w:val="28"/>
+          <w:color w:val="1A1A1A"/>
+        </w:rPr>
+        <w:t xml:space="preserve">Joeswerd 107, 9746CR Groningen</w:t>
+      </w:r>
+    </w:p>
+    <w:p>
+      <w:pPr>
+        <w:spacing w:before="0" w:after="0"/>
+      </w:pPr>
+      <w:r>
+        <w:rPr>
+          <w:rFonts w:ascii="Calibri" w:hAnsi="Calibri" w:cs="Calibri"/>
+          <w:sz w:val="22"/>
+          <w:szCs w:val="22"/>
+          <w:color w:val="666666"/>
+        </w:rPr>
+        <w:t xml:space="preserve">6 april 2026</w:t>
+      </w:r>
+    </w:p>
+    <w:p>
+      <w:pPr>
+        <w:spacing w:before="240" w:after="0"/>
+      </w:pPr>
+    </w:p>
+    <w:p>
+      <w:r>
+        <w:rPr>
+          <w:noProof/>
+        </w:rPr>
+        <w:drawing>
+          <wp:anchor distT="0" distB="0" distL="0" distR="0" simplePos="0" relativeHeight="1" behindDoc="1" locked="0" layoutInCell="0" allowOverlap="1">
+            <wp:simplePos x="0" y="0"/>
+            <wp:positionH relativeFrom="page">
+              <wp:posOffset>0</wp:posOffset>
+            </wp:positionH>
+            <wp:positionV relativeFrom="page">
+              <wp:posOffset>0</wp:posOffset>
+            </wp:positionV>
+            <wp:extent cx="7560000" cy="2520000"/>
+            <wp:effectExtent l="0" t="0" r="0" b="0"/>
+            <wp:wrapNone/>
+            <wp:docPr id="9001" name="cover_groene_balk"/>
+            <wp:cNvGraphicFramePr/>
+            <a:graphic xmlns:a="http://schemas.openxmlformats.org/drawingml/2006/main">
+              <a:graphicData uri="http://schemas.microsoft.com/office/word/2010/wordprocessingShape">
+                <wps:wsp>
+                  <wps:cNvCnPr/>
+                  <wps:cNvSpPr>
+                    <a:spLocks noChangeArrowheads="1"/>
+                  </wps:cNvSpPr>
+                  <wps:spPr>
+                    <a:xfrm>
+                      <a:off x="0" y="0"/>
+                      <a:ext cx="7560000" cy="2520000"/>
+                    </a:xfrm>
+                    <a:prstGeom prst="rect">
+                      <a:avLst/>
+                    </a:prstGeom>
+                    <a:solidFill>
+                      <a:srgbClr val="5AAA00"/>
+                    </a:solidFill>
+                    <a:ln>
+                      <a:noFill/>
+                    </a:ln>
+                  </wps:spPr>
+                  <wps:bodyPr/>
+                </wps:wsp>
+              </a:graphicData>
+            </a:graphic>
+          </wp:anchor>
+        </w:drawing>
+      </w:r>
+      <w:pPr>
+        <w:spacing w:before="0" w:after="0"/>
       </w:pPr>
       <w:proofErr w:type="spellStart"/>
       <w:r>
@@ -12,7 +247,7 @@
           <w:rFonts w:ascii="Georgia" w:eastAsia="Georgia" w:hAnsi="Georgia" w:cs="Georgia"/>
           <w:b/>
           <w:bCs/>
-          <w:color w:val="0B1F3A"/>
+          <w:color w:val="FFFFFF"/>
           <w:sz w:val="72"/>
           <w:szCs w:val="72"/>
         </w:rPr>
@@ -23,7 +258,7 @@
           <w:rFonts w:ascii="Georgia" w:eastAsia="Georgia" w:hAnsi="Georgia" w:cs="Georgia"/>
           <w:b/>
           <w:bCs/>
-          <w:color w:val="3DBDBD"/>
+          <w:color w:val="FFFFFF"/>
           <w:sz w:val="72"/>
           <w:szCs w:val="72"/>
         </w:rPr>
@@ -33,147 +268,27 @@
     </w:p>
     <w:p>
       <w:pPr>
-        <w:spacing w:after="480"/>
-      </w:pPr>
-      <w:r>
-        <w:rPr>
-          <w:color w:val="5A6A85"/>
-          <w:sz w:val="20"/>
-          <w:szCs w:val="20"/>
-        </w:rPr>
-        <w:t>www.PandIQ.nl</w:t>
-      </w:r>
-    </w:p>
-    <w:p>
-      <w:pPr>
-        <w:pBdr>
-          <w:bottom w:val="single" w:sz="12" w:space="1" w:color="2E6BE6"/>
-        </w:pBdr>
-        <w:spacing w:after="480"/>
-      </w:pPr>
-    </w:p>
-    <w:p>
-      <w:pPr>
-        <w:spacing w:before="480" w:after="120"/>
-      </w:pPr>
-      <w:r>
-        <w:rPr>
-          <w:rFonts w:ascii="Georgia" w:eastAsia="Georgia" w:hAnsi="Georgia" w:cs="Georgia"/>
-          <w:b/>
-          <w:bCs/>
-          <w:color w:val="0B1F3A"/>
-          <w:sz w:val="64"/>
-          <w:szCs w:val="64"/>
-        </w:rPr>
-        <w:t>Advies verduurzaming</w:t>
-      </w:r>
-    </w:p>
-    <w:p>
-      <w:pPr>
-        <w:spacing w:after="480"/>
-      </w:pPr>
-      <w:r>
-        <w:rPr>
-          <w:color w:val="5A6A85"/>
-          <w:sz w:val="32"/>
-          <w:szCs w:val="32"/>
-        </w:rPr>
-        <w:t xml:space="preserve">Isolatie </w:t>
-      </w:r>
-      <w:proofErr w:type="spellStart"/>
-      <w:r>
-        <w:rPr>
-          <w:color w:val="5A6A85"/>
-          <w:sz w:val="32"/>
-          <w:szCs w:val="32"/>
-        </w:rPr>
-        <w:t>Quickscan</w:t>
-      </w:r>
-      <w:proofErr w:type="spellEnd"/>
-    </w:p>
-    <w:p>
-      <w:pPr>
-        <w:spacing w:after="120"/>
-      </w:pPr>
-      <w:r>
-        <w:rPr>
-          <w:b/>
-          <w:bCs/>
-          <w:color w:val="0B1F3A"/>
-          <w:sz w:val="24"/>
-          <w:szCs w:val="24"/>
-        </w:rPr>
-        <w:t xml:space="preserve">Adres:  Joeswerd 107, 9746CR Groningen</w:t>
-      </w:r>
-      <w:r>
-        <w:rPr>
-          <w:color w:val="1A2340"/>
-        </w:rPr>
-        <w:t/>
-      </w:r>
-    </w:p>
-    <w:p>
-      <w:pPr>
-        <w:spacing w:after="240"/>
-      </w:pPr>
-      <w:r>
-        <w:rPr>
-          <w:b/>
-          <w:bCs/>
-          <w:color w:val="0B1F3A"/>
-          <w:sz w:val="24"/>
-          <w:szCs w:val="24"/>
-        </w:rPr>
-        <w:t xml:space="preserve">Datum:  3 april 2026</w:t>
-      </w:r>
-      <w:r>
-        <w:rPr>
-          <w:color w:val="1A2340"/>
-        </w:rPr>
-        <w:t/>
-      </w:r>
-    </w:p>
-    <w:p>
-      <w:pPr>
-        <w:spacing w:after="160"/>
-      </w:pPr>
-      <w:r>
-        <w:rPr>
-          <w:i/>
-          <w:iCs/>
-          <w:color w:val="5A6A85"/>
+        <w:spacing w:before="800" w:after="0"/>
+      </w:pPr>
+    </w:p>
+    <w:p>
+      <w:pPr>
+        <w:spacing w:before="0" w:after="0"/>
+      </w:pPr>
+      <w:r>
+        <w:rPr>
+          <w:rFonts w:ascii="Calibri" w:hAnsi="Calibri" w:cs="Calibri"/>
           <w:sz w:val="18"/>
           <w:szCs w:val="18"/>
-        </w:rPr>
-        <w:t>Indicatief rapport op basis van openbare registraties (BAG &amp; EP-Online)</w:t>
-      </w:r>
-    </w:p>
-    <w:p>
-      <w:pPr>
-        <w:spacing w:before="160" w:after="160"/>
-      </w:pPr>
-      <w:r>
-        <w:rPr>
-          <w:color w:val="FFFFFF"/>
-        </w:rPr>
-        <w:t xml:space="preserve"/>
-      </w:r>
-      <w:proofErr w:type="spellStart"/>
-      <w:r>
-        <w:rPr>
-          <w:color w:val="FFFFFF"/>
-        </w:rPr>
-        <w:t/>
-      </w:r>
-      <w:proofErr w:type="spellEnd"/>
-      <w:r>
-        <w:rPr>
-          <w:color w:val="FFFFFF"/>
-        </w:rPr>
-        <w:t/>
-      </w:r>
-    </w:p>
-    <w:p>
+          <w:color w:val="999999"/>
+        </w:rPr>
+        <w:t xml:space="preserve">Indicatief rapport op basis van openbare registraties (BAG &amp; EP-Online)</w:t>
+      </w:r>
+    </w:p>
+    <w:p>
+      <w:pPr>
+        <w:spacing w:before="0" w:after="0"/>
+      </w:pPr>
       <w:r>
         <w:br w:type="page"/>
       </w:r>
@@ -185,12 +300,12 @@
           <w:bottom w:val="single" w:sz="4" w:space="4" w:color="2E6BE6"/>
         </w:pBdr>
         <w:rPr>
-          <w:color w:val="2E6BE6"/>
-        </w:rPr>
-      </w:pPr>
-      <w:r>
-        <w:rPr>
-          <w:color w:val="2E6BE6"/>
+          <w:color w:val="5AAA00"/>
+        </w:rPr>
+      </w:pPr>
+      <w:r>
+        <w:rPr>
+          <w:color w:val="5AAA00"/>
         </w:rPr>
         <w:lastRenderedPageBreak/>
         <w:t>Interpretatie en context</w:t>
@@ -200,14 +315,14 @@
       <w:pPr>
         <w:spacing w:before="160" w:after="80"/>
         <w:rPr>
-          <w:color w:val="2E6BE6"/>
+          <w:color w:val="5AAA00"/>
         </w:rPr>
       </w:pPr>
       <w:r>
         <w:rPr>
           <w:b/>
           <w:bCs/>
-          <w:color w:val="2E6BE6"/>
+          <w:color w:val="5AAA00"/>
         </w:rPr>
         <w:t>Gebouwprofiel</w:t>
       </w:r>
@@ -215,11 +330,14 @@
     <w:p>
       <w:pPr>
         <w:spacing w:before="60" w:after="160"/>
-      </w:pPr>
-      <w:r>
         <w:rPr>
           <w:color w:val="1A2340"/>
         </w:rPr>
+      </w:pPr>
+      <w:r>
+        <w:rPr>
+          <w:color w:val="1A2340"/>
+        </w:rPr>
         <w:t xml:space="preserve">Dit rapport is opgesteld op basis van openbare registraties (BAG en EP-Online) voor Joeswerd 107, 9746CR Groningen. Het betreft een rijwoning tussen. De woning is gebouwd in 2006. Het geregistreerde energielabel is A+, geldig tot 23 september 2035.</w:t>
       </w:r>
       <w:proofErr w:type="spellStart"/>
@@ -236,6 +354,11 @@
         </w:rPr>
         <w:t/>
       </w:r>
+    </w:p>
+    <w:p>
+      <w:pPr>
+        <w:spacing w:before="60" w:after="160"/>
+      </w:pPr>
     </w:p>
     <w:p>
       <w:pPr>
@@ -248,12 +371,15 @@
     <w:p>
       <w:pPr>
         <w:spacing w:before="160" w:after="80"/>
+        <w:rPr>
+          <w:color w:val="5AAA00"/>
+        </w:rPr>
       </w:pPr>
       <w:r>
         <w:rPr>
           <w:b/>
           <w:bCs/>
-          <w:color w:val="2E6BE6"/>
+          <w:color w:val="5AAA00"/>
         </w:rPr>
         <w:t>Energieprestatie</w:t>
       </w:r>
@@ -261,76 +387,38 @@
     <w:p>
       <w:pPr>
         <w:spacing w:before="60" w:after="160"/>
-        <w:rPr>
-          <w:color w:val="1A2340"/>
-        </w:rPr>
-      </w:pPr>
-      <w:r>
-        <w:rPr>
-          <w:color w:val="1A2340"/>
-        </w:rPr>
-        <w:t>D</w:t>
-      </w:r>
-      <w:r>
-        <w:rPr>
-          <w:color w:val="1A2340"/>
-        </w:rPr>
-        <w:t>e energieprestatie van uw woning wordt onder andere bepaald door twee begrippen: energiebehoefte en warmtebehoefte.</w:t>
+      </w:pPr>
+      <w:r>
+        <w:t>De energieprestatie van uw woning wordt onder andere bepaald door twee begrippen: energiebehoefte en warmtebehoefte.</w:t>
       </w:r>
     </w:p>
     <w:p>
       <w:pPr>
         <w:spacing w:before="60" w:after="160"/>
-        <w:rPr>
-          <w:color w:val="1A2340"/>
-        </w:rPr>
       </w:pPr>
       <w:r>
         <w:rPr>
           <w:b/>
           <w:bCs/>
-          <w:color w:val="1A2340"/>
         </w:rPr>
         <w:t>Warmtebehoefte</w:t>
       </w:r>
       <w:r>
-        <w:rPr>
-          <w:color w:val="1A2340"/>
-        </w:rPr>
-        <w:t xml:space="preserve"> geeft </w:t>
-      </w:r>
-      <w:r>
-        <w:rPr>
-          <w:color w:val="5A6A85"/>
-        </w:rPr>
-        <w:t>aan hoeveel warmte uw woning nodig heeft om comfortabel op temperatuur te blijven. Dit zegt vooral iets over de</w:t>
-      </w:r>
-      <w:r>
-        <w:rPr>
-          <w:color w:val="1A2340"/>
-        </w:rPr>
-        <w:t xml:space="preserve"> kwaliteit van de isolatie en de gebouwschil.</w:t>
+        <w:t xml:space="preserve"> geeft aan hoeveel warmte uw woning nodig heeft om comfortabel op temperatuur te blijven. Dit zegt vooral iets over de kwaliteit van de isolatie en de gebouwschil.</w:t>
       </w:r>
     </w:p>
     <w:p>
       <w:pPr>
         <w:spacing w:before="60" w:after="160"/>
-        <w:rPr>
-          <w:color w:val="1A2340"/>
-        </w:rPr>
       </w:pPr>
       <w:r>
         <w:rPr>
           <w:b/>
           <w:bCs/>
-          <w:color w:val="1A2340"/>
         </w:rPr>
         <w:t>Energiebehoefte</w:t>
       </w:r>
       <w:r>
-        <w:rPr>
-          <w:color w:val="1A2340"/>
-        </w:rPr>
         <w:t xml:space="preserve"> is breder en omvat het totale energieverbruik van de woning. Dit is dus inclusief verwarming, maar ook warm water en ventilatie.</w:t>
       </w:r>
     </w:p>
@@ -386,86 +474,92 @@
     </w:p>
     <w:p>
       <w:pPr>
-        <w:spacing w:before="60" w:after="160"/>
-      </w:pPr>
-      <w:r>
-        <w:rPr>
-          <w:color w:val="1A2340"/>
-        </w:rPr>
-        <w:br/>
-        <w:t xml:space="preserve">Uw woning:De geregistreerde energiebehoefte bedraagt 80 kWh per m² per jaar. De warmtebehoefte is 73 kWh per m² per jaar. Dit wijst op een efficiënte gebouwschil. Grote isolatiemaatregelen zijn waarschijnlijk niet de eerste prioriteit; optimalisatie van installaties is effectiever. Energielabel A+ bevestigt de goede prestatie van deze woning.</w:t>
-      </w:r>
-      <w:r>
-        <w:rPr>
-          <w:b/>
-          <w:bCs/>
-          <w:color w:val="1A2340"/>
-        </w:rPr>
-        <w:t/>
-      </w:r>
-      <w:r>
-        <w:rPr>
-          <w:b/>
-          <w:bCs/>
-          <w:color w:val="1A2340"/>
-        </w:rPr>
-        <w:t/>
-      </w:r>
-      <w:r>
-        <w:rPr>
-          <w:color w:val="1A2340"/>
-        </w:rPr>
-        <w:br/>
-      </w:r>
-      <w:r>
-        <w:rPr>
-          <w:color w:val="1A2340"/>
-        </w:rPr>
-        <w:br/>
-      </w:r>
-      <w:r>
-        <w:rPr>
-          <w:color w:val="1A2340"/>
-        </w:rPr>
-        <w:t/>
-      </w:r>
-      <w:proofErr w:type="spellStart"/>
-      <w:r>
-        <w:rPr>
-          <w:color w:val="1A2340"/>
-        </w:rPr>
-        <w:t/>
-      </w:r>
-      <w:proofErr w:type="spellEnd"/>
-      <w:r>
-        <w:rPr>
-          <w:color w:val="1A2340"/>
-        </w:rPr>
-        <w:t/>
-      </w:r>
-    </w:p>
-    <w:p>
-      <w:pPr>
         <w:pBdr>
           <w:bottom w:val="single" w:sz="2" w:space="0" w:color="D0D8EC"/>
         </w:pBdr>
         <w:spacing w:before="160" w:after="160"/>
-      </w:pPr>
-    </w:p>
-    <w:p>
-      <w:pPr>
-        <w:spacing w:before="160" w:after="80"/>
+        <w:rPr>
+          <w:color w:val="1A2340"/>
+        </w:rPr>
+      </w:pPr>
+      <w:r>
+        <w:rPr>
+          <w:color w:val="1A2340"/>
+        </w:rPr>
+        <w:br/>
+        <w:t xml:space="preserve">Uw woning:De geregistreerde energiebehoefte bedraagt 80 kWh per m² per jaar. De warmtebehoefte is 73 kWh per m² per jaar. Dit wijst op een efficiënte gebouwschil. Grote isolatiemaatregelen zijn waarschijnlijk niet de eerste prioriteit; optimalisatie van installaties is effectiever. Energielabel A+ bevestigt de goede prestatie van deze woning.</w:t>
+      </w:r>
+      <w:r>
         <w:rPr>
           <w:b/>
           <w:bCs/>
-          <w:color w:val="2E6BE6"/>
-        </w:rPr>
-      </w:pPr>
+          <w:color w:val="1A2340"/>
+        </w:rPr>
+        <w:t/>
+      </w:r>
       <w:r>
         <w:rPr>
           <w:b/>
           <w:bCs/>
-          <w:color w:val="2E6BE6"/>
+          <w:color w:val="1A2340"/>
+        </w:rPr>
+        <w:t/>
+      </w:r>
+      <w:r>
+        <w:rPr>
+          <w:color w:val="1A2340"/>
+        </w:rPr>
+        <w:br/>
+      </w:r>
+      <w:r>
+        <w:rPr>
+          <w:color w:val="1A2340"/>
+        </w:rPr>
+        <w:br/>
+      </w:r>
+      <w:r>
+        <w:rPr>
+          <w:color w:val="1A2340"/>
+        </w:rPr>
+        <w:t/>
+      </w:r>
+      <w:proofErr w:type="spellStart"/>
+      <w:r>
+        <w:rPr>
+          <w:color w:val="1A2340"/>
+        </w:rPr>
+        <w:t/>
+      </w:r>
+      <w:proofErr w:type="spellEnd"/>
+      <w:r>
+        <w:rPr>
+          <w:color w:val="1A2340"/>
+        </w:rPr>
+        <w:t/>
+      </w:r>
+    </w:p>
+    <w:p>
+      <w:pPr>
+        <w:pBdr>
+          <w:bottom w:val="single" w:sz="2" w:space="0" w:color="D0D8EC"/>
+        </w:pBdr>
+        <w:spacing w:before="160" w:after="160"/>
+      </w:pPr>
+    </w:p>
+    <w:p>
+      <w:pPr>
+        <w:spacing w:before="60" w:after="160"/>
+        <w:rPr>
+          <w:b/>
+          <w:bCs/>
+          <w:color w:val="5AAA00"/>
+        </w:rPr>
+      </w:pPr>
+      <w:r>
+        <w:rPr>
+          <w:b/>
+          <w:bCs/>
+          <w:color w:val="5AAA00"/>
         </w:rPr>
         <w:t>Basis en totstandkoming van dit rapport</w:t>
       </w:r>
@@ -594,7 +688,7 @@
       </w:pPr>
       <w:r>
         <w:rPr>
-          <w:color w:val="2E6BE6"/>
+          <w:color w:val="5AAA00"/>
         </w:rPr>
         <w:t>Woninggegevens</w:t>
       </w:r>
@@ -604,9 +698,6 @@
         <w:spacing w:before="60" w:after="60"/>
       </w:pPr>
       <w:r>
-        <w:rPr>
-          <w:color w:val="5A6A85"/>
-        </w:rPr>
         <w:t>Onderstaande gegevens zijn afkomstig uit de Basisregistratie Adressen en Gebouwen (BAG) en de landelijke energielabelregistratie EP-Online.</w:t>
       </w:r>
     </w:p>
@@ -636,21 +727,49 @@
       <w:tr>
         <w:tc>
           <w:tcPr>
+            <w:gridSpan w:val="2"/>
+            <w:shd w:val="clear" w:color="auto" w:fill="5AAA00"/>
+          </w:tcPr>
+          <w:p>
+            <w:r>
+              <w:rPr>
+                <w:rFonts w:ascii="Calibri" w:hAnsi="Calibri" w:cs="Calibri"/>
+                <w:b/>
+                <w:color w:val="FFFFFF"/>
+                <w:sz w:val="22"/>
+                <w:szCs w:val="22"/>
+              </w:rPr>
+              <w:t>Woninggegevens</w:t>
+            </w:r>
+          </w:p>
+        </w:tc>
+      </w:tr>
+      <w:tr>
+        <w:tc>
+          <w:tcPr>
             <w:tcW w:w="2410" w:type="dxa"/>
-            <w:shd w:val="clear" w:color="auto" w:fill="F2F2F2" w:themeFill="background1" w:themeFillShade="F2"/>
             <w:tcMar>
               <w:top w:w="80" w:type="dxa"/>
               <w:left w:w="120" w:type="dxa"/>
               <w:bottom w:w="80" w:type="dxa"/>
               <w:right w:w="120" w:type="dxa"/>
             </w:tcMar>
-          </w:tcPr>
-          <w:p>
-            <w:r>
-              <w:rPr>
+            <w:shd w:val="clear" w:color="auto" w:fill="FFFFFF"/>
+            <w:tcBorders>
+              <w:top w:val="single" w:sz="4" w:space="0" w:color="D6E2EE"/>
+              <w:left w:val="single" w:sz="4" w:space="0" w:color="D6E2EE"/>
+              <w:bottom w:val="single" w:sz="4" w:space="0" w:color="D6E2EE"/>
+              <w:right w:val="single" w:sz="4" w:space="0" w:color="D6E2EE"/>
+            </w:tcBorders>
+          </w:tcPr>
+          <w:p>
+            <w:r>
+              <w:rPr>
+                <w:rFonts w:ascii="Calibri" w:hAnsi="Calibri"/>
                 <w:b/>
                 <w:bCs/>
-                <w:sz w:val="20"/>
+                <w:color w:val="1F2937"/>
+                <w:sz w:val="22"/>
                 <w:szCs w:val="20"/>
               </w:rPr>
               <w:t>Adres</w:t>
@@ -660,18 +779,27 @@
         <w:tc>
           <w:tcPr>
             <w:tcW w:w="2835" w:type="dxa"/>
-            <w:shd w:val="clear" w:color="auto" w:fill="F2F2F2" w:themeFill="background1" w:themeFillShade="F2"/>
             <w:tcMar>
               <w:top w:w="80" w:type="dxa"/>
               <w:left w:w="120" w:type="dxa"/>
               <w:bottom w:w="80" w:type="dxa"/>
               <w:right w:w="120" w:type="dxa"/>
             </w:tcMar>
-          </w:tcPr>
-          <w:p>
-            <w:r>
-              <w:rPr>
-                <w:color w:val="1A2340"/>
+            <w:shd w:val="clear" w:color="auto" w:fill="FFFFFF"/>
+            <w:tcBorders>
+              <w:top w:val="single" w:sz="4" w:space="0" w:color="D6E2EE"/>
+              <w:left w:val="single" w:sz="4" w:space="0" w:color="D6E2EE"/>
+              <w:bottom w:val="single" w:sz="4" w:space="0" w:color="D6E2EE"/>
+              <w:right w:val="single" w:sz="4" w:space="0" w:color="D6E2EE"/>
+            </w:tcBorders>
+          </w:tcPr>
+          <w:p>
+            <w:r>
+              <w:rPr>
+                <w:rFonts w:ascii="Calibri" w:hAnsi="Calibri"/>
+                <w:b w:val="0"/>
+                <w:color w:val="1F2937"/>
+                <w:sz w:val="22"/>
               </w:rPr>
               <w:t xml:space="preserve">Joeswerd 107, 9746CR Groningen</w:t>
             </w:r>
@@ -682,20 +810,28 @@
         <w:tc>
           <w:tcPr>
             <w:tcW w:w="2410" w:type="dxa"/>
-            <w:shd w:val="clear" w:color="auto" w:fill="F2F2F2" w:themeFill="background1" w:themeFillShade="F2"/>
             <w:tcMar>
               <w:top w:w="80" w:type="dxa"/>
               <w:left w:w="120" w:type="dxa"/>
               <w:bottom w:w="80" w:type="dxa"/>
               <w:right w:w="120" w:type="dxa"/>
             </w:tcMar>
-          </w:tcPr>
-          <w:p>
-            <w:r>
-              <w:rPr>
+            <w:shd w:val="clear" w:color="auto" w:fill="FFFFFF"/>
+            <w:tcBorders>
+              <w:top w:val="single" w:sz="4" w:space="0" w:color="D6E2EE"/>
+              <w:left w:val="single" w:sz="4" w:space="0" w:color="D6E2EE"/>
+              <w:bottom w:val="single" w:sz="4" w:space="0" w:color="D6E2EE"/>
+              <w:right w:val="single" w:sz="4" w:space="0" w:color="D6E2EE"/>
+            </w:tcBorders>
+          </w:tcPr>
+          <w:p>
+            <w:r>
+              <w:rPr>
+                <w:rFonts w:ascii="Calibri" w:hAnsi="Calibri"/>
                 <w:b/>
                 <w:bCs/>
-                <w:sz w:val="20"/>
+                <w:color w:val="1F2937"/>
+                <w:sz w:val="22"/>
                 <w:szCs w:val="20"/>
               </w:rPr>
               <w:t>Datum rapport</w:t>
@@ -705,20 +841,29 @@
         <w:tc>
           <w:tcPr>
             <w:tcW w:w="2835" w:type="dxa"/>
-            <w:shd w:val="clear" w:color="auto" w:fill="F2F2F2" w:themeFill="background1" w:themeFillShade="F2"/>
             <w:tcMar>
               <w:top w:w="80" w:type="dxa"/>
               <w:left w:w="120" w:type="dxa"/>
               <w:bottom w:w="80" w:type="dxa"/>
               <w:right w:w="120" w:type="dxa"/>
             </w:tcMar>
-          </w:tcPr>
-          <w:p>
-            <w:r>
-              <w:rPr>
-                <w:color w:val="1A2340"/>
-              </w:rPr>
-              <w:t xml:space="preserve">3 april 2026</w:t>
+            <w:shd w:val="clear" w:color="auto" w:fill="FFFFFF"/>
+            <w:tcBorders>
+              <w:top w:val="single" w:sz="4" w:space="0" w:color="D6E2EE"/>
+              <w:left w:val="single" w:sz="4" w:space="0" w:color="D6E2EE"/>
+              <w:bottom w:val="single" w:sz="4" w:space="0" w:color="D6E2EE"/>
+              <w:right w:val="single" w:sz="4" w:space="0" w:color="D6E2EE"/>
+            </w:tcBorders>
+          </w:tcPr>
+          <w:p>
+            <w:r>
+              <w:rPr>
+                <w:rFonts w:ascii="Calibri" w:hAnsi="Calibri"/>
+                <w:b w:val="0"/>
+                <w:color w:val="1F2937"/>
+                <w:sz w:val="22"/>
+              </w:rPr>
+              <w:t xml:space="preserve">6 april 2026</w:t>
             </w:r>
           </w:p>
         </w:tc>
@@ -727,20 +872,28 @@
         <w:tc>
           <w:tcPr>
             <w:tcW w:w="2410" w:type="dxa"/>
-            <w:shd w:val="clear" w:color="auto" w:fill="F2F2F2" w:themeFill="background1" w:themeFillShade="F2"/>
             <w:tcMar>
               <w:top w:w="80" w:type="dxa"/>
               <w:left w:w="120" w:type="dxa"/>
               <w:bottom w:w="80" w:type="dxa"/>
               <w:right w:w="120" w:type="dxa"/>
             </w:tcMar>
-          </w:tcPr>
-          <w:p>
-            <w:r>
-              <w:rPr>
+            <w:shd w:val="clear" w:color="auto" w:fill="FFFFFF"/>
+            <w:tcBorders>
+              <w:top w:val="single" w:sz="4" w:space="0" w:color="D6E2EE"/>
+              <w:left w:val="single" w:sz="4" w:space="0" w:color="D6E2EE"/>
+              <w:bottom w:val="single" w:sz="4" w:space="0" w:color="D6E2EE"/>
+              <w:right w:val="single" w:sz="4" w:space="0" w:color="D6E2EE"/>
+            </w:tcBorders>
+          </w:tcPr>
+          <w:p>
+            <w:r>
+              <w:rPr>
+                <w:rFonts w:ascii="Calibri" w:hAnsi="Calibri"/>
                 <w:b/>
                 <w:bCs/>
-                <w:sz w:val="20"/>
+                <w:color w:val="1F2937"/>
+                <w:sz w:val="22"/>
                 <w:szCs w:val="20"/>
               </w:rPr>
               <w:t>Bouwjaar</w:t>
@@ -750,18 +903,27 @@
         <w:tc>
           <w:tcPr>
             <w:tcW w:w="2835" w:type="dxa"/>
-            <w:shd w:val="clear" w:color="auto" w:fill="F2F2F2" w:themeFill="background1" w:themeFillShade="F2"/>
             <w:tcMar>
               <w:top w:w="80" w:type="dxa"/>
               <w:left w:w="120" w:type="dxa"/>
               <w:bottom w:w="80" w:type="dxa"/>
               <w:right w:w="120" w:type="dxa"/>
             </w:tcMar>
-          </w:tcPr>
-          <w:p>
-            <w:r>
-              <w:rPr>
-                <w:color w:val="1A2340"/>
+            <w:shd w:val="clear" w:color="auto" w:fill="FFFFFF"/>
+            <w:tcBorders>
+              <w:top w:val="single" w:sz="4" w:space="0" w:color="D6E2EE"/>
+              <w:left w:val="single" w:sz="4" w:space="0" w:color="D6E2EE"/>
+              <w:bottom w:val="single" w:sz="4" w:space="0" w:color="D6E2EE"/>
+              <w:right w:val="single" w:sz="4" w:space="0" w:color="D6E2EE"/>
+            </w:tcBorders>
+          </w:tcPr>
+          <w:p>
+            <w:r>
+              <w:rPr>
+                <w:rFonts w:ascii="Calibri" w:hAnsi="Calibri"/>
+                <w:b w:val="0"/>
+                <w:color w:val="1F2937"/>
+                <w:sz w:val="22"/>
               </w:rPr>
               <w:t xml:space="preserve">2006</w:t>
             </w:r>
@@ -772,20 +934,28 @@
         <w:tc>
           <w:tcPr>
             <w:tcW w:w="2410" w:type="dxa"/>
-            <w:shd w:val="clear" w:color="auto" w:fill="F2F2F2" w:themeFill="background1" w:themeFillShade="F2"/>
             <w:tcMar>
               <w:top w:w="80" w:type="dxa"/>
               <w:left w:w="120" w:type="dxa"/>
               <w:bottom w:w="80" w:type="dxa"/>
               <w:right w:w="120" w:type="dxa"/>
             </w:tcMar>
-          </w:tcPr>
-          <w:p>
-            <w:r>
-              <w:rPr>
+            <w:shd w:val="clear" w:color="auto" w:fill="FFFFFF"/>
+            <w:tcBorders>
+              <w:top w:val="single" w:sz="4" w:space="0" w:color="D6E2EE"/>
+              <w:left w:val="single" w:sz="4" w:space="0" w:color="D6E2EE"/>
+              <w:bottom w:val="single" w:sz="4" w:space="0" w:color="D6E2EE"/>
+              <w:right w:val="single" w:sz="4" w:space="0" w:color="D6E2EE"/>
+            </w:tcBorders>
+          </w:tcPr>
+          <w:p>
+            <w:r>
+              <w:rPr>
+                <w:rFonts w:ascii="Calibri" w:hAnsi="Calibri"/>
                 <w:b/>
                 <w:bCs/>
-                <w:sz w:val="20"/>
+                <w:color w:val="1F2937"/>
+                <w:sz w:val="22"/>
                 <w:szCs w:val="20"/>
               </w:rPr>
               <w:t>Bouwperiode</w:t>
@@ -795,18 +965,27 @@
         <w:tc>
           <w:tcPr>
             <w:tcW w:w="2835" w:type="dxa"/>
-            <w:shd w:val="clear" w:color="auto" w:fill="F2F2F2" w:themeFill="background1" w:themeFillShade="F2"/>
             <w:tcMar>
               <w:top w:w="80" w:type="dxa"/>
               <w:left w:w="120" w:type="dxa"/>
               <w:bottom w:w="80" w:type="dxa"/>
               <w:right w:w="120" w:type="dxa"/>
             </w:tcMar>
-          </w:tcPr>
-          <w:p>
-            <w:r>
-              <w:rPr>
-                <w:color w:val="1A2340"/>
+            <w:shd w:val="clear" w:color="auto" w:fill="FFFFFF"/>
+            <w:tcBorders>
+              <w:top w:val="single" w:sz="4" w:space="0" w:color="D6E2EE"/>
+              <w:left w:val="single" w:sz="4" w:space="0" w:color="D6E2EE"/>
+              <w:bottom w:val="single" w:sz="4" w:space="0" w:color="D6E2EE"/>
+              <w:right w:val="single" w:sz="4" w:space="0" w:color="D6E2EE"/>
+            </w:tcBorders>
+          </w:tcPr>
+          <w:p>
+            <w:r>
+              <w:rPr>
+                <w:rFonts w:ascii="Calibri" w:hAnsi="Calibri"/>
+                <w:b w:val="0"/>
+                <w:color w:val="1F2937"/>
+                <w:sz w:val="22"/>
               </w:rPr>
               <w:t xml:space="preserve">2006–2014</w:t>
             </w:r>
@@ -817,20 +996,28 @@
         <w:tc>
           <w:tcPr>
             <w:tcW w:w="2410" w:type="dxa"/>
-            <w:shd w:val="clear" w:color="auto" w:fill="F2F2F2" w:themeFill="background1" w:themeFillShade="F2"/>
             <w:tcMar>
               <w:top w:w="80" w:type="dxa"/>
               <w:left w:w="120" w:type="dxa"/>
               <w:bottom w:w="80" w:type="dxa"/>
               <w:right w:w="120" w:type="dxa"/>
             </w:tcMar>
-          </w:tcPr>
-          <w:p>
-            <w:r>
-              <w:rPr>
+            <w:shd w:val="clear" w:color="auto" w:fill="FFFFFF"/>
+            <w:tcBorders>
+              <w:top w:val="single" w:sz="4" w:space="0" w:color="D6E2EE"/>
+              <w:left w:val="single" w:sz="4" w:space="0" w:color="D6E2EE"/>
+              <w:bottom w:val="single" w:sz="4" w:space="0" w:color="D6E2EE"/>
+              <w:right w:val="single" w:sz="4" w:space="0" w:color="D6E2EE"/>
+            </w:tcBorders>
+          </w:tcPr>
+          <w:p>
+            <w:r>
+              <w:rPr>
+                <w:rFonts w:ascii="Calibri" w:hAnsi="Calibri"/>
                 <w:b/>
                 <w:bCs/>
-                <w:sz w:val="20"/>
+                <w:color w:val="1F2937"/>
+                <w:sz w:val="22"/>
                 <w:szCs w:val="20"/>
               </w:rPr>
               <w:t>Gebruiksoppervlakte</w:t>
@@ -840,18 +1027,27 @@
         <w:tc>
           <w:tcPr>
             <w:tcW w:w="2835" w:type="dxa"/>
-            <w:shd w:val="clear" w:color="auto" w:fill="F2F2F2" w:themeFill="background1" w:themeFillShade="F2"/>
             <w:tcMar>
               <w:top w:w="80" w:type="dxa"/>
               <w:left w:w="120" w:type="dxa"/>
               <w:bottom w:w="80" w:type="dxa"/>
               <w:right w:w="120" w:type="dxa"/>
             </w:tcMar>
-          </w:tcPr>
-          <w:p>
-            <w:r>
-              <w:rPr>
-                <w:color w:val="1A2340"/>
+            <w:shd w:val="clear" w:color="auto" w:fill="FFFFFF"/>
+            <w:tcBorders>
+              <w:top w:val="single" w:sz="4" w:space="0" w:color="D6E2EE"/>
+              <w:left w:val="single" w:sz="4" w:space="0" w:color="D6E2EE"/>
+              <w:bottom w:val="single" w:sz="4" w:space="0" w:color="D6E2EE"/>
+              <w:right w:val="single" w:sz="4" w:space="0" w:color="D6E2EE"/>
+            </w:tcBorders>
+          </w:tcPr>
+          <w:p>
+            <w:r>
+              <w:rPr>
+                <w:rFonts w:ascii="Calibri" w:hAnsi="Calibri"/>
+                <w:b w:val="0"/>
+                <w:color w:val="1F2937"/>
+                <w:sz w:val="22"/>
               </w:rPr>
               <w:t xml:space="preserve">90 m²</w:t>
             </w:r>
@@ -862,20 +1058,28 @@
         <w:tc>
           <w:tcPr>
             <w:tcW w:w="2410" w:type="dxa"/>
-            <w:shd w:val="clear" w:color="auto" w:fill="F2F2F2" w:themeFill="background1" w:themeFillShade="F2"/>
             <w:tcMar>
               <w:top w:w="80" w:type="dxa"/>
               <w:left w:w="120" w:type="dxa"/>
               <w:bottom w:w="80" w:type="dxa"/>
               <w:right w:w="120" w:type="dxa"/>
             </w:tcMar>
-          </w:tcPr>
-          <w:p>
-            <w:r>
-              <w:rPr>
+            <w:shd w:val="clear" w:color="auto" w:fill="FFFFFF"/>
+            <w:tcBorders>
+              <w:top w:val="single" w:sz="4" w:space="0" w:color="D6E2EE"/>
+              <w:left w:val="single" w:sz="4" w:space="0" w:color="D6E2EE"/>
+              <w:bottom w:val="single" w:sz="4" w:space="0" w:color="D6E2EE"/>
+              <w:right w:val="single" w:sz="4" w:space="0" w:color="D6E2EE"/>
+            </w:tcBorders>
+          </w:tcPr>
+          <w:p>
+            <w:r>
+              <w:rPr>
+                <w:rFonts w:ascii="Calibri" w:hAnsi="Calibri"/>
                 <w:b/>
                 <w:bCs/>
-                <w:sz w:val="20"/>
+                <w:color w:val="1F2937"/>
+                <w:sz w:val="22"/>
                 <w:szCs w:val="20"/>
               </w:rPr>
               <w:t>Energielabel</w:t>
@@ -885,18 +1089,27 @@
         <w:tc>
           <w:tcPr>
             <w:tcW w:w="2835" w:type="dxa"/>
-            <w:shd w:val="clear" w:color="auto" w:fill="F2F2F2" w:themeFill="background1" w:themeFillShade="F2"/>
             <w:tcMar>
               <w:top w:w="80" w:type="dxa"/>
               <w:left w:w="120" w:type="dxa"/>
               <w:bottom w:w="80" w:type="dxa"/>
               <w:right w:w="120" w:type="dxa"/>
             </w:tcMar>
-          </w:tcPr>
-          <w:p>
-            <w:r>
-              <w:rPr>
-                <w:color w:val="1A2340"/>
+            <w:shd w:val="clear" w:color="auto" w:fill="FFFFFF"/>
+            <w:tcBorders>
+              <w:top w:val="single" w:sz="4" w:space="0" w:color="D6E2EE"/>
+              <w:left w:val="single" w:sz="4" w:space="0" w:color="D6E2EE"/>
+              <w:bottom w:val="single" w:sz="4" w:space="0" w:color="D6E2EE"/>
+              <w:right w:val="single" w:sz="4" w:space="0" w:color="D6E2EE"/>
+            </w:tcBorders>
+          </w:tcPr>
+          <w:p>
+            <w:r>
+              <w:rPr>
+                <w:rFonts w:ascii="Calibri" w:hAnsi="Calibri"/>
+                <w:b/>
+                <w:color w:val="2E7D32"/>
+                <w:sz w:val="22"/>
               </w:rPr>
               <w:t xml:space="preserve">A+</w:t>
             </w:r>
@@ -907,20 +1120,28 @@
         <w:tc>
           <w:tcPr>
             <w:tcW w:w="2410" w:type="dxa"/>
-            <w:shd w:val="clear" w:color="auto" w:fill="F2F2F2" w:themeFill="background1" w:themeFillShade="F2"/>
             <w:tcMar>
               <w:top w:w="80" w:type="dxa"/>
               <w:left w:w="120" w:type="dxa"/>
               <w:bottom w:w="80" w:type="dxa"/>
               <w:right w:w="120" w:type="dxa"/>
             </w:tcMar>
-          </w:tcPr>
-          <w:p>
-            <w:r>
-              <w:rPr>
+            <w:shd w:val="clear" w:color="auto" w:fill="FFFFFF"/>
+            <w:tcBorders>
+              <w:top w:val="single" w:sz="4" w:space="0" w:color="D6E2EE"/>
+              <w:left w:val="single" w:sz="4" w:space="0" w:color="D6E2EE"/>
+              <w:bottom w:val="single" w:sz="4" w:space="0" w:color="D6E2EE"/>
+              <w:right w:val="single" w:sz="4" w:space="0" w:color="D6E2EE"/>
+            </w:tcBorders>
+          </w:tcPr>
+          <w:p>
+            <w:r>
+              <w:rPr>
+                <w:rFonts w:ascii="Calibri" w:hAnsi="Calibri"/>
                 <w:b/>
                 <w:bCs/>
-                <w:sz w:val="20"/>
+                <w:color w:val="1F2937"/>
+                <w:sz w:val="22"/>
                 <w:szCs w:val="20"/>
               </w:rPr>
               <w:t>Registratiedatum</w:t>
@@ -930,18 +1151,27 @@
         <w:tc>
           <w:tcPr>
             <w:tcW w:w="2835" w:type="dxa"/>
-            <w:shd w:val="clear" w:color="auto" w:fill="F2F2F2" w:themeFill="background1" w:themeFillShade="F2"/>
             <w:tcMar>
               <w:top w:w="80" w:type="dxa"/>
               <w:left w:w="120" w:type="dxa"/>
               <w:bottom w:w="80" w:type="dxa"/>
               <w:right w:w="120" w:type="dxa"/>
             </w:tcMar>
-          </w:tcPr>
-          <w:p>
-            <w:r>
-              <w:rPr>
-                <w:color w:val="1A2340"/>
+            <w:shd w:val="clear" w:color="auto" w:fill="FFFFFF"/>
+            <w:tcBorders>
+              <w:top w:val="single" w:sz="4" w:space="0" w:color="D6E2EE"/>
+              <w:left w:val="single" w:sz="4" w:space="0" w:color="D6E2EE"/>
+              <w:bottom w:val="single" w:sz="4" w:space="0" w:color="D6E2EE"/>
+              <w:right w:val="single" w:sz="4" w:space="0" w:color="D6E2EE"/>
+            </w:tcBorders>
+          </w:tcPr>
+          <w:p>
+            <w:r>
+              <w:rPr>
+                <w:rFonts w:ascii="Calibri" w:hAnsi="Calibri"/>
+                <w:b w:val="0"/>
+                <w:color w:val="1F2937"/>
+                <w:sz w:val="22"/>
               </w:rPr>
               <w:t xml:space="preserve">24 september 2025</w:t>
             </w:r>
@@ -952,20 +1182,28 @@
         <w:tc>
           <w:tcPr>
             <w:tcW w:w="2410" w:type="dxa"/>
-            <w:shd w:val="clear" w:color="auto" w:fill="F2F2F2" w:themeFill="background1" w:themeFillShade="F2"/>
             <w:tcMar>
               <w:top w:w="80" w:type="dxa"/>
               <w:left w:w="120" w:type="dxa"/>
               <w:bottom w:w="80" w:type="dxa"/>
               <w:right w:w="120" w:type="dxa"/>
             </w:tcMar>
-          </w:tcPr>
-          <w:p>
-            <w:r>
-              <w:rPr>
+            <w:shd w:val="clear" w:color="auto" w:fill="FFFFFF"/>
+            <w:tcBorders>
+              <w:top w:val="single" w:sz="4" w:space="0" w:color="D6E2EE"/>
+              <w:left w:val="single" w:sz="4" w:space="0" w:color="D6E2EE"/>
+              <w:bottom w:val="single" w:sz="4" w:space="0" w:color="D6E2EE"/>
+              <w:right w:val="single" w:sz="4" w:space="0" w:color="D6E2EE"/>
+            </w:tcBorders>
+          </w:tcPr>
+          <w:p>
+            <w:r>
+              <w:rPr>
+                <w:rFonts w:ascii="Calibri" w:hAnsi="Calibri"/>
                 <w:b/>
                 <w:bCs/>
-                <w:sz w:val="20"/>
+                <w:color w:val="1F2937"/>
+                <w:sz w:val="22"/>
                 <w:szCs w:val="20"/>
               </w:rPr>
               <w:t>Geldig tot</w:t>
@@ -975,32 +1213,47 @@
         <w:tc>
           <w:tcPr>
             <w:tcW w:w="2835" w:type="dxa"/>
-            <w:shd w:val="clear" w:color="auto" w:fill="F2F2F2" w:themeFill="background1" w:themeFillShade="F2"/>
             <w:tcMar>
               <w:top w:w="80" w:type="dxa"/>
               <w:left w:w="120" w:type="dxa"/>
               <w:bottom w:w="80" w:type="dxa"/>
               <w:right w:w="120" w:type="dxa"/>
             </w:tcMar>
-          </w:tcPr>
-          <w:p>
-            <w:r>
-              <w:rPr>
-                <w:color w:val="1A2340"/>
+            <w:shd w:val="clear" w:color="auto" w:fill="FFFFFF"/>
+            <w:tcBorders>
+              <w:top w:val="single" w:sz="4" w:space="0" w:color="D6E2EE"/>
+              <w:left w:val="single" w:sz="4" w:space="0" w:color="D6E2EE"/>
+              <w:bottom w:val="single" w:sz="4" w:space="0" w:color="D6E2EE"/>
+              <w:right w:val="single" w:sz="4" w:space="0" w:color="D6E2EE"/>
+            </w:tcBorders>
+          </w:tcPr>
+          <w:p>
+            <w:r>
+              <w:rPr>
+                <w:rFonts w:ascii="Calibri" w:hAnsi="Calibri"/>
+                <w:b w:val="0"/>
+                <w:color w:val="1F2937"/>
+                <w:sz w:val="22"/>
               </w:rPr>
               <w:t xml:space="preserve">23 september 2035</w:t>
             </w:r>
             <w:proofErr w:type="spellStart"/>
             <w:r>
               <w:rPr>
-                <w:color w:val="1A2340"/>
+                <w:rFonts w:ascii="Calibri" w:hAnsi="Calibri"/>
+                <w:b w:val="0"/>
+                <w:color w:val="1F2937"/>
+                <w:sz w:val="22"/>
               </w:rPr>
               <w:t/>
             </w:r>
             <w:proofErr w:type="spellEnd"/>
             <w:r>
               <w:rPr>
-                <w:color w:val="1A2340"/>
+                <w:rFonts w:ascii="Calibri" w:hAnsi="Calibri"/>
+                <w:b w:val="0"/>
+                <w:color w:val="1F2937"/>
+                <w:sz w:val="22"/>
               </w:rPr>
               <w:t/>
             </w:r>
@@ -1011,20 +1264,28 @@
         <w:tc>
           <w:tcPr>
             <w:tcW w:w="2410" w:type="dxa"/>
-            <w:shd w:val="clear" w:color="auto" w:fill="F2F2F2" w:themeFill="background1" w:themeFillShade="F2"/>
             <w:tcMar>
               <w:top w:w="80" w:type="dxa"/>
               <w:left w:w="120" w:type="dxa"/>
               <w:bottom w:w="80" w:type="dxa"/>
               <w:right w:w="120" w:type="dxa"/>
             </w:tcMar>
-          </w:tcPr>
-          <w:p>
-            <w:r>
-              <w:rPr>
+            <w:shd w:val="clear" w:color="auto" w:fill="FFFFFF"/>
+            <w:tcBorders>
+              <w:top w:val="single" w:sz="4" w:space="0" w:color="D6E2EE"/>
+              <w:left w:val="single" w:sz="4" w:space="0" w:color="D6E2EE"/>
+              <w:bottom w:val="single" w:sz="4" w:space="0" w:color="D6E2EE"/>
+              <w:right w:val="single" w:sz="4" w:space="0" w:color="D6E2EE"/>
+            </w:tcBorders>
+          </w:tcPr>
+          <w:p>
+            <w:r>
+              <w:rPr>
+                <w:rFonts w:ascii="Calibri" w:hAnsi="Calibri"/>
                 <w:b/>
                 <w:bCs/>
-                <w:sz w:val="20"/>
+                <w:color w:val="1F2937"/>
+                <w:sz w:val="22"/>
                 <w:szCs w:val="20"/>
               </w:rPr>
               <w:t>Energiebehoefte</w:t>
@@ -1034,18 +1295,27 @@
         <w:tc>
           <w:tcPr>
             <w:tcW w:w="2835" w:type="dxa"/>
-            <w:shd w:val="clear" w:color="auto" w:fill="F2F2F2" w:themeFill="background1" w:themeFillShade="F2"/>
             <w:tcMar>
               <w:top w:w="80" w:type="dxa"/>
               <w:left w:w="120" w:type="dxa"/>
               <w:bottom w:w="80" w:type="dxa"/>
               <w:right w:w="120" w:type="dxa"/>
             </w:tcMar>
-          </w:tcPr>
-          <w:p>
-            <w:r>
-              <w:rPr>
-                <w:color w:val="1A2340"/>
+            <w:shd w:val="clear" w:color="auto" w:fill="FFFFFF"/>
+            <w:tcBorders>
+              <w:top w:val="single" w:sz="4" w:space="0" w:color="D6E2EE"/>
+              <w:left w:val="single" w:sz="4" w:space="0" w:color="D6E2EE"/>
+              <w:bottom w:val="single" w:sz="4" w:space="0" w:color="D6E2EE"/>
+              <w:right w:val="single" w:sz="4" w:space="0" w:color="D6E2EE"/>
+            </w:tcBorders>
+          </w:tcPr>
+          <w:p>
+            <w:r>
+              <w:rPr>
+                <w:rFonts w:ascii="Calibri" w:hAnsi="Calibri"/>
+                <w:b w:val="0"/>
+                <w:color w:val="1F2937"/>
+                <w:sz w:val="22"/>
               </w:rPr>
               <w:t xml:space="preserve">79.6 kWh/m².jr</w:t>
             </w:r>
@@ -1056,20 +1326,28 @@
         <w:tc>
           <w:tcPr>
             <w:tcW w:w="2410" w:type="dxa"/>
-            <w:shd w:val="clear" w:color="auto" w:fill="F2F2F2" w:themeFill="background1" w:themeFillShade="F2"/>
             <w:tcMar>
               <w:top w:w="80" w:type="dxa"/>
               <w:left w:w="120" w:type="dxa"/>
               <w:bottom w:w="80" w:type="dxa"/>
               <w:right w:w="120" w:type="dxa"/>
             </w:tcMar>
-          </w:tcPr>
-          <w:p>
-            <w:r>
-              <w:rPr>
+            <w:shd w:val="clear" w:color="auto" w:fill="FFFFFF"/>
+            <w:tcBorders>
+              <w:top w:val="single" w:sz="4" w:space="0" w:color="D6E2EE"/>
+              <w:left w:val="single" w:sz="4" w:space="0" w:color="D6E2EE"/>
+              <w:bottom w:val="single" w:sz="4" w:space="0" w:color="D6E2EE"/>
+              <w:right w:val="single" w:sz="4" w:space="0" w:color="D6E2EE"/>
+            </w:tcBorders>
+          </w:tcPr>
+          <w:p>
+            <w:r>
+              <w:rPr>
+                <w:rFonts w:ascii="Calibri" w:hAnsi="Calibri"/>
                 <w:b/>
                 <w:bCs/>
-                <w:sz w:val="20"/>
+                <w:color w:val="1F2937"/>
+                <w:sz w:val="22"/>
                 <w:szCs w:val="20"/>
               </w:rPr>
               <w:t>Warmtebehoefte</w:t>
@@ -1079,18 +1357,27 @@
         <w:tc>
           <w:tcPr>
             <w:tcW w:w="2835" w:type="dxa"/>
-            <w:shd w:val="clear" w:color="auto" w:fill="F2F2F2" w:themeFill="background1" w:themeFillShade="F2"/>
             <w:tcMar>
               <w:top w:w="80" w:type="dxa"/>
               <w:left w:w="120" w:type="dxa"/>
               <w:bottom w:w="80" w:type="dxa"/>
               <w:right w:w="120" w:type="dxa"/>
             </w:tcMar>
-          </w:tcPr>
-          <w:p>
-            <w:r>
-              <w:rPr>
-                <w:color w:val="1A2340"/>
+            <w:shd w:val="clear" w:color="auto" w:fill="FFFFFF"/>
+            <w:tcBorders>
+              <w:top w:val="single" w:sz="4" w:space="0" w:color="D6E2EE"/>
+              <w:left w:val="single" w:sz="4" w:space="0" w:color="D6E2EE"/>
+              <w:bottom w:val="single" w:sz="4" w:space="0" w:color="D6E2EE"/>
+              <w:right w:val="single" w:sz="4" w:space="0" w:color="D6E2EE"/>
+            </w:tcBorders>
+          </w:tcPr>
+          <w:p>
+            <w:r>
+              <w:rPr>
+                <w:rFonts w:ascii="Calibri" w:hAnsi="Calibri"/>
+                <w:b w:val="0"/>
+                <w:color w:val="1F2937"/>
+                <w:sz w:val="22"/>
               </w:rPr>
               <w:t xml:space="preserve">73.2 kWh/m².jr</w:t>
             </w:r>
@@ -1101,20 +1388,28 @@
         <w:tc>
           <w:tcPr>
             <w:tcW w:w="2410" w:type="dxa"/>
-            <w:shd w:val="clear" w:color="auto" w:fill="F2F2F2" w:themeFill="background1" w:themeFillShade="F2"/>
             <w:tcMar>
               <w:top w:w="80" w:type="dxa"/>
               <w:left w:w="120" w:type="dxa"/>
               <w:bottom w:w="80" w:type="dxa"/>
               <w:right w:w="120" w:type="dxa"/>
             </w:tcMar>
-          </w:tcPr>
-          <w:p>
-            <w:r>
-              <w:rPr>
+            <w:shd w:val="clear" w:color="auto" w:fill="FFFFFF"/>
+            <w:tcBorders>
+              <w:top w:val="single" w:sz="4" w:space="0" w:color="D6E2EE"/>
+              <w:left w:val="single" w:sz="4" w:space="0" w:color="D6E2EE"/>
+              <w:bottom w:val="single" w:sz="4" w:space="0" w:color="D6E2EE"/>
+              <w:right w:val="single" w:sz="4" w:space="0" w:color="D6E2EE"/>
+            </w:tcBorders>
+          </w:tcPr>
+          <w:p>
+            <w:r>
+              <w:rPr>
+                <w:rFonts w:ascii="Calibri" w:hAnsi="Calibri"/>
                 <w:b/>
                 <w:bCs/>
-                <w:sz w:val="20"/>
+                <w:color w:val="1F2937"/>
+                <w:sz w:val="22"/>
                 <w:szCs w:val="20"/>
               </w:rPr>
               <w:t>Woningtype</w:t>
@@ -1124,18 +1419,27 @@
         <w:tc>
           <w:tcPr>
             <w:tcW w:w="2835" w:type="dxa"/>
-            <w:shd w:val="clear" w:color="auto" w:fill="F2F2F2" w:themeFill="background1" w:themeFillShade="F2"/>
             <w:tcMar>
               <w:top w:w="80" w:type="dxa"/>
               <w:left w:w="120" w:type="dxa"/>
               <w:bottom w:w="80" w:type="dxa"/>
               <w:right w:w="120" w:type="dxa"/>
             </w:tcMar>
-          </w:tcPr>
-          <w:p>
-            <w:r>
-              <w:rPr>
-                <w:color w:val="1A2340"/>
+            <w:shd w:val="clear" w:color="auto" w:fill="FFFFFF"/>
+            <w:tcBorders>
+              <w:top w:val="single" w:sz="4" w:space="0" w:color="D6E2EE"/>
+              <w:left w:val="single" w:sz="4" w:space="0" w:color="D6E2EE"/>
+              <w:bottom w:val="single" w:sz="4" w:space="0" w:color="D6E2EE"/>
+              <w:right w:val="single" w:sz="4" w:space="0" w:color="D6E2EE"/>
+            </w:tcBorders>
+          </w:tcPr>
+          <w:p>
+            <w:r>
+              <w:rPr>
+                <w:rFonts w:ascii="Calibri" w:hAnsi="Calibri"/>
+                <w:b w:val="0"/>
+                <w:color w:val="1F2937"/>
+                <w:sz w:val="22"/>
               </w:rPr>
               <w:t xml:space="preserve">Rijwoning tussen</w:t>
             </w:r>
@@ -1156,7 +1460,6 @@
         <w:rPr>
           <w:i/>
           <w:iCs/>
-          <w:color w:val="5A6A85"/>
         </w:rPr>
         <w:t>Bron: Basisregistratie Adressen en Gebouwen (BAG/PDOK) en landelijke energielabelregistratie EP-Online.</w:t>
       </w:r>
@@ -1172,8 +1475,14 @@
         <w:pBdr>
           <w:bottom w:val="single" w:sz="4" w:space="4" w:color="2E6BE6"/>
         </w:pBdr>
-      </w:pPr>
-      <w:r>
+        <w:rPr>
+          <w:color w:val="5AAA00"/>
+        </w:rPr>
+      </w:pPr>
+      <w:r>
+        <w:rPr>
+          <w:color w:val="5AAA00"/>
+        </w:rPr>
         <w:t>Kenmerken van deze bouwperiode</w:t>
       </w:r>
     </w:p>
@@ -1242,12 +1551,12 @@
           <w:bottom w:val="single" w:sz="4" w:space="4" w:color="2E6BE6"/>
         </w:pBdr>
         <w:rPr>
-          <w:color w:val="2E6BE6"/>
-        </w:rPr>
-      </w:pPr>
-      <w:r>
-        <w:rPr>
-          <w:color w:val="2E6BE6"/>
+          <w:color w:val="5AAA00"/>
+        </w:rPr>
+      </w:pPr>
+      <w:r>
+        <w:rPr>
+          <w:color w:val="5AAA00"/>
         </w:rPr>
         <w:t>Kansen en verbeterpotentieel</w:t>
       </w:r>
@@ -1257,9 +1566,6 @@
         <w:spacing w:before="60" w:after="60"/>
       </w:pPr>
       <w:r>
-        <w:rPr>
-          <w:color w:val="5A6A85"/>
-        </w:rPr>
         <w:t>Een lage score betekent niet dat geen actie mogelijk is, maar dat het rendement ten opzichte van de investering doorgaans beperkter is.</w:t>
       </w:r>
     </w:p>
@@ -1294,7 +1600,7 @@
         <w:tc>
           <w:tcPr>
             <w:tcW w:w="2400" w:type="dxa"/>
-            <w:shd w:val="clear" w:color="auto" w:fill="F4F6FA"/>
+            <w:shd w:val="clear" w:color="auto" w:fill="5AAA00"/>
             <w:tcMar>
               <w:top w:w="80" w:type="dxa"/>
               <w:left w:w="120" w:type="dxa"/>
@@ -1303,11 +1609,16 @@
             </w:tcMar>
           </w:tcPr>
           <w:p>
+            <w:pPr>
+              <w:rPr>
+                <w:color w:val="FFFFFF" w:themeColor="background1"/>
+              </w:rPr>
+            </w:pPr>
             <w:r>
               <w:rPr>
                 <w:b/>
                 <w:bCs/>
-                <w:color w:val="0B1F3A"/>
+                <w:color w:val="FFFFFF" w:themeColor="background1"/>
                 <w:sz w:val="20"/>
                 <w:szCs w:val="20"/>
               </w:rPr>
@@ -1318,7 +1629,7 @@
         <w:tc>
           <w:tcPr>
             <w:tcW w:w="1400" w:type="dxa"/>
-            <w:shd w:val="clear" w:color="auto" w:fill="F4F6FA"/>
+            <w:shd w:val="clear" w:color="auto" w:fill="5AAA00"/>
             <w:tcMar>
               <w:top w:w="80" w:type="dxa"/>
               <w:left w:w="120" w:type="dxa"/>
@@ -1327,11 +1638,16 @@
             </w:tcMar>
           </w:tcPr>
           <w:p>
+            <w:pPr>
+              <w:rPr>
+                <w:color w:val="FFFFFF" w:themeColor="background1"/>
+              </w:rPr>
+            </w:pPr>
             <w:r>
               <w:rPr>
                 <w:b/>
                 <w:bCs/>
-                <w:color w:val="0B1F3A"/>
+                <w:color w:val="FFFFFF" w:themeColor="background1"/>
                 <w:sz w:val="20"/>
                 <w:szCs w:val="20"/>
               </w:rPr>
@@ -1342,7 +1658,7 @@
         <w:tc>
           <w:tcPr>
             <w:tcW w:w="5226" w:type="dxa"/>
-            <w:shd w:val="clear" w:color="auto" w:fill="F4F6FA"/>
+            <w:shd w:val="clear" w:color="auto" w:fill="5AAA00"/>
             <w:tcMar>
               <w:top w:w="80" w:type="dxa"/>
               <w:left w:w="120" w:type="dxa"/>
@@ -1351,11 +1667,16 @@
             </w:tcMar>
           </w:tcPr>
           <w:p>
+            <w:pPr>
+              <w:rPr>
+                <w:color w:val="FFFFFF" w:themeColor="background1"/>
+              </w:rPr>
+            </w:pPr>
             <w:r>
               <w:rPr>
                 <w:b/>
                 <w:bCs/>
-                <w:color w:val="0B1F3A"/>
+                <w:color w:val="FFFFFF" w:themeColor="background1"/>
                 <w:sz w:val="20"/>
                 <w:szCs w:val="20"/>
               </w:rPr>
@@ -1767,6 +2088,238 @@
     </w:tbl>
     <w:p>
       <w:pPr>
+        <w:pStyle w:val="Normal"/>
+        <w:spacing w:before="0" w:after="160"/>
+      </w:pPr>
+      <w:r>
+        <w:rPr>
+          <w:rFonts w:ascii="Calibri" w:hAnsi="Calibri" w:cs="Calibri"/>
+          <w:sz w:val="22"/>
+          <w:szCs w:val="22"/>
+        </w:rPr>
+        <w:t xml:space="preserve"/>
+      </w:r>
+    </w:p>
+    <w:p>
+      <w:pPr>
+        <w:pStyle w:val="Normal"/>
+        <w:spacing w:before="0" w:after="160"/>
+      </w:pPr>
+      <w:r>
+        <w:rPr>
+          <w:b/>
+          <w:rFonts w:ascii="Calibri" w:hAnsi="Calibri" w:cs="Calibri"/>
+          <w:sz w:val="22"/>
+          <w:szCs w:val="22"/>
+          <w:color w:val="5AAA00"/>
+        </w:rPr>
+        <w:t xml:space="preserve">Dak — score 1/5 (Goed)</w:t>
+      </w:r>
+    </w:p>
+    <w:p>
+      <w:pPr>
+        <w:pStyle w:val="Normal"/>
+        <w:spacing w:before="0" w:after="160"/>
+      </w:pPr>
+      <w:r>
+        <w:rPr>
+          <w:rFonts w:ascii="Calibri" w:hAnsi="Calibri" w:cs="Calibri"/>
+          <w:sz w:val="22"/>
+          <w:szCs w:val="22"/>
+        </w:rPr>
+        <w:t xml:space="preserve">Dakisolatie houdt opstijgende warme lucht binnen de woning vast en is daarmee een van de meest effectieve energiemaatregelen. Een slecht geïsoleerd dak is verantwoordelijk voor een groot deel van het totale warmteverlies. Uw woning lijkt te voldoen aan de standaard waardoor u op dit onderdeel weinig winst kan behalen.</w:t>
+      </w:r>
+    </w:p>
+    <w:p>
+      <w:pPr>
+        <w:pStyle w:val="Normal"/>
+        <w:spacing w:before="0" w:after="160"/>
+      </w:pPr>
+      <w:r>
+        <w:rPr>
+          <w:rFonts w:ascii="Calibri" w:hAnsi="Calibri" w:cs="Calibri"/>
+          <w:sz w:val="22"/>
+          <w:szCs w:val="22"/>
+        </w:rPr>
+        <w:t xml:space="preserve"/>
+      </w:r>
+    </w:p>
+    <w:p>
+      <w:pPr>
+        <w:pStyle w:val="Normal"/>
+        <w:spacing w:before="0" w:after="160"/>
+      </w:pPr>
+      <w:r>
+        <w:rPr>
+          <w:b/>
+          <w:rFonts w:ascii="Calibri" w:hAnsi="Calibri" w:cs="Calibri"/>
+          <w:sz w:val="22"/>
+          <w:szCs w:val="22"/>
+          <w:color w:val="5AAA00"/>
+        </w:rPr>
+        <w:t xml:space="preserve">Gevel — score 1/5 (Goed)</w:t>
+      </w:r>
+    </w:p>
+    <w:p>
+      <w:pPr>
+        <w:pStyle w:val="Normal"/>
+        <w:spacing w:before="0" w:after="160"/>
+      </w:pPr>
+      <w:r>
+        <w:rPr>
+          <w:rFonts w:ascii="Calibri" w:hAnsi="Calibri" w:cs="Calibri"/>
+          <w:sz w:val="22"/>
+          <w:szCs w:val="22"/>
+        </w:rPr>
+        <w:t xml:space="preserve">Gevelisolatie brengt een thermische laag aan in de spouw of tegen de muren om warmteverlies te beperken. Zonder isolatie ontsnapt warmte via het metselwerk en koelen binnenmuren af.</w:t>
+      </w:r>
+    </w:p>
+    <w:p>
+      <w:pPr>
+        <w:pStyle w:val="Normal"/>
+        <w:spacing w:before="0" w:after="160"/>
+      </w:pPr>
+      <w:r>
+        <w:rPr>
+          <w:rFonts w:ascii="Calibri" w:hAnsi="Calibri" w:cs="Calibri"/>
+          <w:sz w:val="22"/>
+          <w:szCs w:val="22"/>
+        </w:rPr>
+        <w:t xml:space="preserve"/>
+      </w:r>
+    </w:p>
+    <w:p>
+      <w:pPr>
+        <w:pStyle w:val="Normal"/>
+        <w:spacing w:before="0" w:after="160"/>
+      </w:pPr>
+      <w:r>
+        <w:rPr>
+          <w:b/>
+          <w:rFonts w:ascii="Calibri" w:hAnsi="Calibri" w:cs="Calibri"/>
+          <w:sz w:val="22"/>
+          <w:szCs w:val="22"/>
+          <w:color w:val="5AAA00"/>
+        </w:rPr>
+        <w:t xml:space="preserve">Vloer — score 1/5 (Goed)</w:t>
+      </w:r>
+    </w:p>
+    <w:p>
+      <w:pPr>
+        <w:pStyle w:val="Normal"/>
+        <w:spacing w:before="0" w:after="160"/>
+      </w:pPr>
+      <w:r>
+        <w:rPr>
+          <w:rFonts w:ascii="Calibri" w:hAnsi="Calibri" w:cs="Calibri"/>
+          <w:sz w:val="22"/>
+          <w:szCs w:val="22"/>
+        </w:rPr>
+        <w:t xml:space="preserve">Vloerisolatie vormt een barrière tussen de warme leefruimte en de koude grond of kruipruimte. Het stopt warmteverlies via de onderzijde en gaat optrekkend vocht uit de kruipruimte tegen.Uw woning lijkt goed geïsoleerd waardoor u op dit onderdeel weinig winst kan behalen.</w:t>
+      </w:r>
+    </w:p>
+    <w:p>
+      <w:pPr>
+        <w:pStyle w:val="Normal"/>
+        <w:spacing w:before="0" w:after="160"/>
+      </w:pPr>
+      <w:r>
+        <w:rPr>
+          <w:rFonts w:ascii="Calibri" w:hAnsi="Calibri" w:cs="Calibri"/>
+          <w:sz w:val="22"/>
+          <w:szCs w:val="22"/>
+        </w:rPr>
+        <w:t xml:space="preserve"/>
+      </w:r>
+    </w:p>
+    <w:p>
+      <w:pPr>
+        <w:pStyle w:val="Normal"/>
+        <w:spacing w:before="0" w:after="160"/>
+      </w:pPr>
+      <w:r>
+        <w:rPr>
+          <w:b/>
+          <w:rFonts w:ascii="Calibri" w:hAnsi="Calibri" w:cs="Calibri"/>
+          <w:sz w:val="22"/>
+          <w:szCs w:val="22"/>
+          <w:color w:val="5AAA00"/>
+        </w:rPr>
+        <w:t xml:space="preserve">Glas — score 1/5 (Goed)</w:t>
+      </w:r>
+    </w:p>
+    <w:p>
+      <w:pPr>
+        <w:pStyle w:val="Normal"/>
+        <w:spacing w:before="0" w:after="160"/>
+      </w:pPr>
+      <w:r>
+        <w:rPr>
+          <w:rFonts w:ascii="Calibri" w:hAnsi="Calibri" w:cs="Calibri"/>
+          <w:sz w:val="22"/>
+          <w:szCs w:val="22"/>
+        </w:rPr>
+        <w:t xml:space="preserve">Isolerend glas vervangt enkel of verouderd dubbel glas door ruiten met een warmtereflecterende coating die warmte binnenhoudt en koudeval bij de ramen voorkomt. Ramen zijn de zwakste plekken in de isolatieschil van een woning.</w:t>
+      </w:r>
+    </w:p>
+    <w:p>
+      <w:pPr>
+        <w:pStyle w:val="Normal"/>
+        <w:spacing w:before="0" w:after="160"/>
+      </w:pPr>
+      <w:r>
+        <w:rPr>
+          <w:rFonts w:ascii="Calibri" w:hAnsi="Calibri" w:cs="Calibri"/>
+          <w:sz w:val="22"/>
+          <w:szCs w:val="22"/>
+        </w:rPr>
+        <w:t xml:space="preserve"/>
+      </w:r>
+    </w:p>
+    <w:p>
+      <w:pPr>
+        <w:pStyle w:val="Normal"/>
+        <w:spacing w:before="0" w:after="160"/>
+      </w:pPr>
+      <w:r>
+        <w:rPr>
+          <w:rFonts w:ascii="Calibri" w:hAnsi="Calibri" w:cs="Calibri"/>
+          <w:sz w:val="22"/>
+          <w:szCs w:val="22"/>
+        </w:rPr>
+        <w:t xml:space="preserve">Uw woning staat er goed bij. De basis van de gebouwschil is op orde en grote isolatiemaatregelen zijn waarschijnlijk niet de eerste prioriteit. De meeste winst is in uw situatie te behalen met het optimaliseren van installaties.</w:t>
+      </w:r>
+    </w:p>
+    <w:p>
+      <w:pPr>
+        <w:pStyle w:val="Normal"/>
+        <w:spacing w:before="0" w:after="160"/>
+      </w:pPr>
+      <w:r>
+        <w:rPr>
+          <w:rFonts w:ascii="Calibri" w:hAnsi="Calibri" w:cs="Calibri"/>
+          <w:sz w:val="22"/>
+          <w:szCs w:val="22"/>
+        </w:rPr>
+        <w:t xml:space="preserve">Denk hierbij aan zonnepanelen voor het opwekken van eigen energie, een warmtepomp (of hybride oplossing) om het gasverbruik verder te verlagen, en het optimaliseren van uw verwarmingssysteem. Ook ventilatie speelt een belangrijke rol: een goed ingeregeld systeem zorgt voor comfort en voorkomt vochtproblemen. Tot slot kan batterijopslag interessant zijn om opgewekte energie efficiënter te benutten.</w:t>
+      </w:r>
+    </w:p>
+    <w:p>
+      <w:pPr>
+        <w:pStyle w:val="Normal"/>
+        <w:spacing w:before="0" w:after="160"/>
+      </w:pPr>
+      <w:r>
+        <w:rPr>
+          <w:rFonts w:ascii="Calibri" w:hAnsi="Calibri" w:cs="Calibri"/>
+          <w:sz w:val="22"/>
+          <w:szCs w:val="22"/>
+        </w:rPr>
+        <w:t xml:space="preserve">Met deze stappen zet u de volgende stap richting een energiezuinige en toekomstbestendige woning.</w:t>
+      </w:r>
+    </w:p>
+    <w:p>
+      <w:pPr>
         <w:spacing w:before="240"/>
       </w:pPr>
     </w:p>
@@ -1785,27 +2338,310 @@
     </w:p>
     <w:p>
       <w:pPr>
-        <w:spacing w:before="160" w:after="80"/>
-      </w:pPr>
-      <w:r>
         <w:rPr>
           <w:b/>
           <w:bCs/>
           <w:color w:val="2E6BE6"/>
         </w:rPr>
-        <w:t>Mogelijke a</w:t>
-      </w:r>
+      </w:pPr>
       <w:r>
         <w:rPr>
           <w:b/>
           <w:bCs/>
           <w:color w:val="2E6BE6"/>
         </w:rPr>
+        <w:br w:type="page"/>
+      </w:r>
+    </w:p>
+    <w:p>
+      <w:pPr>
+        <w:spacing w:before="160" w:after="80"/>
+        <w:rPr>
+          <w:b/>
+          <w:bCs/>
+          <w:color w:val="5AAA00"/>
+        </w:rPr>
+      </w:pPr>
+      <w:r>
+        <w:rPr>
+          <w:noProof/>
+          <w:color w:val="5AAA00"/>
+        </w:rPr>
+        <w:lastRenderedPageBreak/>
+        <w:drawing>
+          <wp:anchor distT="0" distB="0" distL="114300" distR="114300" simplePos="0" relativeHeight="251658240" behindDoc="0" locked="0" layoutInCell="1" allowOverlap="1" wp14:anchorId="3BE3A933" wp14:editId="47C5FB0D">
+            <wp:simplePos x="0" y="0"/>
+            <wp:positionH relativeFrom="column">
+              <wp:posOffset>3532401</wp:posOffset>
+            </wp:positionH>
+            <wp:positionV relativeFrom="paragraph">
+              <wp:posOffset>517</wp:posOffset>
+            </wp:positionV>
+            <wp:extent cx="1807735" cy="1818167"/>
+            <wp:effectExtent l="0" t="0" r="2540" b="0"/>
+            <wp:wrapSquare wrapText="bothSides"/>
+            <wp:docPr id="704646831" name="Afbeelding 2"/>
+            <wp:cNvGraphicFramePr>
+              <a:graphicFrameLocks xmlns:a="http://schemas.openxmlformats.org/drawingml/2006/main" noChangeAspect="1"/>
+            </wp:cNvGraphicFramePr>
+            <a:graphic xmlns:a="http://schemas.openxmlformats.org/drawingml/2006/main">
+              <a:graphicData uri="http://schemas.openxmlformats.org/drawingml/2006/picture">
+                <pic:pic xmlns:pic="http://schemas.openxmlformats.org/drawingml/2006/picture">
+                  <pic:nvPicPr>
+                    <pic:cNvPr id="704646831" name="Afbeelding 704646831"/>
+                    <pic:cNvPicPr/>
+                  </pic:nvPicPr>
+                  <pic:blipFill rotWithShape="1">
+                    <a:blip r:embed="rId7" cstate="print">
+                      <a:extLst>
+                        <a:ext uri="{28A0092B-C50C-407E-A947-70E740481C1C}">
+                          <a14:useLocalDpi xmlns:a14="http://schemas.microsoft.com/office/drawing/2010/main" val="0"/>
+                        </a:ext>
+                      </a:extLst>
+                    </a:blip>
+                    <a:srcRect l="16187" r="17559"/>
+                    <a:stretch>
+                      <a:fillRect/>
+                    </a:stretch>
+                  </pic:blipFill>
+                  <pic:spPr bwMode="auto">
+                    <a:xfrm>
+                      <a:off x="0" y="0"/>
+                      <a:ext cx="1807735" cy="1818167"/>
+                    </a:xfrm>
+                    <a:prstGeom prst="rect">
+                      <a:avLst/>
+                    </a:prstGeom>
+                    <a:ln>
+                      <a:noFill/>
+                    </a:ln>
+                    <a:extLst>
+                      <a:ext uri="{53640926-AAD7-44D8-BBD7-CCE9431645EC}">
+                        <a14:shadowObscured xmlns:a14="http://schemas.microsoft.com/office/drawing/2010/main"/>
+                      </a:ext>
+                    </a:extLst>
+                  </pic:spPr>
+                </pic:pic>
+              </a:graphicData>
+            </a:graphic>
+            <wp14:sizeRelH relativeFrom="margin">
+              <wp14:pctWidth>0</wp14:pctWidth>
+            </wp14:sizeRelH>
+            <wp14:sizeRelV relativeFrom="margin">
+              <wp14:pctHeight>0</wp14:pctHeight>
+            </wp14:sizeRelV>
+          </wp:anchor>
+        </w:drawing>
+      </w:r>
+      <w:r>
+        <w:rPr>
+          <w:b/>
+          <w:bCs/>
+          <w:color w:val="5AAA00"/>
+        </w:rPr>
+        <w:t>Mogelijke a</w:t>
+      </w:r>
+      <w:r>
+        <w:rPr>
+          <w:b/>
+          <w:bCs/>
+          <w:color w:val="5AAA00"/>
+        </w:rPr>
         <w:t>anpak</w:t>
       </w:r>
     </w:p>
     <w:p>
       <w:pPr>
+        <w:spacing w:before="160" w:after="80"/>
+      </w:pPr>
+      <w:r>
+        <w:t>Een logische aanpak volgt de isola</w:t>
+      </w:r>
+      <w:r>
+        <w:t>tietrias:</w:t>
+      </w:r>
+    </w:p>
+    <w:p>
+      <w:pPr>
+        <w:pStyle w:val="Lijstalinea"/>
+        <w:numPr>
+          <w:ilvl w:val="0"/>
+          <w:numId w:val="4"/>
+        </w:numPr>
+        <w:spacing w:before="160" w:after="80"/>
+      </w:pPr>
+      <w:r>
+        <w:t>Beperk warmteverlies door te isoleren;</w:t>
+      </w:r>
+    </w:p>
+    <w:p>
+      <w:pPr>
+        <w:pStyle w:val="Lijstalinea"/>
+        <w:numPr>
+          <w:ilvl w:val="0"/>
+          <w:numId w:val="4"/>
+        </w:numPr>
+        <w:spacing w:before="160" w:after="80"/>
+      </w:pPr>
+      <w:r>
+        <w:t>Optimaliseer het afgiftesysteem</w:t>
+      </w:r>
+      <w:r>
+        <w:t>;</w:t>
+      </w:r>
+    </w:p>
+    <w:p>
+      <w:pPr>
+        <w:pStyle w:val="Lijstalinea"/>
+        <w:numPr>
+          <w:ilvl w:val="0"/>
+          <w:numId w:val="4"/>
+        </w:numPr>
+        <w:spacing w:before="160" w:after="80"/>
+      </w:pPr>
+      <w:r>
+        <w:t>Verduurzaam de opwek door bijvoorbeeld een warmtepomp of zonnepanelen</w:t>
+      </w:r>
+      <w:r>
+        <w:t>;</w:t>
+      </w:r>
+    </w:p>
+    <w:p>
+      <w:pPr>
+        <w:spacing w:before="160" w:after="80"/>
+      </w:pPr>
+    </w:p>
+    <w:p>
+      <w:pPr>
+        <w:spacing w:before="160" w:after="80"/>
+      </w:pPr>
+      <w:r>
+        <w:rPr>
+          <w:noProof/>
+        </w:rPr>
+        <w:drawing>
+          <wp:anchor distT="0" distB="0" distL="114300" distR="114300" simplePos="0" relativeHeight="251659264" behindDoc="0" locked="0" layoutInCell="1" allowOverlap="1" wp14:anchorId="28DDBF24" wp14:editId="4190CC40">
+            <wp:simplePos x="0" y="0"/>
+            <wp:positionH relativeFrom="column">
+              <wp:posOffset>1703705</wp:posOffset>
+            </wp:positionH>
+            <wp:positionV relativeFrom="paragraph">
+              <wp:posOffset>271706</wp:posOffset>
+            </wp:positionV>
+            <wp:extent cx="2891790" cy="2397760"/>
+            <wp:effectExtent l="0" t="0" r="3810" b="2540"/>
+            <wp:wrapSquare wrapText="bothSides"/>
+            <wp:docPr id="638879154" name="Afbeelding 1"/>
+            <wp:cNvGraphicFramePr>
+              <a:graphicFrameLocks xmlns:a="http://schemas.openxmlformats.org/drawingml/2006/main" noChangeAspect="1"/>
+            </wp:cNvGraphicFramePr>
+            <a:graphic xmlns:a="http://schemas.openxmlformats.org/drawingml/2006/main">
+              <a:graphicData uri="http://schemas.openxmlformats.org/drawingml/2006/picture">
+                <pic:pic xmlns:pic="http://schemas.openxmlformats.org/drawingml/2006/picture">
+                  <pic:nvPicPr>
+                    <pic:cNvPr id="638879154" name="Afbeelding 638879154"/>
+                    <pic:cNvPicPr/>
+                  </pic:nvPicPr>
+                  <pic:blipFill rotWithShape="1">
+                    <a:blip r:embed="rId8" cstate="print">
+                      <a:extLst>
+                        <a:ext uri="{28A0092B-C50C-407E-A947-70E740481C1C}">
+                          <a14:useLocalDpi xmlns:a14="http://schemas.microsoft.com/office/drawing/2010/main" val="0"/>
+                        </a:ext>
+                      </a:extLst>
+                    </a:blip>
+                    <a:srcRect l="19600"/>
+                    <a:stretch>
+                      <a:fillRect/>
+                    </a:stretch>
+                  </pic:blipFill>
+                  <pic:spPr bwMode="auto">
+                    <a:xfrm>
+                      <a:off x="0" y="0"/>
+                      <a:ext cx="2891790" cy="2397760"/>
+                    </a:xfrm>
+                    <a:prstGeom prst="rect">
+                      <a:avLst/>
+                    </a:prstGeom>
+                    <a:ln>
+                      <a:noFill/>
+                    </a:ln>
+                    <a:extLst>
+                      <a:ext uri="{53640926-AAD7-44D8-BBD7-CCE9431645EC}">
+                        <a14:shadowObscured xmlns:a14="http://schemas.microsoft.com/office/drawing/2010/main"/>
+                      </a:ext>
+                    </a:extLst>
+                  </pic:spPr>
+                </pic:pic>
+              </a:graphicData>
+            </a:graphic>
+            <wp14:sizeRelH relativeFrom="margin">
+              <wp14:pctWidth>0</wp14:pctWidth>
+            </wp14:sizeRelH>
+            <wp14:sizeRelV relativeFrom="margin">
+              <wp14:pctHeight>0</wp14:pctHeight>
+            </wp14:sizeRelV>
+          </wp:anchor>
+        </w:drawing>
+      </w:r>
+    </w:p>
+    <w:p>
+      <w:pPr>
+        <w:spacing w:before="160" w:after="80"/>
+      </w:pPr>
+    </w:p>
+    <w:p>
+      <w:pPr>
+        <w:spacing w:before="160" w:after="80"/>
+      </w:pPr>
+    </w:p>
+    <w:p>
+      <w:pPr>
+        <w:spacing w:before="160" w:after="80"/>
+      </w:pPr>
+    </w:p>
+    <w:p>
+      <w:pPr>
+        <w:spacing w:before="160" w:after="80"/>
+      </w:pPr>
+    </w:p>
+    <w:p>
+      <w:pPr>
+        <w:spacing w:before="160" w:after="80"/>
+      </w:pPr>
+    </w:p>
+    <w:p>
+      <w:pPr>
+        <w:spacing w:before="160" w:after="80"/>
+      </w:pPr>
+    </w:p>
+    <w:p>
+      <w:pPr>
+        <w:spacing w:before="160" w:after="80"/>
+      </w:pPr>
+    </w:p>
+    <w:p>
+      <w:pPr>
+        <w:spacing w:before="160" w:after="80"/>
+      </w:pPr>
+    </w:p>
+    <w:p>
+      <w:pPr>
+        <w:spacing w:before="160" w:after="80"/>
+      </w:pPr>
+    </w:p>
+    <w:p>
+      <w:pPr>
+        <w:spacing w:before="160" w:after="80"/>
+      </w:pPr>
+    </w:p>
+    <w:p>
+      <w:pPr>
+        <w:spacing w:before="160" w:after="80"/>
+      </w:pPr>
+    </w:p>
+    <w:p>
+      <w:pPr>
         <w:spacing w:before="60" w:after="160"/>
       </w:pPr>
       <w:r>
@@ -1918,7 +2754,7 @@
         <w:rPr>
           <w:color w:val="1A2340"/>
         </w:rPr>
-        <w:t xml:space="preserve">De bovenstaande aanbevelingen zijn indicatief op basis van registratiedata. Bevestiging via foto-inspectie of een maatwerkadvies is altijd aan te raden.</w:t>
+        <w:t xml:space="preserve">De bovenstaande aanbevelingen zijn indicatief op basis van registratiedata. Maatwerkadvies door erkende bedrijven is altijd aan te raden.</w:t>
       </w:r>
     </w:p>
     <w:p>
@@ -1936,12 +2772,12 @@
           <w:bottom w:val="single" w:sz="4" w:space="4" w:color="2E6BE6"/>
         </w:pBdr>
         <w:rPr>
-          <w:color w:val="2E6BE6"/>
-        </w:rPr>
-      </w:pPr>
-      <w:r>
-        <w:rPr>
-          <w:color w:val="2E6BE6"/>
+          <w:color w:val="5AAA00"/>
+        </w:rPr>
+      </w:pPr>
+      <w:r>
+        <w:rPr>
+          <w:color w:val="5AAA00"/>
         </w:rPr>
         <w:lastRenderedPageBreak/>
         <w:t>Aandachtspunten en risico’s</w:t>
@@ -2003,6 +2839,22 @@
           <w:color w:val="1A2340"/>
         </w:rPr>
         <w:t xml:space="preserve">- Sluipverbruik: inefficiënte instellingen van ventilatiesystemen zijn de grootste verliesposten — onzichtbaar maar structureel aanwezig op de energierekening.</w:t>
+      </w:r>
+    </w:p>
+    <w:p>
+      <w:pPr>
+        <w:spacing w:before="120" w:after="120"/>
+      </w:pPr>
+    </w:p>
+    <w:p>
+      <w:pPr>
+        <w:spacing w:before="80" w:after="160"/>
+      </w:pPr>
+      <w:r>
+        <w:rPr>
+          <w:color w:val="1A2340"/>
+        </w:rPr>
+        <w:t xml:space="preserve">Bouwfysisch risico bij na-isoleren: als uw woning al (gedeeltelijk) geïsoleerd is, brengt aanvullende isolatie bouwfysische risico's met zich mee. Een verstoorde dampdiffusie of onvoldoende ventilatie kan leiden tot vocht, condensatie en schimmelvorming in de constructie — schade die niet altijd direct zichtbaar is maar de constructie ernstig kan aantasten. Laat een erkend bedrijf of bouwfysisch adviseur daarom altijd eerst een technisch onderzoek uitvoeren voordat u overgaat tot na-isoleren.</w:t>
       </w:r>
     </w:p>
     <w:p>
@@ -2036,42 +2888,46 @@
           <w:bottom w:val="single" w:sz="4" w:space="4" w:color="2E6BE6"/>
         </w:pBdr>
         <w:rPr>
-          <w:color w:val="2E6BE6"/>
-        </w:rPr>
-      </w:pPr>
-      <w:r>
-        <w:rPr>
-          <w:color w:val="2E6BE6"/>
+          <w:color w:val="5AAA00"/>
+        </w:rPr>
+      </w:pPr>
+      <w:r>
+        <w:rPr>
+          <w:color w:val="5AAA00"/>
         </w:rPr>
         <w:t>Mogelijk relevante subsidies</w:t>
       </w:r>
     </w:p>
     <w:tbl>
       <w:tblPr>
-        <w:tblW w:type="auto" w:w="0"/>
+        <w:tblW w:w="9026" w:type="dxa"/>
         <w:tblLook w:firstColumn="1" w:firstRow="1" w:lastColumn="0" w:lastRow="0" w:noHBand="0" w:noVBand="1" w:val="04A0"/>
       </w:tblPr>
       <w:tblGrid>
-        <w:gridCol w:w="1928"/>
-        <w:gridCol w:w="1928"/>
-        <w:gridCol w:w="1928"/>
-        <w:gridCol w:w="1928"/>
-        <w:gridCol w:w="1928"/>
+        <w:gridCol w:w="3200"/>
+        <w:gridCol w:w="1456"/>
+        <w:gridCol w:w="1457"/>
+        <w:gridCol w:w="1457"/>
+        <w:gridCol w:w="1456"/>
       </w:tblGrid>
       <w:tr>
-        <w:tc>
-          <w:tcPr>
-            <w:tcW w:type="dxa" w:w="1928"/>
-            <w:shd w:val="clear" w:color="auto" w:fill="0B1F3A"/>
-          </w:tcPr>
-          <w:p>
-            <w:r/>
-            <w:r>
-              <w:rPr>
+        <w:trPr>
+          <w:trHeight w:val="400" w:hRule="atLeast"/>
+        </w:trPr>
+        <w:tc>
+          <w:tcPr>
+            <w:tcW w:w="3200" w:type="dxa"/>
+            <w:shd w:val="clear" w:color="auto" w:fill="5AAA00"/>
+          </w:tcPr>
+          <w:p>
+            <w:r/>
+            <w:r>
+              <w:rPr>
+                <w:rFonts w:ascii="Calibri" w:hAnsi="Calibri"/>
                 <w:b/>
                 <w:i w:val="0"/>
                 <w:color w:val="FFFFFF"/>
-                <w:sz w:val="18"/>
+                <w:sz w:val="22"/>
               </w:rPr>
               <w:t>Maatregel</w:t>
             </w:r>
@@ -2079,17 +2935,18 @@
         </w:tc>
         <w:tc>
           <w:tcPr>
-            <w:tcW w:type="dxa" w:w="1928"/>
-            <w:shd w:val="clear" w:color="auto" w:fill="0B1F3A"/>
-          </w:tcPr>
-          <w:p>
-            <w:r/>
-            <w:r>
-              <w:rPr>
+            <w:tcW w:w="1456" w:type="dxa"/>
+            <w:shd w:val="clear" w:color="auto" w:fill="5AAA00"/>
+          </w:tcPr>
+          <w:p>
+            <w:r/>
+            <w:r>
+              <w:rPr>
+                <w:rFonts w:ascii="Calibri" w:hAnsi="Calibri"/>
                 <w:b/>
                 <w:i w:val="0"/>
                 <w:color w:val="FFFFFF"/>
-                <w:sz w:val="18"/>
+                <w:sz w:val="22"/>
               </w:rPr>
               <w:t>Enkelvoudig</w:t>
             </w:r>
@@ -2097,17 +2954,18 @@
         </w:tc>
         <w:tc>
           <w:tcPr>
-            <w:tcW w:type="dxa" w:w="1928"/>
-            <w:shd w:val="clear" w:color="auto" w:fill="0B1F3A"/>
-          </w:tcPr>
-          <w:p>
-            <w:r/>
-            <w:r>
-              <w:rPr>
+            <w:tcW w:w="1457" w:type="dxa"/>
+            <w:shd w:val="clear" w:color="auto" w:fill="5AAA00"/>
+          </w:tcPr>
+          <w:p>
+            <w:r/>
+            <w:r>
+              <w:rPr>
+                <w:rFonts w:ascii="Calibri" w:hAnsi="Calibri"/>
                 <w:b/>
                 <w:i w:val="0"/>
                 <w:color w:val="FFFFFF"/>
-                <w:sz w:val="18"/>
+                <w:sz w:val="22"/>
               </w:rPr>
               <w:t>Meervoudig</w:t>
             </w:r>
@@ -2115,17 +2973,18 @@
         </w:tc>
         <w:tc>
           <w:tcPr>
-            <w:tcW w:type="dxa" w:w="1928"/>
-            <w:shd w:val="clear" w:color="auto" w:fill="0B1F3A"/>
-          </w:tcPr>
-          <w:p>
-            <w:r/>
-            <w:r>
-              <w:rPr>
+            <w:tcW w:w="1457" w:type="dxa"/>
+            <w:shd w:val="clear" w:color="auto" w:fill="5AAA00"/>
+          </w:tcPr>
+          <w:p>
+            <w:r/>
+            <w:r>
+              <w:rPr>
+                <w:rFonts w:ascii="Calibri" w:hAnsi="Calibri"/>
                 <w:b/>
                 <w:i w:val="0"/>
                 <w:color w:val="FFFFFF"/>
-                <w:sz w:val="18"/>
+                <w:sz w:val="22"/>
               </w:rPr>
               <w:t>Biobased bonus</w:t>
             </w:r>
@@ -2133,17 +2992,18 @@
         </w:tc>
         <w:tc>
           <w:tcPr>
-            <w:tcW w:type="dxa" w:w="1928"/>
-            <w:shd w:val="clear" w:color="auto" w:fill="0B1F3A"/>
-          </w:tcPr>
-          <w:p>
-            <w:r/>
-            <w:r>
-              <w:rPr>
+            <w:tcW w:w="1456" w:type="dxa"/>
+            <w:shd w:val="clear" w:color="auto" w:fill="5AAA00"/>
+          </w:tcPr>
+          <w:p>
+            <w:r/>
+            <w:r>
+              <w:rPr>
+                <w:rFonts w:ascii="Calibri" w:hAnsi="Calibri"/>
                 <w:b/>
                 <w:i w:val="0"/>
                 <w:color w:val="FFFFFF"/>
-                <w:sz w:val="18"/>
+                <w:sz w:val="22"/>
               </w:rPr>
               <w:t>Min. Rc/Rd</w:t>
             </w:r>
@@ -2151,19 +3011,23 @@
         </w:tc>
       </w:tr>
       <w:tr>
-        <w:tc>
-          <w:tcPr>
-            <w:tcW w:type="dxa" w:w="1928"/>
-            <w:shd w:val="clear" w:color="auto" w:fill="FFF8E6"/>
-          </w:tcPr>
-          <w:p>
-            <w:r/>
-            <w:r>
-              <w:rPr>
+        <w:trPr>
+          <w:trHeight w:val="400" w:hRule="atLeast"/>
+        </w:trPr>
+        <w:tc>
+          <w:tcPr>
+            <w:tcW w:type="dxa" w:w="3200"/>
+            <w:shd w:val="clear" w:color="auto" w:fill="FFFFFF"/>
+          </w:tcPr>
+          <w:p>
+            <w:r/>
+            <w:r>
+              <w:rPr>
+                <w:rFonts w:ascii="Calibri" w:hAnsi="Calibri"/>
                 <w:b/>
                 <w:i w:val="0"/>
                 <w:color w:val="1D1D1B"/>
-                <w:sz w:val="18"/>
+                <w:sz w:val="22"/>
               </w:rPr>
               <w:t>Gevelisolatie (binnen/buiten)</w:t>
             </w:r>
@@ -2171,17 +3035,18 @@
         </w:tc>
         <w:tc>
           <w:tcPr>
-            <w:tcW w:type="dxa" w:w="1928"/>
-            <w:shd w:val="clear" w:color="auto" w:fill="FFF8E6"/>
-          </w:tcPr>
-          <w:p>
-            <w:r/>
-            <w:r>
-              <w:rPr>
+            <w:tcW w:type="dxa" w:w="1456"/>
+            <w:shd w:val="clear" w:color="auto" w:fill="FFFFFF"/>
+          </w:tcPr>
+          <w:p>
+            <w:r/>
+            <w:r>
+              <w:rPr>
+                <w:rFonts w:ascii="Calibri" w:hAnsi="Calibri"/>
                 <w:b w:val="0"/>
                 <w:i w:val="0"/>
                 <w:color w:val="1D1D1B"/>
-                <w:sz w:val="18"/>
+                <w:sz w:val="22"/>
               </w:rPr>
               <w:t>€ 10.13/m²</w:t>
             </w:r>
@@ -2189,17 +3054,18 @@
         </w:tc>
         <w:tc>
           <w:tcPr>
-            <w:tcW w:type="dxa" w:w="1928"/>
-            <w:shd w:val="clear" w:color="auto" w:fill="FFF8E6"/>
-          </w:tcPr>
-          <w:p>
-            <w:r/>
-            <w:r>
-              <w:rPr>
+            <w:tcW w:type="dxa" w:w="1457"/>
+            <w:shd w:val="clear" w:color="auto" w:fill="FFFFFF"/>
+          </w:tcPr>
+          <w:p>
+            <w:r/>
+            <w:r>
+              <w:rPr>
+                <w:rFonts w:ascii="Calibri" w:hAnsi="Calibri"/>
                 <w:b/>
                 <w:i w:val="0"/>
                 <w:color w:val="1D1D1B"/>
-                <w:sz w:val="18"/>
+                <w:sz w:val="22"/>
               </w:rPr>
               <w:t>€ 20.25/m²</w:t>
             </w:r>
@@ -2207,17 +3073,18 @@
         </w:tc>
         <w:tc>
           <w:tcPr>
-            <w:tcW w:type="dxa" w:w="1928"/>
-            <w:shd w:val="clear" w:color="auto" w:fill="FFF8E6"/>
-          </w:tcPr>
-          <w:p>
-            <w:r/>
-            <w:r>
-              <w:rPr>
+            <w:tcW w:type="dxa" w:w="1457"/>
+            <w:shd w:val="clear" w:color="auto" w:fill="FFFFFF"/>
+          </w:tcPr>
+          <w:p>
+            <w:r/>
+            <w:r>
+              <w:rPr>
+                <w:rFonts w:ascii="Calibri" w:hAnsi="Calibri"/>
                 <w:b w:val="0"/>
                 <w:i w:val="0"/>
                 <w:color w:val="1D1D1B"/>
-                <w:sz w:val="18"/>
+                <w:sz w:val="22"/>
               </w:rPr>
               <w:t>+ € 6.00/m²</w:t>
             </w:r>
@@ -2225,17 +3092,18 @@
         </w:tc>
         <w:tc>
           <w:tcPr>
-            <w:tcW w:type="dxa" w:w="1928"/>
-            <w:shd w:val="clear" w:color="auto" w:fill="FFF8E6"/>
-          </w:tcPr>
-          <w:p>
-            <w:r/>
-            <w:r>
-              <w:rPr>
+            <w:tcW w:type="dxa" w:w="1456"/>
+            <w:shd w:val="clear" w:color="auto" w:fill="FFFFFF"/>
+          </w:tcPr>
+          <w:p>
+            <w:r/>
+            <w:r>
+              <w:rPr>
+                <w:rFonts w:ascii="Calibri" w:hAnsi="Calibri"/>
                 <w:b w:val="0"/>
                 <w:i w:val="0"/>
                 <w:color w:val="1D1D1B"/>
-                <w:sz w:val="18"/>
+                <w:sz w:val="22"/>
               </w:rPr>
               <w:t>Rc ≥ 3,5 / Rd ≥ 2,5 m²K/W</w:t>
             </w:r>
@@ -2243,19 +3111,23 @@
         </w:tc>
       </w:tr>
       <w:tr>
-        <w:tc>
-          <w:tcPr>
-            <w:tcW w:type="dxa" w:w="1928"/>
-            <w:shd w:val="clear" w:color="auto" w:fill="FFF8E6"/>
-          </w:tcPr>
-          <w:p>
-            <w:r/>
-            <w:r>
-              <w:rPr>
+        <w:trPr>
+          <w:trHeight w:val="400" w:hRule="atLeast"/>
+        </w:trPr>
+        <w:tc>
+          <w:tcPr>
+            <w:tcW w:type="dxa" w:w="3200"/>
+            <w:shd w:val="clear" w:color="auto" w:fill="FFFFFF"/>
+          </w:tcPr>
+          <w:p>
+            <w:r/>
+            <w:r>
+              <w:rPr>
+                <w:rFonts w:ascii="Calibri" w:hAnsi="Calibri"/>
                 <w:b/>
                 <w:i w:val="0"/>
                 <w:color w:val="1D1D1B"/>
-                <w:sz w:val="18"/>
+                <w:sz w:val="22"/>
               </w:rPr>
               <w:t>Dakisolatie</w:t>
             </w:r>
@@ -2263,17 +3135,18 @@
         </w:tc>
         <w:tc>
           <w:tcPr>
-            <w:tcW w:type="dxa" w:w="1928"/>
-            <w:shd w:val="clear" w:color="auto" w:fill="FFF8E6"/>
-          </w:tcPr>
-          <w:p>
-            <w:r/>
-            <w:r>
-              <w:rPr>
+            <w:tcW w:type="dxa" w:w="1456"/>
+            <w:shd w:val="clear" w:color="auto" w:fill="FFFFFF"/>
+          </w:tcPr>
+          <w:p>
+            <w:r/>
+            <w:r>
+              <w:rPr>
+                <w:rFonts w:ascii="Calibri" w:hAnsi="Calibri"/>
                 <w:b w:val="0"/>
                 <w:i w:val="0"/>
                 <w:color w:val="1D1D1B"/>
-                <w:sz w:val="18"/>
+                <w:sz w:val="22"/>
               </w:rPr>
               <w:t>€ 8.13/m²</w:t>
             </w:r>
@@ -2281,17 +3154,18 @@
         </w:tc>
         <w:tc>
           <w:tcPr>
-            <w:tcW w:type="dxa" w:w="1928"/>
-            <w:shd w:val="clear" w:color="auto" w:fill="FFF8E6"/>
-          </w:tcPr>
-          <w:p>
-            <w:r/>
-            <w:r>
-              <w:rPr>
+            <w:tcW w:type="dxa" w:w="1457"/>
+            <w:shd w:val="clear" w:color="auto" w:fill="FFFFFF"/>
+          </w:tcPr>
+          <w:p>
+            <w:r/>
+            <w:r>
+              <w:rPr>
+                <w:rFonts w:ascii="Calibri" w:hAnsi="Calibri"/>
                 <w:b/>
                 <w:i w:val="0"/>
                 <w:color w:val="1D1D1B"/>
-                <w:sz w:val="18"/>
+                <w:sz w:val="22"/>
               </w:rPr>
               <w:t>€ 16.25/m²</w:t>
             </w:r>
@@ -2299,17 +3173,18 @@
         </w:tc>
         <w:tc>
           <w:tcPr>
-            <w:tcW w:type="dxa" w:w="1928"/>
-            <w:shd w:val="clear" w:color="auto" w:fill="FFF8E6"/>
-          </w:tcPr>
-          <w:p>
-            <w:r/>
-            <w:r>
-              <w:rPr>
+            <w:tcW w:type="dxa" w:w="1457"/>
+            <w:shd w:val="clear" w:color="auto" w:fill="FFFFFF"/>
+          </w:tcPr>
+          <w:p>
+            <w:r/>
+            <w:r>
+              <w:rPr>
+                <w:rFonts w:ascii="Calibri" w:hAnsi="Calibri"/>
                 <w:b w:val="0"/>
                 <w:i w:val="0"/>
                 <w:color w:val="1D1D1B"/>
-                <w:sz w:val="18"/>
+                <w:sz w:val="22"/>
               </w:rPr>
               <w:t>+ € 5.00/m²</w:t>
             </w:r>
@@ -2317,17 +3192,18 @@
         </w:tc>
         <w:tc>
           <w:tcPr>
-            <w:tcW w:type="dxa" w:w="1928"/>
-            <w:shd w:val="clear" w:color="auto" w:fill="FFF8E6"/>
-          </w:tcPr>
-          <w:p>
-            <w:r/>
-            <w:r>
-              <w:rPr>
+            <w:tcW w:type="dxa" w:w="1456"/>
+            <w:shd w:val="clear" w:color="auto" w:fill="FFFFFF"/>
+          </w:tcPr>
+          <w:p>
+            <w:r/>
+            <w:r>
+              <w:rPr>
+                <w:rFonts w:ascii="Calibri" w:hAnsi="Calibri"/>
                 <w:b w:val="0"/>
                 <w:i w:val="0"/>
                 <w:color w:val="1D1D1B"/>
-                <w:sz w:val="18"/>
+                <w:sz w:val="22"/>
               </w:rPr>
               <w:t>Rc ≥ 3,5 m²K/W</w:t>
             </w:r>
@@ -2335,18 +3211,22 @@
         </w:tc>
       </w:tr>
       <w:tr>
-        <w:tc>
-          <w:tcPr>
-            <w:tcW w:type="dxa" w:w="1928"/>
-          </w:tcPr>
-          <w:p>
-            <w:r/>
-            <w:r>
-              <w:rPr>
+        <w:trPr>
+          <w:trHeight w:val="400" w:hRule="atLeast"/>
+        </w:trPr>
+        <w:tc>
+          <w:tcPr>
+            <w:tcW w:type="dxa" w:w="3200"/>
+          </w:tcPr>
+          <w:p>
+            <w:r/>
+            <w:r>
+              <w:rPr>
+                <w:rFonts w:ascii="Calibri" w:hAnsi="Calibri"/>
                 <w:b w:val="0"/>
                 <w:i w:val="0"/>
                 <w:color w:val="999999"/>
-                <w:sz w:val="18"/>
+                <w:sz w:val="22"/>
               </w:rPr>
               <w:t>Zoldervloerisolatie</w:t>
             </w:r>
@@ -2354,16 +3234,17 @@
         </w:tc>
         <w:tc>
           <w:tcPr>
-            <w:tcW w:type="dxa" w:w="1928"/>
-          </w:tcPr>
-          <w:p>
-            <w:r/>
-            <w:r>
-              <w:rPr>
+            <w:tcW w:type="dxa" w:w="1456"/>
+          </w:tcPr>
+          <w:p>
+            <w:r/>
+            <w:r>
+              <w:rPr>
+                <w:rFonts w:ascii="Calibri" w:hAnsi="Calibri"/>
                 <w:b w:val="0"/>
                 <w:i w:val="0"/>
                 <w:color w:val="999999"/>
-                <w:sz w:val="18"/>
+                <w:sz w:val="22"/>
               </w:rPr>
               <w:t>€ 2.00/m²</w:t>
             </w:r>
@@ -2371,16 +3252,17 @@
         </w:tc>
         <w:tc>
           <w:tcPr>
-            <w:tcW w:type="dxa" w:w="1928"/>
-          </w:tcPr>
-          <w:p>
-            <w:r/>
-            <w:r>
-              <w:rPr>
+            <w:tcW w:type="dxa" w:w="1457"/>
+          </w:tcPr>
+          <w:p>
+            <w:r/>
+            <w:r>
+              <w:rPr>
+                <w:rFonts w:ascii="Calibri" w:hAnsi="Calibri"/>
                 <w:b w:val="0"/>
                 <w:i w:val="0"/>
                 <w:color w:val="999999"/>
-                <w:sz w:val="18"/>
+                <w:sz w:val="22"/>
               </w:rPr>
               <w:t>€ 4.00/m²</w:t>
             </w:r>
@@ -2388,16 +3270,17 @@
         </w:tc>
         <w:tc>
           <w:tcPr>
-            <w:tcW w:type="dxa" w:w="1928"/>
-          </w:tcPr>
-          <w:p>
-            <w:r/>
-            <w:r>
-              <w:rPr>
+            <w:tcW w:type="dxa" w:w="1457"/>
+          </w:tcPr>
+          <w:p>
+            <w:r/>
+            <w:r>
+              <w:rPr>
+                <w:rFonts w:ascii="Calibri" w:hAnsi="Calibri"/>
                 <w:b w:val="0"/>
                 <w:i w:val="0"/>
                 <w:color w:val="999999"/>
-                <w:sz w:val="18"/>
+                <w:sz w:val="22"/>
               </w:rPr>
               <w:t>+ € 1.50/m²</w:t>
             </w:r>
@@ -2405,16 +3288,17 @@
         </w:tc>
         <w:tc>
           <w:tcPr>
-            <w:tcW w:type="dxa" w:w="1928"/>
-          </w:tcPr>
-          <w:p>
-            <w:r/>
-            <w:r>
-              <w:rPr>
+            <w:tcW w:type="dxa" w:w="1456"/>
+          </w:tcPr>
+          <w:p>
+            <w:r/>
+            <w:r>
+              <w:rPr>
+                <w:rFonts w:ascii="Calibri" w:hAnsi="Calibri"/>
                 <w:b w:val="0"/>
                 <w:i w:val="0"/>
                 <w:color w:val="999999"/>
-                <w:sz w:val="18"/>
+                <w:sz w:val="22"/>
               </w:rPr>
               <w:t>Rc ≥ 3,5 m²K/W</w:t>
             </w:r>
@@ -2422,19 +3306,23 @@
         </w:tc>
       </w:tr>
       <w:tr>
-        <w:tc>
-          <w:tcPr>
-            <w:tcW w:type="dxa" w:w="1928"/>
-            <w:shd w:val="clear" w:color="auto" w:fill="FFF8E6"/>
-          </w:tcPr>
-          <w:p>
-            <w:r/>
-            <w:r>
-              <w:rPr>
+        <w:trPr>
+          <w:trHeight w:val="400" w:hRule="atLeast"/>
+        </w:trPr>
+        <w:tc>
+          <w:tcPr>
+            <w:tcW w:type="dxa" w:w="3200"/>
+            <w:shd w:val="clear" w:color="auto" w:fill="FFFFFF"/>
+          </w:tcPr>
+          <w:p>
+            <w:r/>
+            <w:r>
+              <w:rPr>
+                <w:rFonts w:ascii="Calibri" w:hAnsi="Calibri"/>
                 <w:b/>
                 <w:i w:val="0"/>
                 <w:color w:val="1D1D1B"/>
-                <w:sz w:val="18"/>
+                <w:sz w:val="22"/>
               </w:rPr>
               <w:t>Spouwmuurisolatie</w:t>
             </w:r>
@@ -2442,17 +3330,18 @@
         </w:tc>
         <w:tc>
           <w:tcPr>
-            <w:tcW w:type="dxa" w:w="1928"/>
-            <w:shd w:val="clear" w:color="auto" w:fill="FFF8E6"/>
-          </w:tcPr>
-          <w:p>
-            <w:r/>
-            <w:r>
-              <w:rPr>
+            <w:tcW w:type="dxa" w:w="1456"/>
+            <w:shd w:val="clear" w:color="auto" w:fill="FFFFFF"/>
+          </w:tcPr>
+          <w:p>
+            <w:r/>
+            <w:r>
+              <w:rPr>
+                <w:rFonts w:ascii="Calibri" w:hAnsi="Calibri"/>
                 <w:b w:val="0"/>
                 <w:i w:val="0"/>
                 <w:color w:val="1D1D1B"/>
-                <w:sz w:val="18"/>
+                <w:sz w:val="22"/>
               </w:rPr>
               <w:t>€ 2.63/m²</w:t>
             </w:r>
@@ -2460,17 +3349,18 @@
         </w:tc>
         <w:tc>
           <w:tcPr>
-            <w:tcW w:type="dxa" w:w="1928"/>
-            <w:shd w:val="clear" w:color="auto" w:fill="FFF8E6"/>
-          </w:tcPr>
-          <w:p>
-            <w:r/>
-            <w:r>
-              <w:rPr>
+            <w:tcW w:type="dxa" w:w="1457"/>
+            <w:shd w:val="clear" w:color="auto" w:fill="FFFFFF"/>
+          </w:tcPr>
+          <w:p>
+            <w:r/>
+            <w:r>
+              <w:rPr>
+                <w:rFonts w:ascii="Calibri" w:hAnsi="Calibri"/>
                 <w:b/>
                 <w:i w:val="0"/>
                 <w:color w:val="1D1D1B"/>
-                <w:sz w:val="18"/>
+                <w:sz w:val="22"/>
               </w:rPr>
               <w:t>€ 5.25/m²</w:t>
             </w:r>
@@ -2478,17 +3368,18 @@
         </w:tc>
         <w:tc>
           <w:tcPr>
-            <w:tcW w:type="dxa" w:w="1928"/>
-            <w:shd w:val="clear" w:color="auto" w:fill="FFF8E6"/>
-          </w:tcPr>
-          <w:p>
-            <w:r/>
-            <w:r>
-              <w:rPr>
+            <w:tcW w:type="dxa" w:w="1457"/>
+            <w:shd w:val="clear" w:color="auto" w:fill="FFFFFF"/>
+          </w:tcPr>
+          <w:p>
+            <w:r/>
+            <w:r>
+              <w:rPr>
+                <w:rFonts w:ascii="Calibri" w:hAnsi="Calibri"/>
                 <w:b w:val="0"/>
                 <w:i w:val="0"/>
                 <w:color w:val="1D1D1B"/>
-                <w:sz w:val="18"/>
+                <w:sz w:val="22"/>
               </w:rPr>
               <w:t>+ € 1.50/m²</w:t>
             </w:r>
@@ -2496,17 +3387,18 @@
         </w:tc>
         <w:tc>
           <w:tcPr>
-            <w:tcW w:type="dxa" w:w="1928"/>
-            <w:shd w:val="clear" w:color="auto" w:fill="FFF8E6"/>
-          </w:tcPr>
-          <w:p>
-            <w:r/>
-            <w:r>
-              <w:rPr>
+            <w:tcW w:type="dxa" w:w="1456"/>
+            <w:shd w:val="clear" w:color="auto" w:fill="FFFFFF"/>
+          </w:tcPr>
+          <w:p>
+            <w:r/>
+            <w:r>
+              <w:rPr>
+                <w:rFonts w:ascii="Calibri" w:hAnsi="Calibri"/>
                 <w:b w:val="0"/>
                 <w:i w:val="0"/>
                 <w:color w:val="1D1D1B"/>
-                <w:sz w:val="18"/>
+                <w:sz w:val="22"/>
               </w:rPr>
               <w:t>Rc ≥ 1,1 m²K/W</w:t>
             </w:r>
@@ -2514,19 +3406,23 @@
         </w:tc>
       </w:tr>
       <w:tr>
-        <w:tc>
-          <w:tcPr>
-            <w:tcW w:type="dxa" w:w="1928"/>
-            <w:shd w:val="clear" w:color="auto" w:fill="FFF8E6"/>
-          </w:tcPr>
-          <w:p>
-            <w:r/>
-            <w:r>
-              <w:rPr>
+        <w:trPr>
+          <w:trHeight w:val="400" w:hRule="atLeast"/>
+        </w:trPr>
+        <w:tc>
+          <w:tcPr>
+            <w:tcW w:type="dxa" w:w="3200"/>
+            <w:shd w:val="clear" w:color="auto" w:fill="FFFFFF"/>
+          </w:tcPr>
+          <w:p>
+            <w:r/>
+            <w:r>
+              <w:rPr>
+                <w:rFonts w:ascii="Calibri" w:hAnsi="Calibri"/>
                 <w:b/>
                 <w:i w:val="0"/>
                 <w:color w:val="1D1D1B"/>
-                <w:sz w:val="18"/>
+                <w:sz w:val="22"/>
               </w:rPr>
               <w:t>Vloerisolatie</w:t>
             </w:r>
@@ -2534,17 +3430,18 @@
         </w:tc>
         <w:tc>
           <w:tcPr>
-            <w:tcW w:type="dxa" w:w="1928"/>
-            <w:shd w:val="clear" w:color="auto" w:fill="FFF8E6"/>
-          </w:tcPr>
-          <w:p>
-            <w:r/>
-            <w:r>
-              <w:rPr>
+            <w:tcW w:type="dxa" w:w="1456"/>
+            <w:shd w:val="clear" w:color="auto" w:fill="FFFFFF"/>
+          </w:tcPr>
+          <w:p>
+            <w:r/>
+            <w:r>
+              <w:rPr>
+                <w:rFonts w:ascii="Calibri" w:hAnsi="Calibri"/>
                 <w:b w:val="0"/>
                 <w:i w:val="0"/>
                 <w:color w:val="1D1D1B"/>
-                <w:sz w:val="18"/>
+                <w:sz w:val="22"/>
               </w:rPr>
               <w:t>€ 2.75/m²</w:t>
             </w:r>
@@ -2552,17 +3449,18 @@
         </w:tc>
         <w:tc>
           <w:tcPr>
-            <w:tcW w:type="dxa" w:w="1928"/>
-            <w:shd w:val="clear" w:color="auto" w:fill="FFF8E6"/>
-          </w:tcPr>
-          <w:p>
-            <w:r/>
-            <w:r>
-              <w:rPr>
+            <w:tcW w:type="dxa" w:w="1457"/>
+            <w:shd w:val="clear" w:color="auto" w:fill="FFFFFF"/>
+          </w:tcPr>
+          <w:p>
+            <w:r/>
+            <w:r>
+              <w:rPr>
+                <w:rFonts w:ascii="Calibri" w:hAnsi="Calibri"/>
                 <w:b/>
                 <w:i w:val="0"/>
                 <w:color w:val="1D1D1B"/>
-                <w:sz w:val="18"/>
+                <w:sz w:val="22"/>
               </w:rPr>
               <w:t>€ 5.50/m²</w:t>
             </w:r>
@@ -2570,17 +3468,18 @@
         </w:tc>
         <w:tc>
           <w:tcPr>
-            <w:tcW w:type="dxa" w:w="1928"/>
-            <w:shd w:val="clear" w:color="auto" w:fill="FFF8E6"/>
-          </w:tcPr>
-          <w:p>
-            <w:r/>
-            <w:r>
-              <w:rPr>
+            <w:tcW w:type="dxa" w:w="1457"/>
+            <w:shd w:val="clear" w:color="auto" w:fill="FFFFFF"/>
+          </w:tcPr>
+          <w:p>
+            <w:r/>
+            <w:r>
+              <w:rPr>
+                <w:rFonts w:ascii="Calibri" w:hAnsi="Calibri"/>
                 <w:b w:val="0"/>
                 <w:i w:val="0"/>
                 <w:color w:val="1D1D1B"/>
-                <w:sz w:val="18"/>
+                <w:sz w:val="22"/>
               </w:rPr>
               <w:t>+ € 2.00/m²</w:t>
             </w:r>
@@ -2588,17 +3487,18 @@
         </w:tc>
         <w:tc>
           <w:tcPr>
-            <w:tcW w:type="dxa" w:w="1928"/>
-            <w:shd w:val="clear" w:color="auto" w:fill="FFF8E6"/>
-          </w:tcPr>
-          <w:p>
-            <w:r/>
-            <w:r>
-              <w:rPr>
+            <w:tcW w:type="dxa" w:w="1456"/>
+            <w:shd w:val="clear" w:color="auto" w:fill="FFFFFF"/>
+          </w:tcPr>
+          <w:p>
+            <w:r/>
+            <w:r>
+              <w:rPr>
+                <w:rFonts w:ascii="Calibri" w:hAnsi="Calibri"/>
                 <w:b w:val="0"/>
                 <w:i w:val="0"/>
                 <w:color w:val="1D1D1B"/>
-                <w:sz w:val="18"/>
+                <w:sz w:val="22"/>
               </w:rPr>
               <w:t>Rc ≥ 3,5 m²K/W</w:t>
             </w:r>
@@ -2606,18 +3506,22 @@
         </w:tc>
       </w:tr>
       <w:tr>
-        <w:tc>
-          <w:tcPr>
-            <w:tcW w:type="dxa" w:w="1928"/>
-          </w:tcPr>
-          <w:p>
-            <w:r/>
-            <w:r>
-              <w:rPr>
+        <w:trPr>
+          <w:trHeight w:val="400" w:hRule="atLeast"/>
+        </w:trPr>
+        <w:tc>
+          <w:tcPr>
+            <w:tcW w:type="dxa" w:w="3200"/>
+          </w:tcPr>
+          <w:p>
+            <w:r/>
+            <w:r>
+              <w:rPr>
+                <w:rFonts w:ascii="Calibri" w:hAnsi="Calibri"/>
                 <w:b w:val="0"/>
                 <w:i w:val="0"/>
                 <w:color w:val="999999"/>
-                <w:sz w:val="18"/>
+                <w:sz w:val="22"/>
               </w:rPr>
               <w:t>Bodemisolatie (kruipruimte)</w:t>
             </w:r>
@@ -2625,16 +3529,17 @@
         </w:tc>
         <w:tc>
           <w:tcPr>
-            <w:tcW w:type="dxa" w:w="1928"/>
-          </w:tcPr>
-          <w:p>
-            <w:r/>
-            <w:r>
-              <w:rPr>
+            <w:tcW w:type="dxa" w:w="1456"/>
+          </w:tcPr>
+          <w:p>
+            <w:r/>
+            <w:r>
+              <w:rPr>
+                <w:rFonts w:ascii="Calibri" w:hAnsi="Calibri"/>
                 <w:b w:val="0"/>
                 <w:i w:val="0"/>
                 <w:color w:val="999999"/>
-                <w:sz w:val="18"/>
+                <w:sz w:val="22"/>
               </w:rPr>
               <w:t>€ 1.50/m²</w:t>
             </w:r>
@@ -2642,16 +3547,17 @@
         </w:tc>
         <w:tc>
           <w:tcPr>
-            <w:tcW w:type="dxa" w:w="1928"/>
-          </w:tcPr>
-          <w:p>
-            <w:r/>
-            <w:r>
-              <w:rPr>
+            <w:tcW w:type="dxa" w:w="1457"/>
+          </w:tcPr>
+          <w:p>
+            <w:r/>
+            <w:r>
+              <w:rPr>
+                <w:rFonts w:ascii="Calibri" w:hAnsi="Calibri"/>
                 <w:b w:val="0"/>
                 <w:i w:val="0"/>
                 <w:color w:val="999999"/>
-                <w:sz w:val="18"/>
+                <w:sz w:val="22"/>
               </w:rPr>
               <w:t>€ 3.00/m²</w:t>
             </w:r>
@@ -2659,16 +3565,17 @@
         </w:tc>
         <w:tc>
           <w:tcPr>
-            <w:tcW w:type="dxa" w:w="1928"/>
-          </w:tcPr>
-          <w:p>
-            <w:r/>
-            <w:r>
-              <w:rPr>
+            <w:tcW w:type="dxa" w:w="1457"/>
+          </w:tcPr>
+          <w:p>
+            <w:r/>
+            <w:r>
+              <w:rPr>
+                <w:rFonts w:ascii="Calibri" w:hAnsi="Calibri"/>
                 <w:b w:val="0"/>
                 <w:i w:val="0"/>
                 <w:color w:val="999999"/>
-                <w:sz w:val="18"/>
+                <w:sz w:val="22"/>
               </w:rPr>
               <w:t>+ € 1.00/m²</w:t>
             </w:r>
@@ -2676,16 +3583,17 @@
         </w:tc>
         <w:tc>
           <w:tcPr>
-            <w:tcW w:type="dxa" w:w="1928"/>
-          </w:tcPr>
-          <w:p>
-            <w:r/>
-            <w:r>
-              <w:rPr>
+            <w:tcW w:type="dxa" w:w="1456"/>
+          </w:tcPr>
+          <w:p>
+            <w:r/>
+            <w:r>
+              <w:rPr>
+                <w:rFonts w:ascii="Calibri" w:hAnsi="Calibri"/>
                 <w:b w:val="0"/>
                 <w:i w:val="0"/>
                 <w:color w:val="999999"/>
-                <w:sz w:val="18"/>
+                <w:sz w:val="22"/>
               </w:rPr>
               <w:t>Rc ≥ 1,3 m²K/W</w:t>
             </w:r>
@@ -2696,30 +3604,33 @@
     <w:p/>
     <w:tbl>
       <w:tblPr>
-        <w:tblW w:type="auto" w:w="0"/>
+        <w:tblW w:w="9026" w:type="dxa"/>
         <w:tblLook w:firstColumn="1" w:firstRow="1" w:lastColumn="0" w:lastRow="0" w:noHBand="0" w:noVBand="1" w:val="04A0"/>
       </w:tblPr>
       <w:tblGrid>
-        <w:gridCol w:w="1928"/>
-        <w:gridCol w:w="1928"/>
-        <w:gridCol w:w="1928"/>
-        <w:gridCol w:w="1928"/>
-        <w:gridCol w:w="1928"/>
+        <w:gridCol w:w="3200"/>
+        <w:gridCol w:w="1942"/>
+        <w:gridCol w:w="1942"/>
+        <w:gridCol w:w="1942"/>
       </w:tblGrid>
       <w:tr>
-        <w:tc>
-          <w:tcPr>
-            <w:tcW w:type="dxa" w:w="1928"/>
-            <w:shd w:val="clear" w:color="auto" w:fill="0B1F3A"/>
-          </w:tcPr>
-          <w:p>
-            <w:r/>
-            <w:r>
-              <w:rPr>
+        <w:trPr>
+          <w:trHeight w:val="400" w:hRule="atLeast"/>
+        </w:trPr>
+        <w:tc>
+          <w:tcPr>
+            <w:tcW w:w="3200" w:type="dxa"/>
+            <w:shd w:val="clear" w:color="auto" w:fill="5AAA00"/>
+          </w:tcPr>
+          <w:p>
+            <w:r/>
+            <w:r>
+              <w:rPr>
+                <w:rFonts w:ascii="Calibri" w:hAnsi="Calibri"/>
                 <w:b/>
                 <w:i w:val="0"/>
                 <w:color w:val="FFFFFF"/>
-                <w:sz w:val="18"/>
+                <w:sz w:val="22"/>
               </w:rPr>
               <w:t>Type glas</w:t>
             </w:r>
@@ -2727,17 +3638,18 @@
         </w:tc>
         <w:tc>
           <w:tcPr>
-            <w:tcW w:type="dxa" w:w="1928"/>
-            <w:shd w:val="clear" w:color="auto" w:fill="0B1F3A"/>
-          </w:tcPr>
-          <w:p>
-            <w:r/>
-            <w:r>
-              <w:rPr>
+            <w:tcW w:w="1942" w:type="dxa"/>
+            <w:shd w:val="clear" w:color="auto" w:fill="5AAA00"/>
+          </w:tcPr>
+          <w:p>
+            <w:r/>
+            <w:r>
+              <w:rPr>
+                <w:rFonts w:ascii="Calibri" w:hAnsi="Calibri"/>
                 <w:b/>
                 <w:i w:val="0"/>
                 <w:color w:val="FFFFFF"/>
-                <w:sz w:val="18"/>
+                <w:sz w:val="22"/>
               </w:rPr>
               <w:t>Enkelvoudig</w:t>
             </w:r>
@@ -2745,17 +3657,18 @@
         </w:tc>
         <w:tc>
           <w:tcPr>
-            <w:tcW w:type="dxa" w:w="1928"/>
-            <w:shd w:val="clear" w:color="auto" w:fill="0B1F3A"/>
-          </w:tcPr>
-          <w:p>
-            <w:r/>
-            <w:r>
-              <w:rPr>
+            <w:tcW w:w="1942" w:type="dxa"/>
+            <w:shd w:val="clear" w:color="auto" w:fill="5AAA00"/>
+          </w:tcPr>
+          <w:p>
+            <w:r/>
+            <w:r>
+              <w:rPr>
+                <w:rFonts w:ascii="Calibri" w:hAnsi="Calibri"/>
                 <w:b/>
                 <w:i w:val="0"/>
                 <w:color w:val="FFFFFF"/>
-                <w:sz w:val="18"/>
+                <w:sz w:val="22"/>
               </w:rPr>
               <w:t>Meervoudig</w:t>
             </w:r>
@@ -2763,55 +3676,42 @@
         </w:tc>
         <w:tc>
           <w:tcPr>
-            <w:tcW w:type="dxa" w:w="1928"/>
-            <w:shd w:val="clear" w:color="auto" w:fill="0B1F3A"/>
-          </w:tcPr>
-          <w:p>
-            <w:r/>
-            <w:r>
-              <w:rPr>
+            <w:tcW w:w="1942" w:type="dxa"/>
+            <w:shd w:val="clear" w:color="auto" w:fill="5AAA00"/>
+          </w:tcPr>
+          <w:p>
+            <w:r/>
+            <w:r>
+              <w:rPr>
+                <w:rFonts w:ascii="Calibri" w:hAnsi="Calibri"/>
                 <w:b/>
                 <w:i w:val="0"/>
                 <w:color w:val="FFFFFF"/>
-                <w:sz w:val="18"/>
-              </w:rPr>
-              <w:t>Monument enkv.</w:t>
-            </w:r>
-          </w:p>
-        </w:tc>
-        <w:tc>
-          <w:tcPr>
-            <w:tcW w:type="dxa" w:w="1928"/>
-            <w:shd w:val="clear" w:color="auto" w:fill="0B1F3A"/>
-          </w:tcPr>
-          <w:p>
-            <w:r/>
-            <w:r>
-              <w:rPr>
-                <w:b/>
-                <w:i w:val="0"/>
-                <w:color w:val="FFFFFF"/>
-                <w:sz w:val="18"/>
-              </w:rPr>
-              <w:t>Monument meerv.</w:t>
+                <w:sz w:val="22"/>
+              </w:rPr>
+              <w:t>Min. U-waarde</w:t>
             </w:r>
           </w:p>
         </w:tc>
       </w:tr>
       <w:tr>
-        <w:tc>
-          <w:tcPr>
-            <w:tcW w:type="dxa" w:w="1928"/>
-            <w:shd w:val="clear" w:color="auto" w:fill="FFF8E6"/>
-          </w:tcPr>
-          <w:p>
-            <w:r/>
-            <w:r>
-              <w:rPr>
+        <w:trPr>
+          <w:trHeight w:val="400" w:hRule="atLeast"/>
+        </w:trPr>
+        <w:tc>
+          <w:tcPr>
+            <w:tcW w:type="dxa" w:w="3200"/>
+            <w:shd w:val="clear" w:color="auto" w:fill="FFFFFF"/>
+          </w:tcPr>
+          <w:p>
+            <w:r/>
+            <w:r>
+              <w:rPr>
+                <w:rFonts w:ascii="Calibri" w:hAnsi="Calibri"/>
                 <w:b/>
                 <w:i w:val="0"/>
                 <w:color w:val="1D1D1B"/>
-                <w:sz w:val="18"/>
+                <w:sz w:val="22"/>
               </w:rPr>
               <w:t>HR++ glas</w:t>
             </w:r>
@@ -2819,17 +3719,18 @@
         </w:tc>
         <w:tc>
           <w:tcPr>
-            <w:tcW w:type="dxa" w:w="1928"/>
-            <w:shd w:val="clear" w:color="auto" w:fill="FFF8E6"/>
-          </w:tcPr>
-          <w:p>
-            <w:r/>
-            <w:r>
-              <w:rPr>
+            <w:tcW w:type="dxa" w:w="1942"/>
+            <w:shd w:val="clear" w:color="auto" w:fill="FFFFFF"/>
+          </w:tcPr>
+          <w:p>
+            <w:r/>
+            <w:r>
+              <w:rPr>
+                <w:rFonts w:ascii="Calibri" w:hAnsi="Calibri"/>
                 <w:b w:val="0"/>
                 <w:i w:val="0"/>
                 <w:color w:val="1D1D1B"/>
-                <w:sz w:val="18"/>
+                <w:sz w:val="22"/>
               </w:rPr>
               <w:t>€ 12.50/m²</w:t>
             </w:r>
@@ -2837,17 +3738,18 @@
         </w:tc>
         <w:tc>
           <w:tcPr>
-            <w:tcW w:type="dxa" w:w="1928"/>
-            <w:shd w:val="clear" w:color="auto" w:fill="FFF8E6"/>
-          </w:tcPr>
-          <w:p>
-            <w:r/>
-            <w:r>
-              <w:rPr>
+            <w:tcW w:type="dxa" w:w="1942"/>
+            <w:shd w:val="clear" w:color="auto" w:fill="FFFFFF"/>
+          </w:tcPr>
+          <w:p>
+            <w:r/>
+            <w:r>
+              <w:rPr>
+                <w:rFonts w:ascii="Calibri" w:hAnsi="Calibri"/>
                 <w:b/>
                 <w:i w:val="0"/>
                 <w:color w:val="1D1D1B"/>
-                <w:sz w:val="18"/>
+                <w:sz w:val="22"/>
               </w:rPr>
               <w:t>€ 25.00/m²</w:t>
             </w:r>
@@ -2855,55 +3757,42 @@
         </w:tc>
         <w:tc>
           <w:tcPr>
-            <w:tcW w:type="dxa" w:w="1928"/>
-            <w:shd w:val="clear" w:color="auto" w:fill="FFF8E6"/>
-          </w:tcPr>
-          <w:p>
-            <w:r/>
-            <w:r>
-              <w:rPr>
+            <w:tcW w:type="dxa" w:w="1942"/>
+            <w:shd w:val="clear" w:color="auto" w:fill="FFFFFF"/>
+          </w:tcPr>
+          <w:p>
+            <w:r/>
+            <w:r>
+              <w:rPr>
+                <w:rFonts w:ascii="Calibri" w:hAnsi="Calibri"/>
                 <w:b w:val="0"/>
                 <w:i w:val="0"/>
                 <w:color w:val="1D1D1B"/>
-                <w:sz w:val="18"/>
-              </w:rPr>
-              <w:t>€ 20.00/m²</w:t>
-            </w:r>
-          </w:p>
-        </w:tc>
-        <w:tc>
-          <w:tcPr>
-            <w:tcW w:type="dxa" w:w="1928"/>
-            <w:shd w:val="clear" w:color="auto" w:fill="FFF8E6"/>
-          </w:tcPr>
-          <w:p>
-            <w:r/>
-            <w:r>
-              <w:rPr>
-                <w:b w:val="0"/>
-                <w:i w:val="0"/>
-                <w:color w:val="1D1D1B"/>
-                <w:sz w:val="18"/>
-              </w:rPr>
-              <w:t>€ 40.00/m²</w:t>
+                <w:sz w:val="22"/>
+              </w:rPr>
+              <w:t>U ≤ 1,2 W/m²K</w:t>
             </w:r>
           </w:p>
         </w:tc>
       </w:tr>
       <w:tr>
-        <w:tc>
-          <w:tcPr>
-            <w:tcW w:type="dxa" w:w="1928"/>
-            <w:shd w:val="clear" w:color="auto" w:fill="FFF8E6"/>
-          </w:tcPr>
-          <w:p>
-            <w:r/>
-            <w:r>
-              <w:rPr>
+        <w:trPr>
+          <w:trHeight w:val="400" w:hRule="atLeast"/>
+        </w:trPr>
+        <w:tc>
+          <w:tcPr>
+            <w:tcW w:type="dxa" w:w="3200"/>
+            <w:shd w:val="clear" w:color="auto" w:fill="FFFFFF"/>
+          </w:tcPr>
+          <w:p>
+            <w:r/>
+            <w:r>
+              <w:rPr>
+                <w:rFonts w:ascii="Calibri" w:hAnsi="Calibri"/>
                 <w:b/>
                 <w:i w:val="0"/>
                 <w:color w:val="1D1D1B"/>
-                <w:sz w:val="18"/>
+                <w:sz w:val="22"/>
               </w:rPr>
               <w:t>Vacuümglas</w:t>
             </w:r>
@@ -2911,17 +3800,18 @@
         </w:tc>
         <w:tc>
           <w:tcPr>
-            <w:tcW w:type="dxa" w:w="1928"/>
-            <w:shd w:val="clear" w:color="auto" w:fill="FFF8E6"/>
-          </w:tcPr>
-          <w:p>
-            <w:r/>
-            <w:r>
-              <w:rPr>
+            <w:tcW w:type="dxa" w:w="1942"/>
+            <w:shd w:val="clear" w:color="auto" w:fill="FFFFFF"/>
+          </w:tcPr>
+          <w:p>
+            <w:r/>
+            <w:r>
+              <w:rPr>
+                <w:rFonts w:ascii="Calibri" w:hAnsi="Calibri"/>
                 <w:b w:val="0"/>
                 <w:i w:val="0"/>
                 <w:color w:val="1D1D1B"/>
-                <w:sz w:val="18"/>
+                <w:sz w:val="22"/>
               </w:rPr>
               <w:t>€ 12.50/m²</w:t>
             </w:r>
@@ -2929,17 +3819,18 @@
         </w:tc>
         <w:tc>
           <w:tcPr>
-            <w:tcW w:type="dxa" w:w="1928"/>
-            <w:shd w:val="clear" w:color="auto" w:fill="FFF8E6"/>
-          </w:tcPr>
-          <w:p>
-            <w:r/>
-            <w:r>
-              <w:rPr>
+            <w:tcW w:type="dxa" w:w="1942"/>
+            <w:shd w:val="clear" w:color="auto" w:fill="FFFFFF"/>
+          </w:tcPr>
+          <w:p>
+            <w:r/>
+            <w:r>
+              <w:rPr>
+                <w:rFonts w:ascii="Calibri" w:hAnsi="Calibri"/>
                 <w:b/>
                 <w:i w:val="0"/>
                 <w:color w:val="1D1D1B"/>
-                <w:sz w:val="18"/>
+                <w:sz w:val="22"/>
               </w:rPr>
               <w:t>€ 25.00/m²</w:t>
             </w:r>
@@ -2947,55 +3838,42 @@
         </w:tc>
         <w:tc>
           <w:tcPr>
-            <w:tcW w:type="dxa" w:w="1928"/>
-            <w:shd w:val="clear" w:color="auto" w:fill="FFF8E6"/>
-          </w:tcPr>
-          <w:p>
-            <w:r/>
-            <w:r>
-              <w:rPr>
+            <w:tcW w:type="dxa" w:w="1942"/>
+            <w:shd w:val="clear" w:color="auto" w:fill="FFFFFF"/>
+          </w:tcPr>
+          <w:p>
+            <w:r/>
+            <w:r>
+              <w:rPr>
+                <w:rFonts w:ascii="Calibri" w:hAnsi="Calibri"/>
                 <w:b w:val="0"/>
                 <w:i w:val="0"/>
                 <w:color w:val="1D1D1B"/>
-                <w:sz w:val="18"/>
-              </w:rPr>
-              <w:t>€ 20.00/m²</w:t>
-            </w:r>
-          </w:p>
-        </w:tc>
-        <w:tc>
-          <w:tcPr>
-            <w:tcW w:type="dxa" w:w="1928"/>
-            <w:shd w:val="clear" w:color="auto" w:fill="FFF8E6"/>
-          </w:tcPr>
-          <w:p>
-            <w:r/>
-            <w:r>
-              <w:rPr>
-                <w:b w:val="0"/>
-                <w:i w:val="0"/>
-                <w:color w:val="1D1D1B"/>
-                <w:sz w:val="18"/>
-              </w:rPr>
-              <w:t>€ 40.00/m²</w:t>
+                <w:sz w:val="22"/>
+              </w:rPr>
+              <w:t>U ≤ 0,7 W/m²K</w:t>
             </w:r>
           </w:p>
         </w:tc>
       </w:tr>
       <w:tr>
-        <w:tc>
-          <w:tcPr>
-            <w:tcW w:type="dxa" w:w="1928"/>
-            <w:shd w:val="clear" w:color="auto" w:fill="FFF8E6"/>
-          </w:tcPr>
-          <w:p>
-            <w:r/>
-            <w:r>
-              <w:rPr>
+        <w:trPr>
+          <w:trHeight w:val="400" w:hRule="atLeast"/>
+        </w:trPr>
+        <w:tc>
+          <w:tcPr>
+            <w:tcW w:type="dxa" w:w="3200"/>
+            <w:shd w:val="clear" w:color="auto" w:fill="FFFFFF"/>
+          </w:tcPr>
+          <w:p>
+            <w:r/>
+            <w:r>
+              <w:rPr>
+                <w:rFonts w:ascii="Calibri" w:hAnsi="Calibri"/>
                 <w:b/>
                 <w:i w:val="0"/>
                 <w:color w:val="1D1D1B"/>
-                <w:sz w:val="18"/>
+                <w:sz w:val="22"/>
               </w:rPr>
               <w:t>Triple glas</w:t>
             </w:r>
@@ -3003,17 +3881,18 @@
         </w:tc>
         <w:tc>
           <w:tcPr>
-            <w:tcW w:type="dxa" w:w="1928"/>
-            <w:shd w:val="clear" w:color="auto" w:fill="FFF8E6"/>
-          </w:tcPr>
-          <w:p>
-            <w:r/>
-            <w:r>
-              <w:rPr>
+            <w:tcW w:type="dxa" w:w="1942"/>
+            <w:shd w:val="clear" w:color="auto" w:fill="FFFFFF"/>
+          </w:tcPr>
+          <w:p>
+            <w:r/>
+            <w:r>
+              <w:rPr>
+                <w:rFonts w:ascii="Calibri" w:hAnsi="Calibri"/>
                 <w:b w:val="0"/>
                 <w:i w:val="0"/>
                 <w:color w:val="1D1D1B"/>
-                <w:sz w:val="18"/>
+                <w:sz w:val="22"/>
               </w:rPr>
               <w:t>€ 55.50/m²</w:t>
             </w:r>
@@ -3021,17 +3900,18 @@
         </w:tc>
         <w:tc>
           <w:tcPr>
-            <w:tcW w:type="dxa" w:w="1928"/>
-            <w:shd w:val="clear" w:color="auto" w:fill="FFF8E6"/>
-          </w:tcPr>
-          <w:p>
-            <w:r/>
-            <w:r>
-              <w:rPr>
+            <w:tcW w:type="dxa" w:w="1942"/>
+            <w:shd w:val="clear" w:color="auto" w:fill="FFFFFF"/>
+          </w:tcPr>
+          <w:p>
+            <w:r/>
+            <w:r>
+              <w:rPr>
+                <w:rFonts w:ascii="Calibri" w:hAnsi="Calibri"/>
                 <w:b/>
                 <w:i w:val="0"/>
                 <w:color w:val="1D1D1B"/>
-                <w:sz w:val="18"/>
+                <w:sz w:val="22"/>
               </w:rPr>
               <w:t>€ 111.00/m²</w:t>
             </w:r>
@@ -3039,55 +3919,42 @@
         </w:tc>
         <w:tc>
           <w:tcPr>
-            <w:tcW w:type="dxa" w:w="1928"/>
-            <w:shd w:val="clear" w:color="auto" w:fill="FFF8E6"/>
-          </w:tcPr>
-          <w:p>
-            <w:r/>
-            <w:r>
-              <w:rPr>
+            <w:tcW w:type="dxa" w:w="1942"/>
+            <w:shd w:val="clear" w:color="auto" w:fill="FFFFFF"/>
+          </w:tcPr>
+          <w:p>
+            <w:r/>
+            <w:r>
+              <w:rPr>
+                <w:rFonts w:ascii="Calibri" w:hAnsi="Calibri"/>
                 <w:b w:val="0"/>
                 <w:i w:val="0"/>
                 <w:color w:val="1D1D1B"/>
-                <w:sz w:val="18"/>
-              </w:rPr>
-              <w:t>€ 20.00/m²</w:t>
-            </w:r>
-          </w:p>
-        </w:tc>
-        <w:tc>
-          <w:tcPr>
-            <w:tcW w:type="dxa" w:w="1928"/>
-            <w:shd w:val="clear" w:color="auto" w:fill="FFF8E6"/>
-          </w:tcPr>
-          <w:p>
-            <w:r/>
-            <w:r>
-              <w:rPr>
-                <w:b w:val="0"/>
-                <w:i w:val="0"/>
-                <w:color w:val="1D1D1B"/>
-                <w:sz w:val="18"/>
-              </w:rPr>
-              <w:t>€ 40.00/m²</w:t>
+                <w:sz w:val="22"/>
+              </w:rPr>
+              <w:t>U ≤ 0,7 W/m²K</w:t>
             </w:r>
           </w:p>
         </w:tc>
       </w:tr>
       <w:tr>
-        <w:tc>
-          <w:tcPr>
-            <w:tcW w:type="dxa" w:w="1928"/>
-            <w:shd w:val="clear" w:color="auto" w:fill="FFF8E6"/>
-          </w:tcPr>
-          <w:p>
-            <w:r/>
-            <w:r>
-              <w:rPr>
+        <w:trPr>
+          <w:trHeight w:val="400" w:hRule="atLeast"/>
+        </w:trPr>
+        <w:tc>
+          <w:tcPr>
+            <w:tcW w:type="dxa" w:w="3200"/>
+            <w:shd w:val="clear" w:color="auto" w:fill="FFFFFF"/>
+          </w:tcPr>
+          <w:p>
+            <w:r/>
+            <w:r>
+              <w:rPr>
+                <w:rFonts w:ascii="Calibri" w:hAnsi="Calibri"/>
                 <w:b/>
                 <w:i w:val="0"/>
                 <w:color w:val="1D1D1B"/>
-                <w:sz w:val="18"/>
+                <w:sz w:val="22"/>
               </w:rPr>
               <w:t>Isolerende deuren</w:t>
             </w:r>
@@ -3095,17 +3962,18 @@
         </w:tc>
         <w:tc>
           <w:tcPr>
-            <w:tcW w:type="dxa" w:w="1928"/>
-            <w:shd w:val="clear" w:color="auto" w:fill="FFF8E6"/>
-          </w:tcPr>
-          <w:p>
-            <w:r/>
-            <w:r>
-              <w:rPr>
+            <w:tcW w:type="dxa" w:w="1942"/>
+            <w:shd w:val="clear" w:color="auto" w:fill="FFFFFF"/>
+          </w:tcPr>
+          <w:p>
+            <w:r/>
+            <w:r>
+              <w:rPr>
+                <w:rFonts w:ascii="Calibri" w:hAnsi="Calibri"/>
                 <w:b w:val="0"/>
                 <w:i w:val="0"/>
                 <w:color w:val="1D1D1B"/>
-                <w:sz w:val="18"/>
+                <w:sz w:val="22"/>
               </w:rPr>
               <w:t>€ 55.50/m²</w:t>
             </w:r>
@@ -3113,17 +3981,18 @@
         </w:tc>
         <w:tc>
           <w:tcPr>
-            <w:tcW w:type="dxa" w:w="1928"/>
-            <w:shd w:val="clear" w:color="auto" w:fill="FFF8E6"/>
-          </w:tcPr>
-          <w:p>
-            <w:r/>
-            <w:r>
-              <w:rPr>
+            <w:tcW w:type="dxa" w:w="1942"/>
+            <w:shd w:val="clear" w:color="auto" w:fill="FFFFFF"/>
+          </w:tcPr>
+          <w:p>
+            <w:r/>
+            <w:r>
+              <w:rPr>
+                <w:rFonts w:ascii="Calibri" w:hAnsi="Calibri"/>
                 <w:b/>
                 <w:i w:val="0"/>
                 <w:color w:val="1D1D1B"/>
-                <w:sz w:val="18"/>
+                <w:sz w:val="22"/>
               </w:rPr>
               <w:t>€ 111.00/m²</w:t>
             </w:r>
@@ -3131,37 +4000,20 @@
         </w:tc>
         <w:tc>
           <w:tcPr>
-            <w:tcW w:type="dxa" w:w="1928"/>
-            <w:shd w:val="clear" w:color="auto" w:fill="FFF8E6"/>
-          </w:tcPr>
-          <w:p>
-            <w:r/>
-            <w:r>
-              <w:rPr>
+            <w:tcW w:type="dxa" w:w="1942"/>
+            <w:shd w:val="clear" w:color="auto" w:fill="FFFFFF"/>
+          </w:tcPr>
+          <w:p>
+            <w:r/>
+            <w:r>
+              <w:rPr>
+                <w:rFonts w:ascii="Calibri" w:hAnsi="Calibri"/>
                 <w:b w:val="0"/>
                 <w:i w:val="0"/>
                 <w:color w:val="1D1D1B"/>
-                <w:sz w:val="18"/>
-              </w:rPr>
-              <w:t>€ 20.00/m²</w:t>
-            </w:r>
-          </w:p>
-        </w:tc>
-        <w:tc>
-          <w:tcPr>
-            <w:tcW w:type="dxa" w:w="1928"/>
-            <w:shd w:val="clear" w:color="auto" w:fill="FFF8E6"/>
-          </w:tcPr>
-          <w:p>
-            <w:r/>
-            <w:r>
-              <w:rPr>
-                <w:b w:val="0"/>
-                <w:i w:val="0"/>
-                <w:color w:val="1D1D1B"/>
-                <w:sz w:val="18"/>
-              </w:rPr>
-              <w:t>€ 40.00/m²</w:t>
+                <w:sz w:val="22"/>
+              </w:rPr>
+              <w:t>U ≤ 1,0 W/m²K</w:t>
             </w:r>
           </w:p>
         </w:tc>
@@ -3170,29 +4022,33 @@
     <w:p/>
     <w:tbl>
       <w:tblPr>
-        <w:tblW w:type="auto" w:w="0"/>
+        <w:tblW w:w="9026" w:type="dxa"/>
         <w:tblLook w:firstColumn="1" w:firstRow="1" w:lastColumn="0" w:lastRow="0" w:noHBand="0" w:noVBand="1" w:val="04A0"/>
       </w:tblPr>
       <w:tblGrid>
-        <w:gridCol w:w="2409"/>
-        <w:gridCol w:w="2409"/>
-        <w:gridCol w:w="2409"/>
-        <w:gridCol w:w="2409"/>
+        <w:gridCol w:w="3200"/>
+        <w:gridCol w:w="1942"/>
+        <w:gridCol w:w="1942"/>
+        <w:gridCol w:w="1942"/>
       </w:tblGrid>
       <w:tr>
-        <w:tc>
-          <w:tcPr>
-            <w:tcW w:type="dxa" w:w="2409"/>
-            <w:shd w:val="clear" w:color="auto" w:fill="2E7D32"/>
-          </w:tcPr>
-          <w:p>
-            <w:r/>
-            <w:r>
-              <w:rPr>
+        <w:trPr>
+          <w:trHeight w:val="400" w:hRule="atLeast"/>
+        </w:trPr>
+        <w:tc>
+          <w:tcPr>
+            <w:tcW w:w="3200" w:type="dxa"/>
+            <w:shd w:val="clear" w:color="auto" w:fill="5AAA00"/>
+          </w:tcPr>
+          <w:p>
+            <w:r/>
+            <w:r>
+              <w:rPr>
+                <w:rFonts w:ascii="Calibri" w:hAnsi="Calibri"/>
                 <w:b/>
                 <w:i w:val="0"/>
                 <w:color w:val="FFFFFF"/>
-                <w:sz w:val="18"/>
+                <w:sz w:val="22"/>
               </w:rPr>
               <w:t>Combinatie</w:t>
             </w:r>
@@ -3200,17 +4056,18 @@
         </w:tc>
         <w:tc>
           <w:tcPr>
-            <w:tcW w:type="dxa" w:w="2409"/>
-            <w:shd w:val="clear" w:color="auto" w:fill="2E7D32"/>
-          </w:tcPr>
-          <w:p>
-            <w:r/>
-            <w:r>
-              <w:rPr>
+            <w:tcW w:w="1942" w:type="dxa"/>
+            <w:shd w:val="clear" w:color="auto" w:fill="5AAA00"/>
+          </w:tcPr>
+          <w:p>
+            <w:r/>
+            <w:r>
+              <w:rPr>
+                <w:rFonts w:ascii="Calibri" w:hAnsi="Calibri"/>
                 <w:b/>
                 <w:i w:val="0"/>
                 <w:color w:val="FFFFFF"/>
-                <w:sz w:val="18"/>
+                <w:sz w:val="22"/>
               </w:rPr>
               <w:t>Startbedrag</w:t>
             </w:r>
@@ -3218,17 +4075,18 @@
         </w:tc>
         <w:tc>
           <w:tcPr>
-            <w:tcW w:type="dxa" w:w="2409"/>
-            <w:shd w:val="clear" w:color="auto" w:fill="2E7D32"/>
-          </w:tcPr>
-          <w:p>
-            <w:r/>
-            <w:r>
-              <w:rPr>
+            <w:tcW w:w="1942" w:type="dxa"/>
+            <w:shd w:val="clear" w:color="auto" w:fill="5AAA00"/>
+          </w:tcPr>
+          <w:p>
+            <w:r/>
+            <w:r>
+              <w:rPr>
+                <w:rFonts w:ascii="Calibri" w:hAnsi="Calibri"/>
                 <w:b/>
                 <w:i w:val="0"/>
                 <w:color w:val="FFFFFF"/>
-                <w:sz w:val="18"/>
+                <w:sz w:val="22"/>
               </w:rPr>
               <w:t>Per kW vermogen</w:t>
             </w:r>
@@ -3236,17 +4094,18 @@
         </w:tc>
         <w:tc>
           <w:tcPr>
-            <w:tcW w:type="dxa" w:w="2409"/>
-            <w:shd w:val="clear" w:color="auto" w:fill="2E7D32"/>
-          </w:tcPr>
-          <w:p>
-            <w:r/>
-            <w:r>
-              <w:rPr>
+            <w:tcW w:w="1942" w:type="dxa"/>
+            <w:shd w:val="clear" w:color="auto" w:fill="5AAA00"/>
+          </w:tcPr>
+          <w:p>
+            <w:r/>
+            <w:r>
+              <w:rPr>
+                <w:rFonts w:ascii="Calibri" w:hAnsi="Calibri"/>
                 <w:b/>
                 <w:i w:val="0"/>
                 <w:color w:val="FFFFFF"/>
-                <w:sz w:val="18"/>
+                <w:sz w:val="22"/>
               </w:rPr>
               <w:t>A+++ bonus</w:t>
             </w:r>
@@ -3254,19 +4113,23 @@
         </w:tc>
       </w:tr>
       <w:tr>
-        <w:tc>
-          <w:tcPr>
-            <w:tcW w:type="dxa" w:w="2409"/>
-            <w:shd w:val="clear" w:color="auto" w:fill="E8F5E9"/>
-          </w:tcPr>
-          <w:p>
-            <w:r/>
-            <w:r>
-              <w:rPr>
+        <w:trPr>
+          <w:trHeight w:val="400" w:hRule="atLeast"/>
+        </w:trPr>
+        <w:tc>
+          <w:tcPr>
+            <w:tcW w:w="3200" w:type="dxa"/>
+            <w:shd w:val="clear" w:color="auto" w:fill="FFFFFF"/>
+          </w:tcPr>
+          <w:p>
+            <w:r/>
+            <w:r>
+              <w:rPr>
+                <w:rFonts w:ascii="Calibri" w:hAnsi="Calibri"/>
                 <w:b/>
                 <w:i w:val="0"/>
                 <w:color w:val="2E7D32"/>
-                <w:sz w:val="18"/>
+                <w:sz w:val="22"/>
               </w:rPr>
               <w:t>Isolatie + warmtepomp</w:t>
             </w:r>
@@ -3274,17 +4137,18 @@
         </w:tc>
         <w:tc>
           <w:tcPr>
-            <w:tcW w:type="dxa" w:w="2409"/>
-            <w:shd w:val="clear" w:color="auto" w:fill="E8F5E9"/>
-          </w:tcPr>
-          <w:p>
-            <w:r/>
-            <w:r>
-              <w:rPr>
+            <w:tcW w:w="1942" w:type="dxa"/>
+            <w:shd w:val="clear" w:color="auto" w:fill="FFFFFF"/>
+          </w:tcPr>
+          <w:p>
+            <w:r/>
+            <w:r>
+              <w:rPr>
+                <w:rFonts w:ascii="Calibri" w:hAnsi="Calibri"/>
                 <w:b w:val="0"/>
                 <w:i w:val="0"/>
                 <w:color w:val="2E7D32"/>
-                <w:sz w:val="18"/>
+                <w:sz w:val="22"/>
               </w:rPr>
               <w:t>€ 1,025</w:t>
             </w:r>
@@ -3292,17 +4156,18 @@
         </w:tc>
         <w:tc>
           <w:tcPr>
-            <w:tcW w:type="dxa" w:w="2409"/>
-            <w:shd w:val="clear" w:color="auto" w:fill="E8F5E9"/>
-          </w:tcPr>
-          <w:p>
-            <w:r/>
-            <w:r>
-              <w:rPr>
+            <w:tcW w:w="1942" w:type="dxa"/>
+            <w:shd w:val="clear" w:color="auto" w:fill="FFFFFF"/>
+          </w:tcPr>
+          <w:p>
+            <w:r/>
+            <w:r>
+              <w:rPr>
+                <w:rFonts w:ascii="Calibri" w:hAnsi="Calibri"/>
                 <w:b w:val="0"/>
                 <w:i w:val="0"/>
                 <w:color w:val="2E7D32"/>
-                <w:sz w:val="18"/>
+                <w:sz w:val="22"/>
               </w:rPr>
               <w:t>+ € 225 per kW</w:t>
             </w:r>
@@ -3310,17 +4175,18 @@
         </w:tc>
         <w:tc>
           <w:tcPr>
-            <w:tcW w:type="dxa" w:w="2409"/>
-            <w:shd w:val="clear" w:color="auto" w:fill="E8F5E9"/>
-          </w:tcPr>
-          <w:p>
-            <w:r/>
-            <w:r>
-              <w:rPr>
+            <w:tcW w:w="1942" w:type="dxa"/>
+            <w:shd w:val="clear" w:color="auto" w:fill="FFFFFF"/>
+          </w:tcPr>
+          <w:p>
+            <w:r/>
+            <w:r>
+              <w:rPr>
+                <w:rFonts w:ascii="Calibri" w:hAnsi="Calibri"/>
                 <w:b w:val="0"/>
                 <w:i w:val="0"/>
                 <w:color w:val="2E7D32"/>
-                <w:sz w:val="18"/>
+                <w:sz w:val="22"/>
               </w:rPr>
               <w:t>+ € 200</w:t>
             </w:r>
@@ -3330,18 +4196,19 @@
       <w:tr>
         <w:tc>
           <w:tcPr>
-            <w:tcW w:type="dxa" w:w="9636"/>
+            <w:tcW w:w="9026" w:type="dxa"/>
             <w:gridSpan w:val="4"/>
-            <w:shd w:val="clear" w:color="auto" w:fill="E8F5E9"/>
-          </w:tcPr>
-          <w:p>
-            <w:r/>
-            <w:r>
-              <w:rPr>
+            <w:shd w:val="clear" w:color="auto" w:fill="FFFFFF"/>
+          </w:tcPr>
+          <w:p>
+            <w:r/>
+            <w:r>
+              <w:rPr>
+                <w:rFonts w:ascii="Calibri" w:hAnsi="Calibri"/>
                 <w:b w:val="0"/>
                 <w:i/>
                 <w:color w:val="2E7D32"/>
-                <w:sz w:val="16"/>
+                <w:sz w:val="22"/>
               </w:rPr>
               <w:t>De schil is al op orde. Doe de 50-graden test om te zien of het afgiftesysteem klaar is voor een warmtepomp.</w:t>
             </w:r>
@@ -3362,15 +4229,16 @@
         <w:tc>
           <w:tcPr>
             <w:tcW w:type="dxa" w:w="9638"/>
-            <w:shd w:val="clear" w:color="auto" w:fill="FFF3E0"/>
-          </w:tcPr>
-          <w:p>
-            <w:r/>
-            <w:r>
-              <w:rPr>
+            <w:shd w:val="clear" w:color="auto" w:fill="FFFFFF"/>
+          </w:tcPr>
+          <w:p>
+            <w:r/>
+            <w:r>
+              <w:rPr>
+                <w:rFonts w:ascii="Calibri" w:hAnsi="Calibri"/>
                 <w:b w:val="0"/>
                 <w:i/>
-                <w:sz w:val="16"/>
+                <w:sz w:val="22"/>
               </w:rPr>
               <w:t>Let op: Schil is al redelijk op orde (Rc ≥ 2,5). Prioriteit ligt bij installatietechniek; isolatiesubsidie is hier aanvullend.</w:t>
             </w:r>
@@ -3381,15 +4249,16 @@
         <w:tc>
           <w:tcPr>
             <w:tcW w:type="dxa" w:w="9638"/>
-            <w:shd w:val="clear" w:color="auto" w:fill="E6F3FB"/>
-          </w:tcPr>
-          <w:p>
-            <w:r/>
-            <w:r>
-              <w:rPr>
+            <w:shd w:val="clear" w:color="auto" w:fill="FFFFFF"/>
+          </w:tcPr>
+          <w:p>
+            <w:r/>
+            <w:r>
+              <w:rPr>
+                <w:rFonts w:ascii="Calibri" w:hAnsi="Calibri"/>
                 <w:b w:val="0"/>
                 <w:i w:val="0"/>
-                <w:sz w:val="16"/>
+                <w:sz w:val="22"/>
               </w:rPr>
               <w:t>• Verdubbeling: de genoemde m²-bedragen gelden bij twee of meer maatregelen (of één isolatiemaatregel gecombineerd met een warmtepomp). Bij slechts één maatregel wordt het bedrag gehalveerd.</w:t>
             </w:r>
@@ -3400,15 +4269,16 @@
         <w:tc>
           <w:tcPr>
             <w:tcW w:type="dxa" w:w="9638"/>
-            <w:shd w:val="clear" w:color="auto" w:fill="E6F3FB"/>
-          </w:tcPr>
-          <w:p>
-            <w:r/>
-            <w:r>
-              <w:rPr>
+            <w:shd w:val="clear" w:color="auto" w:fill="FFFFFF"/>
+          </w:tcPr>
+          <w:p>
+            <w:r/>
+            <w:r>
+              <w:rPr>
+                <w:rFonts w:ascii="Calibri" w:hAnsi="Calibri"/>
                 <w:b w:val="0"/>
                 <w:i w:val="0"/>
-                <w:sz w:val="16"/>
+                <w:sz w:val="22"/>
               </w:rPr>
               <w:t>• Beperkingen: u ontvangt slechts subsidie voor één type vloerisolatie (bodem óf vloer) en één type dakisolatie (dak óf zoldervloer).</w:t>
             </w:r>
@@ -3419,15 +4289,16 @@
         <w:tc>
           <w:tcPr>
             <w:tcW w:type="dxa" w:w="9638"/>
-            <w:shd w:val="clear" w:color="auto" w:fill="E6F3FB"/>
-          </w:tcPr>
-          <w:p>
-            <w:r/>
-            <w:r>
-              <w:rPr>
+            <w:shd w:val="clear" w:color="auto" w:fill="FFFFFF"/>
+          </w:tcPr>
+          <w:p>
+            <w:r/>
+            <w:r>
+              <w:rPr>
+                <w:rFonts w:ascii="Calibri" w:hAnsi="Calibri"/>
                 <w:b w:val="0"/>
                 <w:i w:val="0"/>
-                <w:sz w:val="16"/>
+                <w:sz w:val="22"/>
               </w:rPr>
               <w:t>• Oppervlaktes: let op de minimale oppervlakte-eisen (bijv. minimaal 10 m² voor gevel en 20 m² voor dak/vloer).</w:t>
             </w:r>
@@ -3450,12 +4321,12 @@
           <w:bottom w:val="single" w:sz="4" w:space="4" w:color="2E6BE6"/>
         </w:pBdr>
         <w:rPr>
-          <w:color w:val="2E6BE6"/>
-        </w:rPr>
-      </w:pPr>
-      <w:r>
-        <w:rPr>
-          <w:color w:val="2E6BE6"/>
+          <w:color w:val="5AAA00"/>
+        </w:rPr>
+      </w:pPr>
+      <w:r>
+        <w:rPr>
+          <w:color w:val="5AAA00"/>
         </w:rPr>
         <w:t>Vervolgstappen</w:t>
       </w:r>
@@ -3468,10 +4339,13 @@
           <w:numId w:val="2"/>
         </w:numPr>
         <w:spacing w:before="60" w:after="60"/>
-      </w:pPr>
-      <w:r>
-        <w:rPr>
-          <w:color w:val="1A2340"/>
+        <w:rPr>
+          <w:color w:val="FF0000"/>
+        </w:rPr>
+      </w:pPr>
+      <w:r>
+        <w:rPr>
+          <w:color w:val="FF0000"/>
         </w:rPr>
         <w:t>Upload foto’s van dak, gevel, glas, installaties en kruipruimte</w:t>
       </w:r>
@@ -3484,10 +4358,13 @@
           <w:numId w:val="2"/>
         </w:numPr>
         <w:spacing w:before="60" w:after="60"/>
-      </w:pPr>
-      <w:r>
-        <w:rPr>
-          <w:color w:val="1A2340"/>
+        <w:rPr>
+          <w:color w:val="FF0000"/>
+        </w:rPr>
+      </w:pPr>
+      <w:r>
+        <w:rPr>
+          <w:color w:val="FF0000"/>
         </w:rPr>
         <w:t>Bevestig woningtype en eventuele renovatiejaren</w:t>
       </w:r>
@@ -3500,10 +4377,13 @@
           <w:numId w:val="2"/>
         </w:numPr>
         <w:spacing w:before="60" w:after="60"/>
-      </w:pPr>
-      <w:r>
-        <w:rPr>
-          <w:color w:val="1A2340"/>
+        <w:rPr>
+          <w:color w:val="FF0000"/>
+        </w:rPr>
+      </w:pPr>
+      <w:r>
+        <w:rPr>
+          <w:color w:val="FF0000"/>
         </w:rPr>
         <w:t>Gebruik dit rapport als basis voor offerte- of adviesgesprekken</w:t>
       </w:r>
@@ -3515,114 +4395,339 @@
     </w:p>
     <w:p>
       <w:pPr>
-        <w:spacing w:before="320" w:after="80"/>
-      </w:pPr>
-      <w:proofErr w:type="spellStart"/>
+        <w:spacing w:before="0" w:after="0"/>
+      </w:pPr>
+      <w:r>
+        <w:br w:type="page"/>
+      </w:r>
+    </w:p>
+    <w:tbl>
+      <w:tblPr>
+        <w:tblW w:w="5000" w:type="pct"/>
+        <w:tblBorders>
+          <w:top w:val="none"/>
+          <w:left w:val="none"/>
+          <w:bottom w:val="none"/>
+          <w:right w:val="none"/>
+          <w:insideH w:val="none"/>
+          <w:insideV w:val="none"/>
+        </w:tblBorders>
+      </w:tblPr>
+      <w:tblGrid>
+        <w:gridCol w:w="9026"/>
+      </w:tblGrid>
+      <w:tr>
+        <w:trPr>
+          <w:trHeight w:val="1100" w:hRule="atLeast"/>
+        </w:trPr>
+        <w:tc>
+          <w:tcPr>
+            <w:tcW w:w="5000" w:type="pct"/>
+            <w:shd w:val="clear" w:color="auto" w:fill="1A1A1A"/>
+            <w:tcMar>
+              <w:top w:w="220" w:type="dxa"/>
+              <w:left w:w="320" w:type="dxa"/>
+              <w:bottom w:w="220" w:type="dxa"/>
+              <w:right w:w="320" w:type="dxa"/>
+            </w:tcMar>
+          </w:tcPr>
+          <w:p>
+            <w:pPr>
+              <w:spacing w:before="0" w:after="60"/>
+              <w:shd w:val="clear" w:color="auto" w:fill="1A1A1A"/>
+            </w:pPr>
+            <w:r>
+              <w:rPr>
+                <w:b/>
+                <w:rFonts w:ascii="Calibri" w:hAnsi="Calibri" w:cs="Calibri"/>
+                <w:sz w:val="44"/>
+                <w:szCs w:val="44"/>
+                <w:color w:val="FFFFFF"/>
+              </w:rPr>
+              <w:t xml:space="preserve">Pand</w:t>
+            </w:r>
+            <w:r>
+              <w:rPr>
+                <w:b/>
+                <w:rFonts w:ascii="Calibri" w:hAnsi="Calibri" w:cs="Calibri"/>
+                <w:sz w:val="44"/>
+                <w:szCs w:val="44"/>
+                <w:color w:val="5AAA00"/>
+              </w:rPr>
+              <w:t xml:space="preserve">IQ</w:t>
+            </w:r>
+          </w:p>
+          <w:p>
+            <w:pPr>
+              <w:spacing w:before="0" w:after="0"/>
+              <w:shd w:val="clear" w:color="auto" w:fill="1A1A1A"/>
+            </w:pPr>
+            <w:r>
+              <w:rPr>
+                <w:b/>
+                <w:rFonts w:ascii="Calibri" w:hAnsi="Calibri" w:cs="Calibri"/>
+                <w:sz w:val="16"/>
+                <w:szCs w:val="16"/>
+                <w:color w:val="5AAA00"/>
+              </w:rPr>
+              <w:t xml:space="preserve">WONEN</w:t>
+            </w:r>
+          </w:p>
+        </w:tc>
+      </w:tr>
+    </w:tbl>
+    <w:tbl>
+      <w:tblPr>
+        <w:tblW w:w="5000" w:type="pct"/>
+        <w:tblBorders>
+          <w:top w:val="none"/>
+          <w:left w:val="none"/>
+          <w:bottom w:val="none"/>
+          <w:right w:val="none"/>
+          <w:insideH w:val="none"/>
+          <w:insideV w:val="none"/>
+        </w:tblBorders>
+      </w:tblPr>
+      <w:tblGrid>
+        <w:gridCol w:w="9026"/>
+      </w:tblGrid>
+      <w:tr>
+        <w:trPr>
+          <w:trHeight w:val="80" w:hRule="atLeast"/>
+        </w:trPr>
+        <w:tc>
+          <w:tcPr>
+            <w:tcW w:w="5000" w:type="pct"/>
+            <w:shd w:val="clear" w:color="auto" w:fill="D4E832"/>
+            <w:tcMar>
+              <w:top w:w="220" w:type="dxa"/>
+              <w:left w:w="320" w:type="dxa"/>
+              <w:bottom w:w="220" w:type="dxa"/>
+              <w:right w:w="320" w:type="dxa"/>
+            </w:tcMar>
+          </w:tcPr>
+          <w:p>
+            <w:pPr>
+              <w:spacing w:before="0" w:after="160"/>
+              <w:shd w:val="clear" w:color="auto" w:fill="D4E832"/>
+            </w:pPr>
+          </w:p>
+        </w:tc>
+      </w:tr>
+    </w:tbl>
+    <w:p>
+      <w:pPr>
+        <w:spacing w:before="400" w:after="0"/>
+      </w:pPr>
+    </w:p>
+    <w:p>
+      <w:pPr>
+        <w:spacing w:before="0" w:after="100"/>
+      </w:pPr>
       <w:r>
         <w:rPr>
           <w:b/>
-          <w:bCs/>
-        </w:rPr>
-        <w:t>PandIQ</w:t>
-      </w:r>
-      <w:proofErr w:type="spellEnd"/>
+          <w:rFonts w:ascii="Calibri" w:hAnsi="Calibri" w:cs="Calibri"/>
+          <w:sz w:val="44"/>
+          <w:szCs w:val="44"/>
+          <w:color w:val="1A1A1A"/>
+        </w:rPr>
+        <w:t xml:space="preserve">Uw regisseur in verduurzaming</w:t>
+      </w:r>
+    </w:p>
+    <w:p>
+      <w:pPr>
+        <w:spacing w:before="0" w:after="200"/>
+      </w:pPr>
+      <w:r>
+        <w:rPr>
+          <w:rFonts w:ascii="Calibri" w:hAnsi="Calibri" w:cs="Calibri"/>
+          <w:sz w:val="22"/>
+          <w:szCs w:val="22"/>
+          <w:color w:val="333333"/>
+        </w:rPr>
+        <w:t xml:space="preserve">Met de juiste keuzes haalt u meer uit uw woning en uw budget. Door maatregelen slim te combineren kan uw subsidie zelfs verdubbelen.</w:t>
+      </w:r>
+    </w:p>
+    <w:tbl>
+      <w:tblPr>
+        <w:tblW w:w="5000" w:type="pct"/>
+        <w:tblBorders>
+          <w:top w:val="none"/>
+          <w:left w:val="none"/>
+          <w:bottom w:val="none"/>
+          <w:right w:val="none"/>
+          <w:insideH w:val="none"/>
+          <w:insideV w:val="none"/>
+        </w:tblBorders>
+      </w:tblPr>
+      <w:tblGrid>
+        <w:gridCol w:w="9026"/>
+      </w:tblGrid>
+      <w:tr>
+        <w:trPr>
+          <w:trHeight w:val="400" w:hRule="atLeast"/>
+        </w:trPr>
+        <w:tc>
+          <w:tcPr>
+            <w:tcW w:w="5000" w:type="pct"/>
+            <w:shd w:val="clear" w:color="auto" w:fill="EEF6E0"/>
+            <w:tcMar>
+              <w:top w:w="220" w:type="dxa"/>
+              <w:left w:w="320" w:type="dxa"/>
+              <w:bottom w:w="220" w:type="dxa"/>
+              <w:right w:w="320" w:type="dxa"/>
+            </w:tcMar>
+          </w:tcPr>
+          <w:p>
+            <w:pPr>
+              <w:spacing w:before="0" w:after="0"/>
+              <w:shd w:val="clear" w:color="auto" w:fill="EEF6E0"/>
+            </w:pPr>
+            <w:r>
+              <w:rPr>
+                <w:rFonts w:ascii="Calibri" w:hAnsi="Calibri" w:cs="Calibri"/>
+                <w:sz w:val="22"/>
+                <w:szCs w:val="22"/>
+                <w:color w:val="1A4A00"/>
+              </w:rPr>
+              <w:t xml:space="preserve">PandIQ geeft u overzicht en helpt u met het inschatten van bouwkosten, het aanvragen van offertes, subsidieaanvragen en andere besparingen — alles in één dashboard.</w:t>
+            </w:r>
+          </w:p>
+        </w:tc>
+      </w:tr>
+    </w:tbl>
+    <w:p>
+      <w:pPr>
+        <w:spacing w:before="200" w:after="0"/>
+      </w:pPr>
+    </w:p>
+    <w:p>
+      <w:pPr>
+        <w:spacing w:before="0" w:after="160"/>
+      </w:pPr>
+      <w:r>
+        <w:rPr>
+          <w:rFonts w:ascii="Calibri" w:hAnsi="Calibri" w:cs="Calibri"/>
+          <w:sz w:val="22"/>
+          <w:szCs w:val="22"/>
+          <w:color w:val="333333"/>
+        </w:rPr>
+        <w:t xml:space="preserve">Maak een account aan en ontdek wat er mogelijk is. Het kost weinig moeite en levert vaak direct voordeel op.</w:t>
+      </w:r>
+    </w:p>
+    <w:p>
+      <w:pPr>
+        <w:spacing w:before="80" w:after="280"/>
+      </w:pPr>
       <w:r>
         <w:rPr>
           <w:b/>
-          <w:bCs/>
-        </w:rPr>
-        <w:t>: Uw regisseur in verduurzaming</w:t>
-      </w:r>
-    </w:p>
-    <w:p>
-      <w:pPr>
-        <w:spacing w:before="320" w:after="80"/>
-      </w:pPr>
-      <w:r>
-        <w:t xml:space="preserve">Het optimaal combineren van maatregelen kan leiden tot een </w:t>
-      </w:r>
-      <w:r>
-        <w:rPr>
-          <w:b/>
-          <w:bCs/>
-        </w:rPr>
-        <w:t>verdubbeling van het subsidiebedrag per m²</w:t>
-      </w:r>
-      <w:r>
-        <w:t xml:space="preserve">. </w:t>
-      </w:r>
-      <w:proofErr w:type="spellStart"/>
-      <w:r>
-        <w:rPr>
-          <w:b/>
-          <w:bCs/>
-        </w:rPr>
-        <w:t>PandIQ</w:t>
-      </w:r>
-      <w:proofErr w:type="spellEnd"/>
-      <w:r>
-        <w:rPr>
-          <w:b/>
-          <w:bCs/>
-        </w:rPr>
-        <w:t xml:space="preserve"> voert een volledige subsidiecheck uit en verzorgt de aanvraag, zodat u geen euro laat liggen.</w:t>
-      </w:r>
-      <w:r>
-        <w:t xml:space="preserve"> Alle technische rapporten, offertes en de status van uw uitbetaling vindt u terug in uw </w:t>
-      </w:r>
-      <w:r>
-        <w:rPr>
-          <w:b/>
-          <w:bCs/>
-        </w:rPr>
-        <w:t>persoonlijk dashboard</w:t>
-      </w:r>
-      <w:r>
-        <w:t>.</w:t>
-      </w:r>
-    </w:p>
-    <w:p>
-      <w:pPr>
-        <w:spacing w:before="320" w:after="80"/>
-      </w:pPr>
-    </w:p>
-    <w:p>
-      <w:pPr>
-        <w:spacing w:before="320" w:after="80"/>
-      </w:pPr>
-    </w:p>
-    <w:p>
-      <w:pPr>
-        <w:spacing w:before="320" w:after="80"/>
-      </w:pPr>
-    </w:p>
-    <w:p>
-      <w:pPr>
-        <w:pBdr>
-          <w:left w:val="single" w:sz="12" w:space="4" w:color="2E6BE6"/>
-        </w:pBdr>
-        <w:shd w:val="clear" w:color="auto" w:fill="F4F6FA"/>
-        <w:spacing w:before="80"/>
-        <w:ind w:left="200"/>
+          <w:rFonts w:ascii="Calibri" w:hAnsi="Calibri" w:cs="Calibri"/>
+          <w:sz w:val="26"/>
+          <w:szCs w:val="26"/>
+          <w:color w:val="5AAA00"/>
+        </w:rPr>
+        <w:t xml:space="preserve">Word geen slapende betaler, maar wees slim en bespaar.</w:t>
+      </w:r>
+    </w:p>
+    <w:tbl>
+      <w:tblPr>
+        <w:tblW w:w="5000" w:type="pct"/>
+        <w:tblBorders>
+          <w:top w:val="none"/>
+          <w:left w:val="none"/>
+          <w:bottom w:val="none"/>
+          <w:right w:val="none"/>
+          <w:insideH w:val="none"/>
+          <w:insideV w:val="none"/>
+        </w:tblBorders>
+      </w:tblPr>
+      <w:tblGrid>
+        <w:gridCol w:w="9026"/>
+      </w:tblGrid>
+      <w:tr>
+        <w:trPr>
+          <w:trHeight w:val="480" w:hRule="atLeast"/>
+        </w:trPr>
+        <w:tc>
+          <w:tcPr>
+            <w:tcW w:w="5000" w:type="pct"/>
+            <w:shd w:val="clear" w:color="auto" w:fill="D4E832"/>
+            <w:tcMar>
+              <w:top w:w="180" w:type="dxa"/>
+              <w:left w:w="320" w:type="dxa"/>
+              <w:bottom w:w="180" w:type="dxa"/>
+              <w:right w:w="320" w:type="dxa"/>
+            </w:tcMar>
+          </w:tcPr>
+          <w:p>
+            <w:pPr>
+              <w:spacing w:before="0" w:after="0"/>
+              <w:shd w:val="clear" w:color="auto" w:fill="D4E832"/>
+            </w:pPr>
+            <w:r>
+              <w:rPr>
+                <w:rFonts w:ascii="Calibri" w:hAnsi="Calibri" w:cs="Calibri"/>
+                <w:sz w:val="22"/>
+                <w:szCs w:val="22"/>
+                <w:color w:val="1A1A1A"/>
+              </w:rPr>
+              <w:t xml:space="preserve">Bekijk uw mogelijkheden op </w:t>
+            </w:r>
+            <w:r>
+              <w:rPr>
+                <w:b/>
+                <w:rFonts w:ascii="Calibri" w:hAnsi="Calibri" w:cs="Calibri"/>
+                <w:sz w:val="22"/>
+                <w:szCs w:val="22"/>
+                <w:color w:val="1A1A1A"/>
+              </w:rPr>
+              <w:t xml:space="preserve">pandiq.nl/dashboard</w:t>
+            </w:r>
+            <w:r>
+              <w:rPr>
+                <w:b/>
+                <w:rFonts w:ascii="Calibri" w:hAnsi="Calibri" w:cs="Calibri"/>
+                <w:sz w:val="24"/>
+                <w:szCs w:val="24"/>
+                <w:color w:val="1A1A1A"/>
+              </w:rPr>
+              <w:t xml:space="preserve">  →</w:t>
+            </w:r>
+          </w:p>
+        </w:tc>
+      </w:tr>
+    </w:tbl>
+    <w:p>
+      <w:pPr>
+        <w:spacing w:before="480" w:after="0"/>
+      </w:pPr>
+    </w:p>
+    <w:p>
+      <w:pPr>
+        <w:spacing w:before="0" w:after="0"/>
       </w:pPr>
       <w:r>
         <w:rPr>
           <w:i/>
-          <w:iCs/>
-          <w:color w:val="5A6A85"/>
+          <w:rFonts w:ascii="Calibri" w:hAnsi="Calibri" w:cs="Calibri"/>
           <w:sz w:val="18"/>
           <w:szCs w:val="18"/>
-        </w:rPr>
-        <w:t>Disclaimer: dit rapport is indicatief en gebaseerd op registraties en aannames. Aan dit document kunnen geen rechten worden ontleend. Uitvoering vereist altijd verificatie op locatie en controle van actuele regelgeving.</w:t>
+          <w:color w:val="999999"/>
+        </w:rPr>
+        <w:t xml:space="preserve">Disclaimer: dit rapport is indicatief en gebaseerd op registraties en aannames. Aan dit document kunnen geen rechten worden ontleend. Uitvoering vereist altijd verificatie op locatie en controle van actuele regelgeving.</w:t>
       </w:r>
     </w:p>
     <w:sectPr>
-      <w:headerReference w:type="default" r:id="rId7"/>
-      <w:footerReference w:type="default" r:id="rId8"/>
+      <w:headerReference w:type="first" r:id="rId14"/>
+      <w:headerReference w:type="default" r:id="rId10"/>
+      <w:footerReference w:type="default" r:id="rId11"/>
       <w:pgSz w:w="11906" w:h="16838"/>
       <w:pgMar w:top="1134" w:right="1134" w:bottom="1134" w:left="1134" w:header="708" w:footer="708" w:gutter="0"/>
       <w:cols w:space="708"/>
       <w:docGrid w:linePitch="360"/>
+      <w:titlePg/>
     </w:sectPr>
   </w:body>
 </w:document>
@@ -3725,16 +4830,15 @@
       <w:tblBorders>
         <w:top w:val="none" w:sz="0" w:space="0" w:color="FFFFFF"/>
         <w:left w:val="none" w:sz="0" w:space="0" w:color="FFFFFF"/>
-        <w:bottom w:val="single" w:sz="4" w:space="0" w:color="2E6BE6"/>
         <w:right w:val="none" w:sz="0" w:space="0" w:color="FFFFFF"/>
-        <w:insideH w:val="single" w:sz="4" w:space="0" w:color="auto"/>
-        <w:insideV w:val="single" w:sz="4" w:space="0" w:color="auto"/>
+        <w:insideH w:val="none" w:sz="0" w:space="0" w:color="FFFFFF"/>
+        <w:insideV w:val="none" w:sz="0" w:space="0" w:color="FFFFFF"/>
+        <w:bottom w:val="single" w:sz="6" w:space="0" w:color="D4E832"/>
       </w:tblBorders>
       <w:tblCellMar>
         <w:left w:w="10" w:type="dxa"/>
         <w:right w:w="10" w:type="dxa"/>
       </w:tblCellMar>
-      <w:tblLook w:val="0000" w:firstRow="0" w:lastRow="0" w:firstColumn="0" w:lastColumn="0" w:noHBand="0" w:noVBand="0"/>
     </w:tblPr>
     <w:tblGrid>
       <w:gridCol w:w="4513"/>
@@ -3753,30 +4857,38 @@
           <w:vAlign w:val="center"/>
         </w:tcPr>
         <w:p>
-          <w:proofErr w:type="spellStart"/>
+          <w:pPr>
+            <w:spacing w:before="0" w:after="0"/>
+          </w:pPr>
           <w:r>
             <w:rPr>
-              <w:rFonts w:ascii="Georgia" w:eastAsia="Georgia" w:hAnsi="Georgia" w:cs="Georgia"/>
               <w:b/>
-              <w:bCs/>
-              <w:color w:val="0B1F3A"/>
+              <w:rFonts w:ascii="Calibri" w:hAnsi="Calibri" w:cs="Calibri"/>
               <w:sz w:val="28"/>
               <w:szCs w:val="28"/>
+              <w:color w:val="1A1A1A"/>
             </w:rPr>
-            <w:t>Pand</w:t>
+            <w:t xml:space="preserve">Pand</w:t>
           </w:r>
           <w:r>
             <w:rPr>
-              <w:rFonts w:ascii="Georgia" w:eastAsia="Georgia" w:hAnsi="Georgia" w:cs="Georgia"/>
               <w:b/>
-              <w:bCs/>
-              <w:color w:val="3DBDBD"/>
+              <w:rFonts w:ascii="Calibri" w:hAnsi="Calibri" w:cs="Calibri"/>
               <w:sz w:val="28"/>
               <w:szCs w:val="28"/>
+              <w:color w:val="5AAA00"/>
             </w:rPr>
-            <w:t>IQ</w:t>
+            <w:t xml:space="preserve">IQ</w:t>
           </w:r>
-          <w:proofErr w:type="spellEnd"/>
+          <w:r>
+            <w:rPr>
+              <w:rFonts w:ascii="Calibri" w:hAnsi="Calibri" w:cs="Calibri"/>
+              <w:sz w:val="18"/>
+              <w:szCs w:val="18"/>
+              <w:color w:val="5AAA00"/>
+            </w:rPr>
+            <w:t xml:space="preserve"> Wonen</w:t>
+          </w:r>
         </w:p>
       </w:tc>
       <w:tc>
@@ -3792,26 +4904,18 @@
         </w:tcPr>
         <w:p>
           <w:pPr>
+            <w:spacing w:before="0" w:after="0"/>
             <w:jc w:val="right"/>
           </w:pPr>
           <w:r>
             <w:rPr>
-              <w:color w:val="5A6A85"/>
+              <w:rFonts w:ascii="Calibri" w:hAnsi="Calibri" w:cs="Calibri"/>
               <w:sz w:val="18"/>
               <w:szCs w:val="18"/>
+              <w:color w:val="666666"/>
             </w:rPr>
-            <w:t xml:space="preserve">Isolatie </w:t>
+            <w:t xml:space="preserve">Isolatie Quickscan</w:t>
           </w:r>
-          <w:proofErr w:type="spellStart"/>
-          <w:r>
-            <w:rPr>
-              <w:color w:val="5A6A85"/>
-              <w:sz w:val="18"/>
-              <w:szCs w:val="18"/>
-            </w:rPr>
-            <w:t>Quickscan</w:t>
-          </w:r>
-          <w:proofErr w:type="spellEnd"/>
         </w:p>
       </w:tc>
     </w:tr>
@@ -3819,6 +4923,16 @@
   <w:p>
     <w:pPr>
       <w:spacing w:before="60" w:after="60"/>
+    </w:pPr>
+  </w:p>
+</w:hdr>
+</file>
+
+<file path=word/header2.xml><?xml version="1.0" encoding="utf-8"?>
+<w:hdr xmlns:w="http://schemas.openxmlformats.org/wordprocessingml/2006/main">
+  <w:p>
+    <w:pPr>
+      <w:spacing w:before="0" w:after="0"/>
     </w:pPr>
   </w:p>
 </w:hdr>
@@ -3881,6 +4995,92 @@
     </w:lvl>
   </w:abstractNum>
   <w:abstractNum w:abstractNumId="1" w15:restartNumberingAfterBreak="0">
+    <w:nsid w:val="0A1E623C"/>
+    <w:multiLevelType w:val="hybridMultilevel"/>
+    <w:tmpl w:val="A9300544"/>
+    <w:lvl w:ilvl="0" w:tplc="0413000F">
+      <w:start w:val="1"/>
+      <w:numFmt w:val="decimal"/>
+      <w:lvlText w:val="%1."/>
+      <w:lvlJc w:val="left"/>
+      <w:pPr>
+        <w:ind w:left="720" w:hanging="360"/>
+      </w:pPr>
+    </w:lvl>
+    <w:lvl w:ilvl="1" w:tplc="04130019" w:tentative="1">
+      <w:start w:val="1"/>
+      <w:numFmt w:val="lowerLetter"/>
+      <w:lvlText w:val="%2."/>
+      <w:lvlJc w:val="left"/>
+      <w:pPr>
+        <w:ind w:left="1440" w:hanging="360"/>
+      </w:pPr>
+    </w:lvl>
+    <w:lvl w:ilvl="2" w:tplc="0413001B" w:tentative="1">
+      <w:start w:val="1"/>
+      <w:numFmt w:val="lowerRoman"/>
+      <w:lvlText w:val="%3."/>
+      <w:lvlJc w:val="right"/>
+      <w:pPr>
+        <w:ind w:left="2160" w:hanging="180"/>
+      </w:pPr>
+    </w:lvl>
+    <w:lvl w:ilvl="3" w:tplc="0413000F" w:tentative="1">
+      <w:start w:val="1"/>
+      <w:numFmt w:val="decimal"/>
+      <w:lvlText w:val="%4."/>
+      <w:lvlJc w:val="left"/>
+      <w:pPr>
+        <w:ind w:left="2880" w:hanging="360"/>
+      </w:pPr>
+    </w:lvl>
+    <w:lvl w:ilvl="4" w:tplc="04130019" w:tentative="1">
+      <w:start w:val="1"/>
+      <w:numFmt w:val="lowerLetter"/>
+      <w:lvlText w:val="%5."/>
+      <w:lvlJc w:val="left"/>
+      <w:pPr>
+        <w:ind w:left="3600" w:hanging="360"/>
+      </w:pPr>
+    </w:lvl>
+    <w:lvl w:ilvl="5" w:tplc="0413001B" w:tentative="1">
+      <w:start w:val="1"/>
+      <w:numFmt w:val="lowerRoman"/>
+      <w:lvlText w:val="%6."/>
+      <w:lvlJc w:val="right"/>
+      <w:pPr>
+        <w:ind w:left="4320" w:hanging="180"/>
+      </w:pPr>
+    </w:lvl>
+    <w:lvl w:ilvl="6" w:tplc="0413000F" w:tentative="1">
+      <w:start w:val="1"/>
+      <w:numFmt w:val="decimal"/>
+      <w:lvlText w:val="%7."/>
+      <w:lvlJc w:val="left"/>
+      <w:pPr>
+        <w:ind w:left="5040" w:hanging="360"/>
+      </w:pPr>
+    </w:lvl>
+    <w:lvl w:ilvl="7" w:tplc="04130019" w:tentative="1">
+      <w:start w:val="1"/>
+      <w:numFmt w:val="lowerLetter"/>
+      <w:lvlText w:val="%8."/>
+      <w:lvlJc w:val="left"/>
+      <w:pPr>
+        <w:ind w:left="5760" w:hanging="360"/>
+      </w:pPr>
+    </w:lvl>
+    <w:lvl w:ilvl="8" w:tplc="0413001B" w:tentative="1">
+      <w:start w:val="1"/>
+      <w:numFmt w:val="lowerRoman"/>
+      <w:lvlText w:val="%9."/>
+      <w:lvlJc w:val="right"/>
+      <w:pPr>
+        <w:ind w:left="6480" w:hanging="180"/>
+      </w:pPr>
+    </w:lvl>
+  </w:abstractNum>
+  <w:abstractNum w:abstractNumId="2" w15:restartNumberingAfterBreak="0">
     <w:nsid w:val="4FD55F3A"/>
     <w:multiLevelType w:val="hybridMultilevel"/>
     <w:tmpl w:val="1C36CA24"/>
@@ -3966,7 +5166,7 @@
       </w:pPr>
     </w:lvl>
   </w:abstractNum>
-  <w:abstractNum w:abstractNumId="2" w15:restartNumberingAfterBreak="0">
+  <w:abstractNum w:abstractNumId="3" w15:restartNumberingAfterBreak="0">
     <w:nsid w:val="72964827"/>
     <w:multiLevelType w:val="multilevel"/>
     <w:tmpl w:val="75189EAE"/>
@@ -4116,7 +5316,7 @@
     </w:lvl>
   </w:abstractNum>
   <w:num w:numId="1" w16cid:durableId="1737582796">
-    <w:abstractNumId w:val="1"/>
+    <w:abstractNumId w:val="2"/>
     <w:lvlOverride w:ilvl="0">
       <w:startOverride w:val="1"/>
     </w:lvlOverride>
@@ -4128,7 +5328,10 @@
     </w:lvlOverride>
   </w:num>
   <w:num w:numId="3" w16cid:durableId="2021732530">
-    <w:abstractNumId w:val="2"/>
+    <w:abstractNumId w:val="3"/>
+  </w:num>
+  <w:num w:numId="4" w16cid:durableId="1974408977">
+    <w:abstractNumId w:val="1"/>
   </w:num>
 </w:numbering>
 </file>

--- a/output/quickscan_9746CR_107.docx
+++ b/output/quickscan_9746CR_107.docx
@@ -182,89 +182,8 @@
           <w:szCs w:val="22"/>
           <w:color w:val="666666"/>
         </w:rPr>
-        <w:t xml:space="preserve">6 april 2026</w:t>
-      </w:r>
-    </w:p>
-    <w:p>
-      <w:pPr>
-        <w:spacing w:before="240" w:after="0"/>
-      </w:pPr>
-    </w:p>
-    <w:p>
-      <w:r>
-        <w:rPr>
-          <w:noProof/>
-        </w:rPr>
-        <w:drawing>
-          <wp:anchor distT="0" distB="0" distL="0" distR="0" simplePos="0" relativeHeight="1" behindDoc="1" locked="0" layoutInCell="0" allowOverlap="1">
-            <wp:simplePos x="0" y="0"/>
-            <wp:positionH relativeFrom="page">
-              <wp:posOffset>0</wp:posOffset>
-            </wp:positionH>
-            <wp:positionV relativeFrom="page">
-              <wp:posOffset>0</wp:posOffset>
-            </wp:positionV>
-            <wp:extent cx="7560000" cy="2520000"/>
-            <wp:effectExtent l="0" t="0" r="0" b="0"/>
-            <wp:wrapNone/>
-            <wp:docPr id="9001" name="cover_groene_balk"/>
-            <wp:cNvGraphicFramePr/>
-            <a:graphic xmlns:a="http://schemas.openxmlformats.org/drawingml/2006/main">
-              <a:graphicData uri="http://schemas.microsoft.com/office/word/2010/wordprocessingShape">
-                <wps:wsp>
-                  <wps:cNvCnPr/>
-                  <wps:cNvSpPr>
-                    <a:spLocks noChangeArrowheads="1"/>
-                  </wps:cNvSpPr>
-                  <wps:spPr>
-                    <a:xfrm>
-                      <a:off x="0" y="0"/>
-                      <a:ext cx="7560000" cy="2520000"/>
-                    </a:xfrm>
-                    <a:prstGeom prst="rect">
-                      <a:avLst/>
-                    </a:prstGeom>
-                    <a:solidFill>
-                      <a:srgbClr val="5AAA00"/>
-                    </a:solidFill>
-                    <a:ln>
-                      <a:noFill/>
-                    </a:ln>
-                  </wps:spPr>
-                  <wps:bodyPr/>
-                </wps:wsp>
-              </a:graphicData>
-            </a:graphic>
-          </wp:anchor>
-        </w:drawing>
-      </w:r>
-      <w:pPr>
-        <w:spacing w:before="0" w:after="0"/>
-      </w:pPr>
-      <w:proofErr w:type="spellStart"/>
-      <w:r>
-        <w:rPr>
-          <w:rFonts w:ascii="Georgia" w:eastAsia="Georgia" w:hAnsi="Georgia" w:cs="Georgia"/>
-          <w:b/>
-          <w:bCs/>
-          <w:color w:val="FFFFFF"/>
-          <w:sz w:val="72"/>
-          <w:szCs w:val="72"/>
-        </w:rPr>
-        <w:t>Pand</w:t>
-      </w:r>
-      <w:r>
-        <w:rPr>
-          <w:rFonts w:ascii="Georgia" w:eastAsia="Georgia" w:hAnsi="Georgia" w:cs="Georgia"/>
-          <w:b/>
-          <w:bCs/>
-          <w:color w:val="FFFFFF"/>
-          <w:sz w:val="72"/>
-          <w:szCs w:val="72"/>
-        </w:rPr>
-        <w:t>IQ</w:t>
-      </w:r>
-      <w:proofErr w:type="spellEnd"/>
+        <w:t xml:space="preserve">30 april 2026</w:t>
+      </w:r>
     </w:p>
     <w:p>
       <w:pPr>
@@ -338,21 +257,29 @@
         <w:rPr>
           <w:color w:val="1A2340"/>
         </w:rPr>
+        <w:t xml:space="preserve">Uw woning uit 2006 (rijwoning tussen) heeft een sterke gebouwschil. Via de ISDE is mogelijk een startbedrag van €1,025 plus €225 per kW vermogen beschikbaar voor een warmtepomp. Ontdek of uw woning klaar is voor gasloos wonen via www.pandiq.nl.</w:t>
+      </w:r>
+    </w:p>
+    <w:p>
+      <w:pPr>
+        <w:spacing w:before="120" w:after="120"/>
+        <w:rPr>
+          <w:color w:val="1A2340"/>
+        </w:rPr>
+      </w:pPr>
+    </w:p>
+    <w:p>
+      <w:pPr>
+        <w:spacing w:before="60" w:after="160"/>
+        <w:rPr>
+          <w:color w:val="1A2340"/>
+        </w:rPr>
+      </w:pPr>
+      <w:r>
+        <w:rPr>
+          <w:color w:val="1A2340"/>
+        </w:rPr>
         <w:t xml:space="preserve">Dit rapport is opgesteld op basis van openbare registraties (BAG en EP-Online) voor Joeswerd 107, 9746CR Groningen. Het betreft een rijwoning tussen. De woning is gebouwd in 2006. Het geregistreerde energielabel is A+, geldig tot 23 september 2035.</w:t>
-      </w:r>
-      <w:proofErr w:type="spellStart"/>
-      <w:r>
-        <w:rPr>
-          <w:color w:val="1A2340"/>
-        </w:rPr>
-        <w:t/>
-      </w:r>
-      <w:proofErr w:type="spellEnd"/>
-      <w:r>
-        <w:rPr>
-          <w:color w:val="1A2340"/>
-        </w:rPr>
-        <w:t/>
       </w:r>
     </w:p>
     <w:p>
@@ -523,20 +450,6 @@
         </w:rPr>
         <w:t/>
       </w:r>
-      <w:proofErr w:type="spellStart"/>
-      <w:r>
-        <w:rPr>
-          <w:color w:val="1A2340"/>
-        </w:rPr>
-        <w:t/>
-      </w:r>
-      <w:proofErr w:type="spellEnd"/>
-      <w:r>
-        <w:rPr>
-          <w:color w:val="1A2340"/>
-        </w:rPr>
-        <w:t/>
-      </w:r>
     </w:p>
     <w:p>
       <w:pPr>
@@ -589,6 +502,20 @@
         <w:rPr>
           <w:color w:val="1A2340"/>
         </w:rPr>
+        <w:t>Financiële indicaties zijn schattingen op basis van bouwjaar en gemiddelde woningkenmerken. Definitieve bedragen hangen af van de werkelijke situatie ter plaatse.</w:t>
+      </w:r>
+    </w:p>
+    <w:p>
+      <w:pPr>
+        <w:spacing w:before="60" w:after="160"/>
+        <w:rPr>
+          <w:color w:val="1A2340"/>
+        </w:rPr>
+      </w:pPr>
+      <w:r>
+        <w:rPr>
+          <w:color w:val="1A2340"/>
+        </w:rPr>
         <w:t>De informatie is bedoeld als eerste inzicht en kan afwijken van de werkelijke situatie. Wij adviseren om v</w:t>
       </w:r>
       <w:r>
@@ -627,21 +554,7 @@
         <w:rPr>
           <w:color w:val="1A2340"/>
         </w:rPr>
-        <w:t xml:space="preserve"> de gegevens kunnen onvolledig of onjuist zijn en </w:t>
-      </w:r>
-      <w:proofErr w:type="spellStart"/>
-      <w:r>
-        <w:rPr>
-          <w:color w:val="1A2340"/>
-        </w:rPr>
-        <w:t>PandIQ</w:t>
-      </w:r>
-      <w:proofErr w:type="spellEnd"/>
-      <w:r>
-        <w:rPr>
-          <w:color w:val="1A2340"/>
-        </w:rPr>
-        <w:t xml:space="preserve"> is niet aansprakelijk voor eventuele fouten of gevolgen van gebruik.</w:t>
+        <w:t xml:space="preserve"> de gegevens kunnen onvolledig of onjuist zijn en PandIQ is niet aansprakelijk voor eventuele fouten of gevolgen van gebruik.</w:t>
       </w:r>
     </w:p>
     <w:p>
@@ -863,7 +776,7 @@
                 <w:color w:val="1F2937"/>
                 <w:sz w:val="22"/>
               </w:rPr>
-              <w:t xml:space="preserve">6 april 2026</w:t>
+              <w:t xml:space="preserve">30 april 2026</w:t>
             </w:r>
           </w:p>
         </w:tc>
@@ -1237,26 +1150,6 @@
               </w:rPr>
               <w:t xml:space="preserve">23 september 2035</w:t>
             </w:r>
-            <w:proofErr w:type="spellStart"/>
-            <w:r>
-              <w:rPr>
-                <w:rFonts w:ascii="Calibri" w:hAnsi="Calibri"/>
-                <w:b w:val="0"/>
-                <w:color w:val="1F2937"/>
-                <w:sz w:val="22"/>
-              </w:rPr>
-              <w:t/>
-            </w:r>
-            <w:proofErr w:type="spellEnd"/>
-            <w:r>
-              <w:rPr>
-                <w:rFonts w:ascii="Calibri" w:hAnsi="Calibri"/>
-                <w:b w:val="0"/>
-                <w:color w:val="1F2937"/>
-                <w:sz w:val="22"/>
-              </w:rPr>
-              <w:t/>
-            </w:r>
           </w:p>
         </w:tc>
       </w:tr>
@@ -1496,20 +1389,6 @@
         </w:rPr>
         <w:t xml:space="preserve">Uw woning valt onder het Bouwbesluit van 1992, met latere aanscherpingen via de Energieprestatiecoëfficiënt (EPC). De schil is standaard voorzien van dakisolatie, spouwvulling en mechanische ventilatie — een kwalitatief goede basis met Rc 2,5. De focus verschuift hier van basisisolatie naar het optimaliseren van systemen en het dichten van de laatste energielekken.</w:t>
       </w:r>
-      <w:proofErr w:type="spellStart"/>
-      <w:r>
-        <w:rPr>
-          <w:color w:val="1A2340"/>
-        </w:rPr>
-        <w:t/>
-      </w:r>
-      <w:proofErr w:type="spellEnd"/>
-      <w:r>
-        <w:rPr>
-          <w:color w:val="1A2340"/>
-        </w:rPr>
-        <w:t/>
-      </w:r>
     </w:p>
     <w:p>
       <w:pPr>
@@ -1571,521 +1450,10 @@
     </w:p>
     <w:p>
       <w:pPr>
-        <w:spacing w:before="120" w:after="120"/>
-      </w:pPr>
-    </w:p>
-    <w:tbl>
-      <w:tblPr>
-        <w:tblW w:w="9026" w:type="dxa"/>
-        <w:tblBorders>
-          <w:top w:val="single" w:sz="4" w:space="0" w:color="F2F2F2" w:themeColor="background1" w:themeShade="F2"/>
-          <w:left w:val="single" w:sz="4" w:space="0" w:color="F2F2F2" w:themeColor="background1" w:themeShade="F2"/>
-          <w:bottom w:val="single" w:sz="4" w:space="0" w:color="F2F2F2" w:themeColor="background1" w:themeShade="F2"/>
-          <w:right w:val="single" w:sz="4" w:space="0" w:color="F2F2F2" w:themeColor="background1" w:themeShade="F2"/>
-          <w:insideH w:val="single" w:sz="4" w:space="0" w:color="F2F2F2" w:themeColor="background1" w:themeShade="F2"/>
-          <w:insideV w:val="single" w:sz="4" w:space="0" w:color="F2F2F2" w:themeColor="background1" w:themeShade="F2"/>
-        </w:tblBorders>
-        <w:tblCellMar>
-          <w:left w:w="10" w:type="dxa"/>
-          <w:right w:w="10" w:type="dxa"/>
-        </w:tblCellMar>
-        <w:tblLook w:val="0000" w:firstRow="0" w:lastRow="0" w:firstColumn="0" w:lastColumn="0" w:noHBand="0" w:noVBand="0"/>
-      </w:tblPr>
-      <w:tblGrid>
-        <w:gridCol w:w="2295"/>
-        <w:gridCol w:w="1759"/>
-        <w:gridCol w:w="4972"/>
-      </w:tblGrid>
-      <w:tr>
-        <w:tc>
-          <w:tcPr>
-            <w:tcW w:w="2400" w:type="dxa"/>
-            <w:shd w:val="clear" w:color="auto" w:fill="5AAA00"/>
-            <w:tcMar>
-              <w:top w:w="80" w:type="dxa"/>
-              <w:left w:w="120" w:type="dxa"/>
-              <w:bottom w:w="80" w:type="dxa"/>
-              <w:right w:w="120" w:type="dxa"/>
-            </w:tcMar>
-          </w:tcPr>
-          <w:p>
-            <w:pPr>
-              <w:rPr>
-                <w:color w:val="FFFFFF" w:themeColor="background1"/>
-              </w:rPr>
-            </w:pPr>
-            <w:r>
-              <w:rPr>
-                <w:b/>
-                <w:bCs/>
-                <w:color w:val="FFFFFF" w:themeColor="background1"/>
-                <w:sz w:val="20"/>
-                <w:szCs w:val="20"/>
-              </w:rPr>
-              <w:t>Onderdeel</w:t>
-            </w:r>
-          </w:p>
-        </w:tc>
-        <w:tc>
-          <w:tcPr>
-            <w:tcW w:w="1400" w:type="dxa"/>
-            <w:shd w:val="clear" w:color="auto" w:fill="5AAA00"/>
-            <w:tcMar>
-              <w:top w:w="80" w:type="dxa"/>
-              <w:left w:w="120" w:type="dxa"/>
-              <w:bottom w:w="80" w:type="dxa"/>
-              <w:right w:w="120" w:type="dxa"/>
-            </w:tcMar>
-          </w:tcPr>
-          <w:p>
-            <w:pPr>
-              <w:rPr>
-                <w:color w:val="FFFFFF" w:themeColor="background1"/>
-              </w:rPr>
-            </w:pPr>
-            <w:r>
-              <w:rPr>
-                <w:b/>
-                <w:bCs/>
-                <w:color w:val="FFFFFF" w:themeColor="background1"/>
-                <w:sz w:val="20"/>
-                <w:szCs w:val="20"/>
-              </w:rPr>
-              <w:t>Score</w:t>
-            </w:r>
-          </w:p>
-        </w:tc>
-        <w:tc>
-          <w:tcPr>
-            <w:tcW w:w="5226" w:type="dxa"/>
-            <w:shd w:val="clear" w:color="auto" w:fill="5AAA00"/>
-            <w:tcMar>
-              <w:top w:w="80" w:type="dxa"/>
-              <w:left w:w="120" w:type="dxa"/>
-              <w:bottom w:w="80" w:type="dxa"/>
-              <w:right w:w="120" w:type="dxa"/>
-            </w:tcMar>
-          </w:tcPr>
-          <w:p>
-            <w:pPr>
-              <w:rPr>
-                <w:color w:val="FFFFFF" w:themeColor="background1"/>
-              </w:rPr>
-            </w:pPr>
-            <w:r>
-              <w:rPr>
-                <w:b/>
-                <w:bCs/>
-                <w:color w:val="FFFFFF" w:themeColor="background1"/>
-                <w:sz w:val="20"/>
-                <w:szCs w:val="20"/>
-              </w:rPr>
-              <w:t>Beoordeling</w:t>
-            </w:r>
-          </w:p>
-        </w:tc>
-      </w:tr>
-      <w:tr>
-        <w:tc>
-          <w:tcPr>
-            <w:tcW w:w="2400" w:type="dxa"/>
-            <w:shd w:val="clear" w:color="auto" w:fill="FFFFFF"/>
-            <w:tcMar>
-              <w:top w:w="80" w:type="dxa"/>
-              <w:left w:w="120" w:type="dxa"/>
-              <w:bottom w:w="80" w:type="dxa"/>
-              <w:right w:w="120" w:type="dxa"/>
-            </w:tcMar>
-          </w:tcPr>
-          <w:p>
-            <w:r>
-              <w:rPr>
-                <w:color w:val="1A2340"/>
-                <w:sz w:val="20"/>
-                <w:szCs w:val="20"/>
-              </w:rPr>
-              <w:t>Dak</w:t>
-            </w:r>
-          </w:p>
-        </w:tc>
-        <w:tc>
-          <w:tcPr>
-            <w:tcW w:w="1400" w:type="dxa"/>
-            <w:shd w:val="clear" w:color="auto" w:fill="FFFFFF"/>
-            <w:tcMar>
-              <w:top w:w="80" w:type="dxa"/>
-              <w:left w:w="120" w:type="dxa"/>
-              <w:bottom w:w="80" w:type="dxa"/>
-              <w:right w:w="120" w:type="dxa"/>
-            </w:tcMar>
-          </w:tcPr>
-          <w:p>
-            <w:r>
-              <w:rPr>
-                <w:color w:val="1A2340"/>
-              </w:rPr>
-              <w:t xml:space="preserve">1/5</w:t>
-            </w:r>
-            <w:proofErr w:type="spellStart"/>
-            <w:r>
-              <w:rPr>
-                <w:color w:val="1A2340"/>
-              </w:rPr>
-              <w:t/>
-            </w:r>
-            <w:proofErr w:type="spellEnd"/>
-            <w:r>
-              <w:rPr>
-                <w:color w:val="1A2340"/>
-              </w:rPr>
-              <w:t/>
-            </w:r>
-            <w:r>
-              <w:rPr>
-                <w:color w:val="5A6A85"/>
-                <w:sz w:val="20"/>
-                <w:szCs w:val="20"/>
-              </w:rPr>
-              <w:t/>
-            </w:r>
-          </w:p>
-        </w:tc>
-        <w:tc>
-          <w:tcPr>
-            <w:tcW w:w="5226" w:type="dxa"/>
-            <w:shd w:val="clear" w:color="auto" w:fill="FFFFFF"/>
-            <w:tcMar>
-              <w:top w:w="80" w:type="dxa"/>
-              <w:left w:w="120" w:type="dxa"/>
-              <w:bottom w:w="80" w:type="dxa"/>
-              <w:right w:w="120" w:type="dxa"/>
-            </w:tcMar>
-          </w:tcPr>
-          <w:p>
-            <w:r>
-              <w:rPr>
-                <w:color w:val="1A2340"/>
-              </w:rPr>
-              <w:t xml:space="preserve">Goed</w:t>
-            </w:r>
-            <w:proofErr w:type="spellStart"/>
-            <w:r>
-              <w:rPr>
-                <w:color w:val="1A2340"/>
-              </w:rPr>
-              <w:t/>
-            </w:r>
-            <w:proofErr w:type="spellEnd"/>
-            <w:r>
-              <w:rPr>
-                <w:color w:val="1A2340"/>
-              </w:rPr>
-              <w:t/>
-            </w:r>
-          </w:p>
-        </w:tc>
-      </w:tr>
-      <w:tr>
-        <w:tc>
-          <w:tcPr>
-            <w:tcW w:w="2400" w:type="dxa"/>
-            <w:shd w:val="clear" w:color="auto" w:fill="FFFFFF"/>
-            <w:tcMar>
-              <w:top w:w="80" w:type="dxa"/>
-              <w:left w:w="120" w:type="dxa"/>
-              <w:bottom w:w="80" w:type="dxa"/>
-              <w:right w:w="120" w:type="dxa"/>
-            </w:tcMar>
-          </w:tcPr>
-          <w:p>
-            <w:r>
-              <w:rPr>
-                <w:color w:val="1A2340"/>
-                <w:sz w:val="20"/>
-                <w:szCs w:val="20"/>
-              </w:rPr>
-              <w:t>Gevel</w:t>
-            </w:r>
-          </w:p>
-        </w:tc>
-        <w:tc>
-          <w:tcPr>
-            <w:tcW w:w="1400" w:type="dxa"/>
-            <w:shd w:val="clear" w:color="auto" w:fill="FFFFFF"/>
-            <w:tcMar>
-              <w:top w:w="80" w:type="dxa"/>
-              <w:left w:w="120" w:type="dxa"/>
-              <w:bottom w:w="80" w:type="dxa"/>
-              <w:right w:w="120" w:type="dxa"/>
-            </w:tcMar>
-          </w:tcPr>
-          <w:p>
-            <w:r>
-              <w:rPr>
-                <w:color w:val="1A2340"/>
-              </w:rPr>
-              <w:t xml:space="preserve">1/5</w:t>
-            </w:r>
-            <w:proofErr w:type="spellStart"/>
-            <w:r>
-              <w:rPr>
-                <w:color w:val="1A2340"/>
-              </w:rPr>
-              <w:t/>
-            </w:r>
-            <w:proofErr w:type="spellEnd"/>
-            <w:r>
-              <w:rPr>
-                <w:color w:val="1A2340"/>
-              </w:rPr>
-              <w:t/>
-            </w:r>
-            <w:r>
-              <w:rPr>
-                <w:color w:val="5A6A85"/>
-                <w:sz w:val="20"/>
-                <w:szCs w:val="20"/>
-              </w:rPr>
-              <w:t/>
-            </w:r>
-          </w:p>
-        </w:tc>
-        <w:tc>
-          <w:tcPr>
-            <w:tcW w:w="5226" w:type="dxa"/>
-            <w:shd w:val="clear" w:color="auto" w:fill="FFFFFF"/>
-            <w:tcMar>
-              <w:top w:w="80" w:type="dxa"/>
-              <w:left w:w="120" w:type="dxa"/>
-              <w:bottom w:w="80" w:type="dxa"/>
-              <w:right w:w="120" w:type="dxa"/>
-            </w:tcMar>
-          </w:tcPr>
-          <w:p>
-            <w:r>
-              <w:rPr>
-                <w:color w:val="1A2340"/>
-              </w:rPr>
-              <w:t xml:space="preserve">Goed</w:t>
-            </w:r>
-            <w:proofErr w:type="spellStart"/>
-            <w:r>
-              <w:rPr>
-                <w:color w:val="1A2340"/>
-              </w:rPr>
-              <w:t/>
-            </w:r>
-            <w:proofErr w:type="spellEnd"/>
-            <w:r>
-              <w:rPr>
-                <w:color w:val="1A2340"/>
-              </w:rPr>
-              <w:t/>
-            </w:r>
-          </w:p>
-        </w:tc>
-      </w:tr>
-      <w:tr>
-        <w:tc>
-          <w:tcPr>
-            <w:tcW w:w="2400" w:type="dxa"/>
-            <w:shd w:val="clear" w:color="auto" w:fill="FFFFFF"/>
-            <w:tcMar>
-              <w:top w:w="80" w:type="dxa"/>
-              <w:left w:w="120" w:type="dxa"/>
-              <w:bottom w:w="80" w:type="dxa"/>
-              <w:right w:w="120" w:type="dxa"/>
-            </w:tcMar>
-          </w:tcPr>
-          <w:p>
-            <w:r>
-              <w:rPr>
-                <w:color w:val="1A2340"/>
-                <w:sz w:val="20"/>
-                <w:szCs w:val="20"/>
-              </w:rPr>
-              <w:t>Vloer</w:t>
-            </w:r>
-          </w:p>
-        </w:tc>
-        <w:tc>
-          <w:tcPr>
-            <w:tcW w:w="1400" w:type="dxa"/>
-            <w:shd w:val="clear" w:color="auto" w:fill="FFFFFF"/>
-            <w:tcMar>
-              <w:top w:w="80" w:type="dxa"/>
-              <w:left w:w="120" w:type="dxa"/>
-              <w:bottom w:w="80" w:type="dxa"/>
-              <w:right w:w="120" w:type="dxa"/>
-            </w:tcMar>
-          </w:tcPr>
-          <w:p>
-            <w:r>
-              <w:rPr>
-                <w:color w:val="1A2340"/>
-              </w:rPr>
-              <w:t xml:space="preserve">1/5</w:t>
-            </w:r>
-            <w:proofErr w:type="spellStart"/>
-            <w:r>
-              <w:rPr>
-                <w:color w:val="1A2340"/>
-              </w:rPr>
-              <w:t/>
-            </w:r>
-            <w:proofErr w:type="spellEnd"/>
-            <w:r>
-              <w:rPr>
-                <w:color w:val="1A2340"/>
-              </w:rPr>
-              <w:t/>
-            </w:r>
-            <w:r>
-              <w:rPr>
-                <w:color w:val="5A6A85"/>
-                <w:sz w:val="20"/>
-                <w:szCs w:val="20"/>
-              </w:rPr>
-              <w:t/>
-            </w:r>
-          </w:p>
-        </w:tc>
-        <w:tc>
-          <w:tcPr>
-            <w:tcW w:w="5226" w:type="dxa"/>
-            <w:shd w:val="clear" w:color="auto" w:fill="FFFFFF"/>
-            <w:tcMar>
-              <w:top w:w="80" w:type="dxa"/>
-              <w:left w:w="120" w:type="dxa"/>
-              <w:bottom w:w="80" w:type="dxa"/>
-              <w:right w:w="120" w:type="dxa"/>
-            </w:tcMar>
-          </w:tcPr>
-          <w:p>
-            <w:r>
-              <w:rPr>
-                <w:color w:val="1A2340"/>
-              </w:rPr>
-              <w:t xml:space="preserve">Goed</w:t>
-            </w:r>
-            <w:proofErr w:type="spellStart"/>
-            <w:r>
-              <w:rPr>
-                <w:color w:val="1A2340"/>
-              </w:rPr>
-              <w:t/>
-            </w:r>
-            <w:proofErr w:type="spellEnd"/>
-            <w:r>
-              <w:rPr>
-                <w:color w:val="1A2340"/>
-              </w:rPr>
-              <w:t/>
-            </w:r>
-          </w:p>
-        </w:tc>
-      </w:tr>
-      <w:tr>
-        <w:tc>
-          <w:tcPr>
-            <w:tcW w:w="2400" w:type="dxa"/>
-            <w:shd w:val="clear" w:color="auto" w:fill="FFFFFF"/>
-            <w:tcMar>
-              <w:top w:w="80" w:type="dxa"/>
-              <w:left w:w="120" w:type="dxa"/>
-              <w:bottom w:w="80" w:type="dxa"/>
-              <w:right w:w="120" w:type="dxa"/>
-            </w:tcMar>
-          </w:tcPr>
-          <w:p>
-            <w:r>
-              <w:rPr>
-                <w:color w:val="1A2340"/>
-                <w:sz w:val="20"/>
-                <w:szCs w:val="20"/>
-              </w:rPr>
-              <w:t>Glas</w:t>
-            </w:r>
-          </w:p>
-        </w:tc>
-        <w:tc>
-          <w:tcPr>
-            <w:tcW w:w="1400" w:type="dxa"/>
-            <w:shd w:val="clear" w:color="auto" w:fill="FFFFFF"/>
-            <w:tcMar>
-              <w:top w:w="80" w:type="dxa"/>
-              <w:left w:w="120" w:type="dxa"/>
-              <w:bottom w:w="80" w:type="dxa"/>
-              <w:right w:w="120" w:type="dxa"/>
-            </w:tcMar>
-          </w:tcPr>
-          <w:p>
-            <w:r>
-              <w:rPr>
-                <w:color w:val="1A2340"/>
-              </w:rPr>
-              <w:t xml:space="preserve">1/5</w:t>
-            </w:r>
-            <w:proofErr w:type="spellStart"/>
-            <w:r>
-              <w:rPr>
-                <w:color w:val="1A2340"/>
-              </w:rPr>
-              <w:t/>
-            </w:r>
-            <w:proofErr w:type="spellEnd"/>
-            <w:r>
-              <w:rPr>
-                <w:color w:val="1A2340"/>
-              </w:rPr>
-              <w:t/>
-            </w:r>
-            <w:r>
-              <w:rPr>
-                <w:color w:val="5A6A85"/>
-                <w:sz w:val="20"/>
-                <w:szCs w:val="20"/>
-              </w:rPr>
-              <w:t/>
-            </w:r>
-          </w:p>
-        </w:tc>
-        <w:tc>
-          <w:tcPr>
-            <w:tcW w:w="5226" w:type="dxa"/>
-            <w:shd w:val="clear" w:color="auto" w:fill="FFFFFF"/>
-            <w:tcMar>
-              <w:top w:w="80" w:type="dxa"/>
-              <w:left w:w="120" w:type="dxa"/>
-              <w:bottom w:w="80" w:type="dxa"/>
-              <w:right w:w="120" w:type="dxa"/>
-            </w:tcMar>
-          </w:tcPr>
-          <w:p>
-            <w:r>
-              <w:rPr>
-                <w:color w:val="1A2340"/>
-              </w:rPr>
-              <w:t xml:space="preserve">Goed</w:t>
-            </w:r>
-            <w:proofErr w:type="spellStart"/>
-            <w:r>
-              <w:rPr>
-                <w:color w:val="1A2340"/>
-              </w:rPr>
-              <w:t/>
-            </w:r>
-            <w:proofErr w:type="spellEnd"/>
-            <w:r>
-              <w:rPr>
-                <w:color w:val="1A2340"/>
-              </w:rPr>
-              <w:t/>
-            </w:r>
-          </w:p>
-        </w:tc>
-      </w:tr>
-    </w:tbl>
+        <w:pStyle w:val="Normal"/>
+        <w:spacing w:before="0" w:after="200"/>
+      </w:pPr>
+    </w:p>
     <w:p>
       <w:pPr>
         <w:pStyle w:val="Normal"/>
@@ -2096,14 +1464,68 @@
           <w:rFonts w:ascii="Calibri" w:hAnsi="Calibri" w:cs="Calibri"/>
           <w:sz w:val="22"/>
           <w:szCs w:val="22"/>
-        </w:rPr>
-        <w:t xml:space="preserve"/>
+          <w:color w:val="1D1D1B"/>
+        </w:rPr>
+        <w:t xml:space="preserve">De gebouwschil is op orde. De meeste winst zit in het optimaliseren van installaties: ventilatie, verwarming en eventuele duurzame opwek.</w:t>
       </w:r>
     </w:p>
     <w:p>
       <w:pPr>
         <w:pStyle w:val="Normal"/>
-        <w:spacing w:before="0" w:after="160"/>
+        <w:spacing w:before="0" w:after="80"/>
+      </w:pPr>
+      <w:r>
+        <w:rPr>
+          <w:b/>
+          <w:rFonts w:ascii="Calibri" w:hAnsi="Calibri" w:cs="Calibri"/>
+          <w:sz w:val="24"/>
+          <w:szCs w:val="24"/>
+          <w:color w:val="1D1D1B"/>
+        </w:rPr>
+        <w:t xml:space="preserve">Basis totstandkoming van dit rapport</w:t>
+      </w:r>
+    </w:p>
+    <w:p>
+      <w:pPr>
+        <w:pStyle w:val="Normal"/>
+        <w:spacing w:before="0" w:after="60"/>
+      </w:pPr>
+      <w:r>
+        <w:rPr>
+          <w:rFonts w:ascii="Calibri" w:hAnsi="Calibri" w:cs="Calibri"/>
+          <w:sz w:val="20"/>
+          <w:szCs w:val="20"/>
+          <w:color w:val="555555"/>
+        </w:rPr>
+        <w:t xml:space="preserve">Financiële indicaties zijn schattingen op basis van bouwjaar en gemiddelde woningkenmerken. Definitieve bedragen hangen af van de werkelijke situatie ter plaatse.</w:t>
+      </w:r>
+    </w:p>
+    <w:p>
+      <w:pPr>
+        <w:pStyle w:val="Normal"/>
+        <w:spacing w:before="0" w:after="200"/>
+      </w:pPr>
+    </w:p>
+    <w:p>
+      <w:pPr>
+        <w:pStyle w:val="Normal"/>
+        <w:spacing w:before="0" w:after="200"/>
+      </w:pPr>
+      <w:r>
+        <w:rPr>
+          <w:i/>
+          <w:rFonts w:ascii="Calibri" w:hAnsi="Calibri" w:cs="Calibri"/>
+          <w:sz w:val="20"/>
+          <w:szCs w:val="20"/>
+          <w:color w:val="666666"/>
+        </w:rPr>
+        <w:t xml:space="preserve">Berekend op basis van woningtype, bouwjaar en isolatiewaarden per bouwperiode (ISSO 82.1, NEN 1068). Alle bedragen zijn indicatief.</w:t>
+      </w:r>
+    </w:p>
+    <w:p>
+      <w:pPr>
+        <w:pStyle w:val="Normal"/>
+        <w:spacing w:before="0" w:after="60"/>
       </w:pPr>
       <w:r>
         <w:rPr>
@@ -2113,7 +1535,114 @@
           <w:szCs w:val="22"/>
           <w:color w:val="5AAA00"/>
         </w:rPr>
-        <w:t xml:space="preserve">Dak — score 1/5 (Goed)</w:t>
+        <w:t xml:space="preserve">Dak</w:t>
+      </w:r>
+    </w:p>
+    <w:p>
+      <w:pPr>
+        <w:pStyle w:val="Normal"/>
+        <w:spacing w:before="0" w:after="40"/>
+      </w:pPr>
+      <w:r>
+        <w:rPr>
+          <w:i/>
+          <w:rFonts w:ascii="Calibri" w:hAnsi="Calibri" w:cs="Calibri"/>
+          <w:sz w:val="20"/>
+          <w:szCs w:val="20"/>
+          <w:color w:val="888888"/>
+        </w:rPr>
+        <w:t xml:space="preserve">Hellend dak, footprint 50 m² × factor 1.25</w:t>
+      </w:r>
+    </w:p>
+    <w:p>
+      <w:pPr>
+        <w:pStyle w:val="Normal"/>
+        <w:spacing w:before="0" w:after="20"/>
+      </w:pPr>
+      <w:r>
+        <w:rPr>
+          <w:rFonts w:ascii="Calibri" w:hAnsi="Calibri" w:cs="Calibri"/>
+          <w:sz w:val="20"/>
+          <w:szCs w:val="20"/>
+          <w:color w:val="555555"/>
+        </w:rPr>
+        <w:t xml:space="preserve">Huidige Rc: 2.5 m²K/W  —  Bouwbesluit 1992+, Rc ≥ 2.5 m²K/W</w:t>
+      </w:r>
+    </w:p>
+    <w:p>
+      <w:pPr>
+        <w:pStyle w:val="Normal"/>
+        <w:spacing w:before="0" w:after="60"/>
+      </w:pPr>
+      <w:r>
+        <w:rPr>
+          <w:rFonts w:ascii="Calibri" w:hAnsi="Calibri" w:cs="Calibri"/>
+          <w:sz w:val="20"/>
+          <w:szCs w:val="20"/>
+          <w:color w:val="555555"/>
+        </w:rPr>
+        <w:t xml:space="preserve">Streefwaarde Rc: 3.5 m²K/W (ISDE-minimumeis)</w:t>
+      </w:r>
+    </w:p>
+    <w:p>
+      <w:pPr>
+        <w:pStyle w:val="Normal"/>
+        <w:spacing w:before="0" w:after="60"/>
+      </w:pPr>
+      <w:r>
+        <w:rPr>
+          <w:rFonts w:ascii="Calibri" w:hAnsi="Calibri" w:cs="Calibri"/>
+          <w:sz w:val="20"/>
+          <w:szCs w:val="20"/>
+          <w:color w:val="1D1D1B"/>
+        </w:rPr>
+        <w:t xml:space="preserve">Besparing:    393 kWh/jr  |  52 m³ gas/jr  |  €75 per jaar</w:t>
+      </w:r>
+    </w:p>
+    <w:p>
+      <w:pPr>
+        <w:pStyle w:val="Normal"/>
+        <w:spacing w:before="0" w:after="60"/>
+      </w:pPr>
+      <w:r>
+        <w:rPr>
+          <w:rFonts w:ascii="Calibri" w:hAnsi="Calibri" w:cs="Calibri"/>
+          <w:sz w:val="20"/>
+          <w:szCs w:val="20"/>
+          <w:color w:val="1D1D1B"/>
+        </w:rPr>
+        <w:t xml:space="preserve">Investering:  €6,250–€9,375  |  ISDE-subsidie: tot €1,016  |  Netto: €6,796</w:t>
+      </w:r>
+    </w:p>
+    <w:p>
+      <w:pPr>
+        <w:pStyle w:val="Normal"/>
+        <w:spacing w:before="0" w:after="60"/>
+      </w:pPr>
+      <w:r>
+        <w:rPr>
+          <w:rFonts w:ascii="Calibri" w:hAnsi="Calibri" w:cs="Calibri"/>
+          <w:sz w:val="20"/>
+          <w:szCs w:val="20"/>
+          <w:color w:val="1D1D1B"/>
+        </w:rPr>
+        <w:t xml:space="preserve">Terugverdientijd: 44.5 jaar  |  Na 10 jr: €858  |  Na 20 jr: €2,010 cumulatief bespaard</w:t>
+      </w:r>
+    </w:p>
+    <w:p>
+      <w:pPr>
+        <w:pStyle w:val="Normal"/>
+        <w:spacing w:before="0" w:after="60"/>
+      </w:pPr>
+      <w:r>
+        <w:rPr>
+          <w:i/>
+          <w:rFonts w:ascii="Calibri" w:hAnsi="Calibri" w:cs="Calibri"/>
+          <w:sz w:val="18"/>
+          <w:szCs w:val="18"/>
+          <w:color w:val="888888"/>
+        </w:rPr>
+        <w:t xml:space="preserve">Enkel interessant in combinatie met groot onderhoud of verbouw.</w:t>
       </w:r>
     </w:p>
     <w:p>
@@ -2121,33 +1650,11 @@
         <w:pStyle w:val="Normal"/>
         <w:spacing w:before="0" w:after="160"/>
       </w:pPr>
-      <w:r>
-        <w:rPr>
-          <w:rFonts w:ascii="Calibri" w:hAnsi="Calibri" w:cs="Calibri"/>
-          <w:sz w:val="22"/>
-          <w:szCs w:val="22"/>
-        </w:rPr>
-        <w:t xml:space="preserve">Dakisolatie houdt opstijgende warme lucht binnen de woning vast en is daarmee een van de meest effectieve energiemaatregelen. Een slecht geïsoleerd dak is verantwoordelijk voor een groot deel van het totale warmteverlies. Uw woning lijkt te voldoen aan de standaard waardoor u op dit onderdeel weinig winst kan behalen.</w:t>
-      </w:r>
     </w:p>
     <w:p>
       <w:pPr>
         <w:pStyle w:val="Normal"/>
-        <w:spacing w:before="0" w:after="160"/>
-      </w:pPr>
-      <w:r>
-        <w:rPr>
-          <w:rFonts w:ascii="Calibri" w:hAnsi="Calibri" w:cs="Calibri"/>
-          <w:sz w:val="22"/>
-          <w:szCs w:val="22"/>
-        </w:rPr>
-        <w:t xml:space="preserve"/>
-      </w:r>
-    </w:p>
-    <w:p>
-      <w:pPr>
-        <w:pStyle w:val="Normal"/>
-        <w:spacing w:before="0" w:after="160"/>
+        <w:spacing w:before="0" w:after="60"/>
       </w:pPr>
       <w:r>
         <w:rPr>
@@ -2157,7 +1664,98 @@
           <w:szCs w:val="22"/>
           <w:color w:val="5AAA00"/>
         </w:rPr>
-        <w:t xml:space="preserve">Gevel — score 1/5 (Goed)</w:t>
+        <w:t xml:space="preserve">Vloer</w:t>
+      </w:r>
+    </w:p>
+    <w:p>
+      <w:pPr>
+        <w:pStyle w:val="Normal"/>
+        <w:spacing w:before="0" w:after="40"/>
+      </w:pPr>
+      <w:r>
+        <w:rPr>
+          <w:i/>
+          <w:rFonts w:ascii="Calibri" w:hAnsi="Calibri" w:cs="Calibri"/>
+          <w:sz w:val="20"/>
+          <w:szCs w:val="20"/>
+          <w:color w:val="888888"/>
+        </w:rPr>
+        <w:t xml:space="preserve">Vloer = footprint 50 m²</w:t>
+      </w:r>
+    </w:p>
+    <w:p>
+      <w:pPr>
+        <w:pStyle w:val="Normal"/>
+        <w:spacing w:before="0" w:after="20"/>
+      </w:pPr>
+      <w:r>
+        <w:rPr>
+          <w:rFonts w:ascii="Calibri" w:hAnsi="Calibri" w:cs="Calibri"/>
+          <w:sz w:val="20"/>
+          <w:szCs w:val="20"/>
+          <w:color w:val="555555"/>
+        </w:rPr>
+        <w:t xml:space="preserve">Huidige Rc: 2.5 m²K/W  —  Bouwbesluit 1992+, Rc ≥ 2.5 m²K/W</w:t>
+      </w:r>
+    </w:p>
+    <w:p>
+      <w:pPr>
+        <w:pStyle w:val="Normal"/>
+        <w:spacing w:before="0" w:after="60"/>
+      </w:pPr>
+      <w:r>
+        <w:rPr>
+          <w:rFonts w:ascii="Calibri" w:hAnsi="Calibri" w:cs="Calibri"/>
+          <w:sz w:val="20"/>
+          <w:szCs w:val="20"/>
+          <w:color w:val="555555"/>
+        </w:rPr>
+        <w:t xml:space="preserve">Streefwaarde Rc: 3.5 m²K/W (ISDE-minimumeis)</w:t>
+      </w:r>
+    </w:p>
+    <w:p>
+      <w:pPr>
+        <w:pStyle w:val="Normal"/>
+        <w:spacing w:before="0" w:after="60"/>
+      </w:pPr>
+      <w:r>
+        <w:rPr>
+          <w:rFonts w:ascii="Calibri" w:hAnsi="Calibri" w:cs="Calibri"/>
+          <w:sz w:val="20"/>
+          <w:szCs w:val="20"/>
+          <w:color w:val="1D1D1B"/>
+        </w:rPr>
+        <w:t xml:space="preserve">Besparing:    314 kWh/jr  |  41 m³ gas/jr  |  €60 per jaar</w:t>
+      </w:r>
+    </w:p>
+    <w:p>
+      <w:pPr>
+        <w:pStyle w:val="Normal"/>
+        <w:spacing w:before="0" w:after="60"/>
+      </w:pPr>
+      <w:r>
+        <w:rPr>
+          <w:rFonts w:ascii="Calibri" w:hAnsi="Calibri" w:cs="Calibri"/>
+          <w:sz w:val="20"/>
+          <w:szCs w:val="20"/>
+          <w:color w:val="1D1D1B"/>
+        </w:rPr>
+        <w:t xml:space="preserve">Investering:  €1,100–€1,500  |  ISDE-subsidie: tot €275  |  Netto: €1,025</w:t>
+      </w:r>
+    </w:p>
+    <w:p>
+      <w:pPr>
+        <w:pStyle w:val="Normal"/>
+        <w:spacing w:before="0" w:after="60"/>
+      </w:pPr>
+      <w:r>
+        <w:rPr>
+          <w:rFonts w:ascii="Calibri" w:hAnsi="Calibri" w:cs="Calibri"/>
+          <w:sz w:val="20"/>
+          <w:szCs w:val="20"/>
+          <w:color w:val="1D1D1B"/>
+        </w:rPr>
+        <w:t xml:space="preserve">Terugverdientijd: 14.0 jaar  |  Na 10 jr: €685  |  Na 20 jr: €1,605 cumulatief bespaard</w:t>
       </w:r>
     </w:p>
     <w:p>
@@ -2165,33 +1763,11 @@
         <w:pStyle w:val="Normal"/>
         <w:spacing w:before="0" w:after="160"/>
       </w:pPr>
-      <w:r>
-        <w:rPr>
-          <w:rFonts w:ascii="Calibri" w:hAnsi="Calibri" w:cs="Calibri"/>
-          <w:sz w:val="22"/>
-          <w:szCs w:val="22"/>
-        </w:rPr>
-        <w:t xml:space="preserve">Gevelisolatie brengt een thermische laag aan in de spouw of tegen de muren om warmteverlies te beperken. Zonder isolatie ontsnapt warmte via het metselwerk en koelen binnenmuren af.</w:t>
-      </w:r>
     </w:p>
     <w:p>
       <w:pPr>
         <w:pStyle w:val="Normal"/>
-        <w:spacing w:before="0" w:after="160"/>
-      </w:pPr>
-      <w:r>
-        <w:rPr>
-          <w:rFonts w:ascii="Calibri" w:hAnsi="Calibri" w:cs="Calibri"/>
-          <w:sz w:val="22"/>
-          <w:szCs w:val="22"/>
-        </w:rPr>
-        <w:t xml:space="preserve"/>
-      </w:r>
-    </w:p>
-    <w:p>
-      <w:pPr>
-        <w:pStyle w:val="Normal"/>
-        <w:spacing w:before="0" w:after="160"/>
+        <w:spacing w:before="0" w:after="60"/>
       </w:pPr>
       <w:r>
         <w:rPr>
@@ -2201,7 +1777,22 @@
           <w:szCs w:val="22"/>
           <w:color w:val="5AAA00"/>
         </w:rPr>
-        <w:t xml:space="preserve">Vloer — score 1/5 (Goed)</w:t>
+        <w:t xml:space="preserve">Spouwmuurisolatie</w:t>
+      </w:r>
+    </w:p>
+    <w:p>
+      <w:pPr>
+        <w:pStyle w:val="Normal"/>
+        <w:spacing w:before="0" w:after="60"/>
+      </w:pPr>
+      <w:r>
+        <w:rPr>
+          <w:rFonts w:ascii="Calibri" w:hAnsi="Calibri" w:cs="Calibri"/>
+          <w:sz w:val="20"/>
+          <w:szCs w:val="20"/>
+          <w:color w:val="2E7D32"/>
+        </w:rPr>
+        <w:t xml:space="preserve">Je Rc-waarde is 1.3 m²K/W en voldoet aan de ISDE-eis en komt hierom niet in aanmerking voor subsidie.</w:t>
       </w:r>
     </w:p>
     <w:p>
@@ -2209,33 +1800,11 @@
         <w:pStyle w:val="Normal"/>
         <w:spacing w:before="0" w:after="160"/>
       </w:pPr>
-      <w:r>
-        <w:rPr>
-          <w:rFonts w:ascii="Calibri" w:hAnsi="Calibri" w:cs="Calibri"/>
-          <w:sz w:val="22"/>
-          <w:szCs w:val="22"/>
-        </w:rPr>
-        <w:t xml:space="preserve">Vloerisolatie vormt een barrière tussen de warme leefruimte en de koude grond of kruipruimte. Het stopt warmteverlies via de onderzijde en gaat optrekkend vocht uit de kruipruimte tegen.Uw woning lijkt goed geïsoleerd waardoor u op dit onderdeel weinig winst kan behalen.</w:t>
-      </w:r>
     </w:p>
     <w:p>
       <w:pPr>
         <w:pStyle w:val="Normal"/>
-        <w:spacing w:before="0" w:after="160"/>
-      </w:pPr>
-      <w:r>
-        <w:rPr>
-          <w:rFonts w:ascii="Calibri" w:hAnsi="Calibri" w:cs="Calibri"/>
-          <w:sz w:val="22"/>
-          <w:szCs w:val="22"/>
-        </w:rPr>
-        <w:t xml:space="preserve"/>
-      </w:r>
-    </w:p>
-    <w:p>
-      <w:pPr>
-        <w:pStyle w:val="Normal"/>
-        <w:spacing w:before="0" w:after="160"/>
+        <w:spacing w:before="0" w:after="60"/>
       </w:pPr>
       <w:r>
         <w:rPr>
@@ -2245,7 +1814,83 @@
           <w:szCs w:val="22"/>
           <w:color w:val="5AAA00"/>
         </w:rPr>
-        <w:t xml:space="preserve">Glas — score 1/5 (Goed)</w:t>
+        <w:t xml:space="preserve">Gevelisolatie (buiten/binnen)</w:t>
+      </w:r>
+    </w:p>
+    <w:p>
+      <w:pPr>
+        <w:pStyle w:val="Normal"/>
+        <w:spacing w:before="0" w:after="40"/>
+      </w:pPr>
+      <w:r>
+        <w:rPr>
+          <w:i/>
+          <w:rFonts w:ascii="Calibri" w:hAnsi="Calibri" w:cs="Calibri"/>
+          <w:sz w:val="20"/>
+          <w:szCs w:val="20"/>
+          <w:color w:val="888888"/>
+        </w:rPr>
+        <w:t xml:space="preserve">Netto gevel (excl. glas), tussenwoning; bruto 65 m² − glas 15 m²</w:t>
+      </w:r>
+    </w:p>
+    <w:p>
+      <w:pPr>
+        <w:pStyle w:val="Normal"/>
+        <w:spacing w:before="0" w:after="20"/>
+      </w:pPr>
+      <w:r>
+        <w:rPr>
+          <w:rFonts w:ascii="Calibri" w:hAnsi="Calibri" w:cs="Calibri"/>
+          <w:sz w:val="20"/>
+          <w:szCs w:val="20"/>
+          <w:color w:val="555555"/>
+        </w:rPr>
+        <w:t xml:space="preserve">Huidige Rc: 2.5 m²K/W  —  Bouwbesluit 1992+, spouw gevuld, Rc ≥ 2.5 m²K/W</w:t>
+      </w:r>
+    </w:p>
+    <w:p>
+      <w:pPr>
+        <w:pStyle w:val="Normal"/>
+        <w:spacing w:before="0" w:after="60"/>
+      </w:pPr>
+      <w:r>
+        <w:rPr>
+          <w:rFonts w:ascii="Calibri" w:hAnsi="Calibri" w:cs="Calibri"/>
+          <w:sz w:val="20"/>
+          <w:szCs w:val="20"/>
+          <w:color w:val="555555"/>
+        </w:rPr>
+        <w:t xml:space="preserve">Streefwaarde Rc: 3.5 m²K/W (ISDE-minimumeis)</w:t>
+      </w:r>
+    </w:p>
+    <w:p>
+      <w:pPr>
+        <w:pStyle w:val="Normal"/>
+        <w:spacing w:before="0" w:after="60"/>
+      </w:pPr>
+      <w:r>
+        <w:rPr>
+          <w:rFonts w:ascii="Calibri" w:hAnsi="Calibri" w:cs="Calibri"/>
+          <w:sz w:val="20"/>
+          <w:szCs w:val="20"/>
+          <w:color w:val="1D1D1B"/>
+        </w:rPr>
+        <w:t xml:space="preserve">Besparing:    316 kWh/jr  |  41 m³ gas/jr  |  €60 per jaar</w:t>
+      </w:r>
+    </w:p>
+    <w:p>
+      <w:pPr>
+        <w:pStyle w:val="Normal"/>
+        <w:spacing w:before="0" w:after="60"/>
+      </w:pPr>
+      <w:r>
+        <w:rPr>
+          <w:rFonts w:ascii="Calibri" w:hAnsi="Calibri" w:cs="Calibri"/>
+          <w:sz w:val="20"/>
+          <w:szCs w:val="20"/>
+          <w:color w:val="1D1D1B"/>
+        </w:rPr>
+        <w:t xml:space="preserve">Investering:  €8,785–€11,546  |  ISDE-subsidie: tot €1,017  |  Netto: €9,148</w:t>
       </w:r>
     </w:p>
     <w:p>
@@ -2253,13 +1898,197 @@
         <w:pStyle w:val="Normal"/>
         <w:spacing w:before="0" w:after="160"/>
       </w:pPr>
-      <w:r>
-        <w:rPr>
+    </w:p>
+    <w:p>
+      <w:pPr>
+        <w:pStyle w:val="Normal"/>
+        <w:spacing w:before="0" w:after="60"/>
+      </w:pPr>
+      <w:r>
+        <w:rPr>
+          <w:b/>
           <w:rFonts w:ascii="Calibri" w:hAnsi="Calibri" w:cs="Calibri"/>
           <w:sz w:val="22"/>
           <w:szCs w:val="22"/>
-        </w:rPr>
-        <w:t xml:space="preserve">Isolerend glas vervangt enkel of verouderd dubbel glas door ruiten met een warmtereflecterende coating die warmte binnenhoudt en koudeval bij de ramen voorkomt. Ramen zijn de zwakste plekken in de isolatieschil van een woning.</w:t>
+          <w:color w:val="5AAA00"/>
+        </w:rPr>
+        <w:t xml:space="preserve">Glas</w:t>
+      </w:r>
+    </w:p>
+    <w:p>
+      <w:pPr>
+        <w:pStyle w:val="Normal"/>
+        <w:spacing w:before="0" w:after="200"/>
+      </w:pPr>
+      <w:r>
+        <w:rPr>
+          <w:i/>
+          <w:rFonts w:ascii="Calibri" w:hAnsi="Calibri" w:cs="Calibri"/>
+          <w:sz w:val="20"/>
+          <w:szCs w:val="20"/>
+          <w:color w:val="888888"/>
+        </w:rPr>
+        <w:t xml:space="preserve">Glasoppervlak o.b.v. hoeveelheden glas per gevelzijde, tussenwoning</w:t>
+      </w:r>
+    </w:p>
+    <w:p>
+      <w:pPr>
+        <w:pStyle w:val="Normal"/>
+        <w:spacing w:before="0" w:after="120"/>
+      </w:pPr>
+    </w:p>
+    <w:p>
+      <w:pPr>
+        <w:pStyle w:val="Normal"/>
+        <w:spacing w:before="0" w:after="100"/>
+      </w:pPr>
+      <w:r>
+        <w:rPr>
+          <w:b/>
+          <w:rFonts w:ascii="Calibri" w:hAnsi="Calibri" w:cs="Calibri"/>
+          <w:sz w:val="24"/>
+          <w:szCs w:val="24"/>
+          <w:color w:val="1D1D1B"/>
+        </w:rPr>
+        <w:t xml:space="preserve">Totaaloverzicht bij uitvoering van alle maatregelen</w:t>
+      </w:r>
+    </w:p>
+    <w:p>
+      <w:pPr>
+        <w:pStyle w:val="Normal"/>
+        <w:spacing w:before="0" w:after="120"/>
+      </w:pPr>
+      <w:r>
+        <w:rPr>
+          <w:rFonts w:ascii="Calibri" w:hAnsi="Calibri" w:cs="Calibri"/>
+          <w:sz w:val="20"/>
+          <w:szCs w:val="20"/>
+          <w:color w:val="1D1D1B"/>
+        </w:rPr>
+        <w:t xml:space="preserve">Wanneer u meerdere isolatiemaatregelen combineert — of een isolatiemaatregel koppelt aan een warmtepomp — verdubbelt de ISDE-subsidie automatisch. Uw subsidie komt dan niet uit op €2,308 maar op €4,616.</w:t>
+      </w:r>
+    </w:p>
+    <w:p>
+      <w:pPr>
+        <w:pStyle w:val="Normal"/>
+        <w:spacing w:before="0" w:after="40"/>
+      </w:pPr>
+      <w:r>
+        <w:rPr>
+          <w:rFonts w:ascii="Calibri" w:hAnsi="Calibri" w:cs="Calibri"/>
+          <w:sz w:val="20"/>
+          <w:szCs w:val="20"/>
+          <w:color w:val="1D1D1B"/>
+        </w:rPr>
+        <w:t xml:space="preserve">Totale investering:  €16,135 – €22,421</w:t>
+      </w:r>
+    </w:p>
+    <w:p>
+      <w:pPr>
+        <w:pStyle w:val="Normal"/>
+        <w:spacing w:before="0" w:after="40"/>
+      </w:pPr>
+      <w:r>
+        <w:rPr>
+          <w:rFonts w:ascii="Calibri" w:hAnsi="Calibri" w:cs="Calibri"/>
+          <w:sz w:val="20"/>
+          <w:szCs w:val="20"/>
+          <w:color w:val="1D1D1B"/>
+        </w:rPr>
+        <w:t xml:space="preserve">Subsidie (enkelvoudig tarief):  €2,308</w:t>
+      </w:r>
+    </w:p>
+    <w:p>
+      <w:pPr>
+        <w:pStyle w:val="Normal"/>
+        <w:spacing w:before="0" w:after="40"/>
+      </w:pPr>
+      <w:r>
+        <w:rPr>
+          <w:b/>
+          <w:rFonts w:ascii="Calibri" w:hAnsi="Calibri" w:cs="Calibri"/>
+          <w:sz w:val="20"/>
+          <w:szCs w:val="20"/>
+          <w:color w:val="2E5C00"/>
+        </w:rPr>
+        <w:t xml:space="preserve">Subsidie (meervoudig, combinatie):  €4,616</w:t>
+      </w:r>
+    </w:p>
+    <w:p>
+      <w:pPr>
+        <w:pStyle w:val="Normal"/>
+        <w:spacing w:before="0" w:after="40"/>
+      </w:pPr>
+      <w:r>
+        <w:rPr>
+          <w:rFonts w:ascii="Calibri" w:hAnsi="Calibri" w:cs="Calibri"/>
+          <w:sz w:val="20"/>
+          <w:szCs w:val="20"/>
+          <w:color w:val="1D1D1B"/>
+        </w:rPr>
+        <w:t xml:space="preserve">Netto investering (enkelvoudig):  €16,970</w:t>
+      </w:r>
+    </w:p>
+    <w:p>
+      <w:pPr>
+        <w:pStyle w:val="Normal"/>
+        <w:spacing w:before="0" w:after="40"/>
+      </w:pPr>
+      <w:r>
+        <w:rPr>
+          <w:b/>
+          <w:rFonts w:ascii="Calibri" w:hAnsi="Calibri" w:cs="Calibri"/>
+          <w:sz w:val="20"/>
+          <w:szCs w:val="20"/>
+          <w:color w:val="2E5C00"/>
+        </w:rPr>
+        <w:t xml:space="preserve">Netto investering (meervoudig):  €14,662</w:t>
+      </w:r>
+    </w:p>
+    <w:p>
+      <w:pPr>
+        <w:pStyle w:val="Normal"/>
+        <w:spacing w:before="0" w:after="40"/>
+      </w:pPr>
+      <w:r>
+        <w:rPr>
+          <w:rFonts w:ascii="Calibri" w:hAnsi="Calibri" w:cs="Calibri"/>
+          <w:sz w:val="20"/>
+          <w:szCs w:val="20"/>
+          <w:color w:val="1D1D1B"/>
+        </w:rPr>
+        <w:t xml:space="preserve">Jaarlijkse energiebesparing:  €195/jr</w:t>
+      </w:r>
+    </w:p>
+    <w:p>
+      <w:pPr>
+        <w:pStyle w:val="Normal"/>
+        <w:spacing w:before="0" w:after="40"/>
+      </w:pPr>
+      <w:r>
+        <w:rPr>
+          <w:rFonts w:ascii="Calibri" w:hAnsi="Calibri" w:cs="Calibri"/>
+          <w:sz w:val="20"/>
+          <w:szCs w:val="20"/>
+          <w:color w:val="1D1D1B"/>
+        </w:rPr>
+        <w:t xml:space="preserve">Terugverdientijd (enkelvoudig):  43.5 jaar</w:t>
+      </w:r>
+    </w:p>
+    <w:p>
+      <w:pPr>
+        <w:pStyle w:val="Normal"/>
+        <w:spacing w:before="0" w:after="40"/>
+      </w:pPr>
+      <w:r>
+        <w:rPr>
+          <w:b/>
+          <w:rFonts w:ascii="Calibri" w:hAnsi="Calibri" w:cs="Calibri"/>
+          <w:sz w:val="20"/>
+          <w:szCs w:val="20"/>
+          <w:color w:val="2E5C00"/>
+        </w:rPr>
+        <w:t xml:space="preserve">Terugverdientijd (meervoudig):  40.0 jaar</w:t>
       </w:r>
     </w:p>
     <w:p>
@@ -2267,14 +2096,6 @@
         <w:pStyle w:val="Normal"/>
         <w:spacing w:before="0" w:after="160"/>
       </w:pPr>
-      <w:r>
-        <w:rPr>
-          <w:rFonts w:ascii="Calibri" w:hAnsi="Calibri" w:cs="Calibri"/>
-          <w:sz w:val="22"/>
-          <w:szCs w:val="22"/>
-        </w:rPr>
-        <w:t xml:space="preserve"/>
-      </w:r>
     </w:p>
     <w:p>
       <w:pPr>
@@ -2284,485 +2105,11 @@
       <w:r>
         <w:rPr>
           <w:rFonts w:ascii="Calibri" w:hAnsi="Calibri" w:cs="Calibri"/>
-          <w:sz w:val="22"/>
-          <w:szCs w:val="22"/>
-        </w:rPr>
-        <w:t xml:space="preserve">Uw woning staat er goed bij. De basis van de gebouwschil is op orde en grote isolatiemaatregelen zijn waarschijnlijk niet de eerste prioriteit. De meeste winst is in uw situatie te behalen met het optimaliseren van installaties.</w:t>
-      </w:r>
-    </w:p>
-    <w:p>
-      <w:pPr>
-        <w:pStyle w:val="Normal"/>
-        <w:spacing w:before="0" w:after="160"/>
-      </w:pPr>
-      <w:r>
-        <w:rPr>
-          <w:rFonts w:ascii="Calibri" w:hAnsi="Calibri" w:cs="Calibri"/>
-          <w:sz w:val="22"/>
-          <w:szCs w:val="22"/>
-        </w:rPr>
-        <w:t xml:space="preserve">Denk hierbij aan zonnepanelen voor het opwekken van eigen energie, een warmtepomp (of hybride oplossing) om het gasverbruik verder te verlagen, en het optimaliseren van uw verwarmingssysteem. Ook ventilatie speelt een belangrijke rol: een goed ingeregeld systeem zorgt voor comfort en voorkomt vochtproblemen. Tot slot kan batterijopslag interessant zijn om opgewekte energie efficiënter te benutten.</w:t>
-      </w:r>
-    </w:p>
-    <w:p>
-      <w:pPr>
-        <w:pStyle w:val="Normal"/>
-        <w:spacing w:before="0" w:after="160"/>
-      </w:pPr>
-      <w:r>
-        <w:rPr>
-          <w:rFonts w:ascii="Calibri" w:hAnsi="Calibri" w:cs="Calibri"/>
-          <w:sz w:val="22"/>
-          <w:szCs w:val="22"/>
-        </w:rPr>
-        <w:t xml:space="preserve">Met deze stappen zet u de volgende stap richting een energiezuinige en toekomstbestendige woning.</w:t>
-      </w:r>
-    </w:p>
-    <w:p>
-      <w:pPr>
-        <w:spacing w:before="240"/>
-      </w:pPr>
-    </w:p>
-    <w:p>
-      <w:pPr>
-        <w:spacing w:before="240"/>
-      </w:pPr>
-    </w:p>
-    <w:p>
-      <w:pPr>
-        <w:pBdr>
-          <w:bottom w:val="single" w:sz="2" w:space="1" w:color="D0D8EC"/>
-        </w:pBdr>
-        <w:spacing w:before="160" w:after="160"/>
-      </w:pPr>
-    </w:p>
-    <w:p>
-      <w:pPr>
-        <w:rPr>
-          <w:b/>
-          <w:bCs/>
-          <w:color w:val="2E6BE6"/>
-        </w:rPr>
-      </w:pPr>
-      <w:r>
-        <w:rPr>
-          <w:b/>
-          <w:bCs/>
-          <w:color w:val="2E6BE6"/>
-        </w:rPr>
-        <w:br w:type="page"/>
-      </w:r>
-    </w:p>
-    <w:p>
-      <w:pPr>
-        <w:spacing w:before="160" w:after="80"/>
-        <w:rPr>
-          <w:b/>
-          <w:bCs/>
-          <w:color w:val="5AAA00"/>
-        </w:rPr>
-      </w:pPr>
-      <w:r>
-        <w:rPr>
-          <w:noProof/>
-          <w:color w:val="5AAA00"/>
-        </w:rPr>
-        <w:lastRenderedPageBreak/>
-        <w:drawing>
-          <wp:anchor distT="0" distB="0" distL="114300" distR="114300" simplePos="0" relativeHeight="251658240" behindDoc="0" locked="0" layoutInCell="1" allowOverlap="1" wp14:anchorId="3BE3A933" wp14:editId="47C5FB0D">
-            <wp:simplePos x="0" y="0"/>
-            <wp:positionH relativeFrom="column">
-              <wp:posOffset>3532401</wp:posOffset>
-            </wp:positionH>
-            <wp:positionV relativeFrom="paragraph">
-              <wp:posOffset>517</wp:posOffset>
-            </wp:positionV>
-            <wp:extent cx="1807735" cy="1818167"/>
-            <wp:effectExtent l="0" t="0" r="2540" b="0"/>
-            <wp:wrapSquare wrapText="bothSides"/>
-            <wp:docPr id="704646831" name="Afbeelding 2"/>
-            <wp:cNvGraphicFramePr>
-              <a:graphicFrameLocks xmlns:a="http://schemas.openxmlformats.org/drawingml/2006/main" noChangeAspect="1"/>
-            </wp:cNvGraphicFramePr>
-            <a:graphic xmlns:a="http://schemas.openxmlformats.org/drawingml/2006/main">
-              <a:graphicData uri="http://schemas.openxmlformats.org/drawingml/2006/picture">
-                <pic:pic xmlns:pic="http://schemas.openxmlformats.org/drawingml/2006/picture">
-                  <pic:nvPicPr>
-                    <pic:cNvPr id="704646831" name="Afbeelding 704646831"/>
-                    <pic:cNvPicPr/>
-                  </pic:nvPicPr>
-                  <pic:blipFill rotWithShape="1">
-                    <a:blip r:embed="rId7" cstate="print">
-                      <a:extLst>
-                        <a:ext uri="{28A0092B-C50C-407E-A947-70E740481C1C}">
-                          <a14:useLocalDpi xmlns:a14="http://schemas.microsoft.com/office/drawing/2010/main" val="0"/>
-                        </a:ext>
-                      </a:extLst>
-                    </a:blip>
-                    <a:srcRect l="16187" r="17559"/>
-                    <a:stretch>
-                      <a:fillRect/>
-                    </a:stretch>
-                  </pic:blipFill>
-                  <pic:spPr bwMode="auto">
-                    <a:xfrm>
-                      <a:off x="0" y="0"/>
-                      <a:ext cx="1807735" cy="1818167"/>
-                    </a:xfrm>
-                    <a:prstGeom prst="rect">
-                      <a:avLst/>
-                    </a:prstGeom>
-                    <a:ln>
-                      <a:noFill/>
-                    </a:ln>
-                    <a:extLst>
-                      <a:ext uri="{53640926-AAD7-44D8-BBD7-CCE9431645EC}">
-                        <a14:shadowObscured xmlns:a14="http://schemas.microsoft.com/office/drawing/2010/main"/>
-                      </a:ext>
-                    </a:extLst>
-                  </pic:spPr>
-                </pic:pic>
-              </a:graphicData>
-            </a:graphic>
-            <wp14:sizeRelH relativeFrom="margin">
-              <wp14:pctWidth>0</wp14:pctWidth>
-            </wp14:sizeRelH>
-            <wp14:sizeRelV relativeFrom="margin">
-              <wp14:pctHeight>0</wp14:pctHeight>
-            </wp14:sizeRelV>
-          </wp:anchor>
-        </w:drawing>
-      </w:r>
-      <w:r>
-        <w:rPr>
-          <w:b/>
-          <w:bCs/>
-          <w:color w:val="5AAA00"/>
-        </w:rPr>
-        <w:t>Mogelijke a</w:t>
-      </w:r>
-      <w:r>
-        <w:rPr>
-          <w:b/>
-          <w:bCs/>
-          <w:color w:val="5AAA00"/>
-        </w:rPr>
-        <w:t>anpak</w:t>
-      </w:r>
-    </w:p>
-    <w:p>
-      <w:pPr>
-        <w:spacing w:before="160" w:after="80"/>
-      </w:pPr>
-      <w:r>
-        <w:t>Een logische aanpak volgt de isola</w:t>
-      </w:r>
-      <w:r>
-        <w:t>tietrias:</w:t>
-      </w:r>
-    </w:p>
-    <w:p>
-      <w:pPr>
-        <w:pStyle w:val="Lijstalinea"/>
-        <w:numPr>
-          <w:ilvl w:val="0"/>
-          <w:numId w:val="4"/>
-        </w:numPr>
-        <w:spacing w:before="160" w:after="80"/>
-      </w:pPr>
-      <w:r>
-        <w:t>Beperk warmteverlies door te isoleren;</w:t>
-      </w:r>
-    </w:p>
-    <w:p>
-      <w:pPr>
-        <w:pStyle w:val="Lijstalinea"/>
-        <w:numPr>
-          <w:ilvl w:val="0"/>
-          <w:numId w:val="4"/>
-        </w:numPr>
-        <w:spacing w:before="160" w:after="80"/>
-      </w:pPr>
-      <w:r>
-        <w:t>Optimaliseer het afgiftesysteem</w:t>
-      </w:r>
-      <w:r>
-        <w:t>;</w:t>
-      </w:r>
-    </w:p>
-    <w:p>
-      <w:pPr>
-        <w:pStyle w:val="Lijstalinea"/>
-        <w:numPr>
-          <w:ilvl w:val="0"/>
-          <w:numId w:val="4"/>
-        </w:numPr>
-        <w:spacing w:before="160" w:after="80"/>
-      </w:pPr>
-      <w:r>
-        <w:t>Verduurzaam de opwek door bijvoorbeeld een warmtepomp of zonnepanelen</w:t>
-      </w:r>
-      <w:r>
-        <w:t>;</w:t>
-      </w:r>
-    </w:p>
-    <w:p>
-      <w:pPr>
-        <w:spacing w:before="160" w:after="80"/>
-      </w:pPr>
-    </w:p>
-    <w:p>
-      <w:pPr>
-        <w:spacing w:before="160" w:after="80"/>
-      </w:pPr>
-      <w:r>
-        <w:rPr>
-          <w:noProof/>
-        </w:rPr>
-        <w:drawing>
-          <wp:anchor distT="0" distB="0" distL="114300" distR="114300" simplePos="0" relativeHeight="251659264" behindDoc="0" locked="0" layoutInCell="1" allowOverlap="1" wp14:anchorId="28DDBF24" wp14:editId="4190CC40">
-            <wp:simplePos x="0" y="0"/>
-            <wp:positionH relativeFrom="column">
-              <wp:posOffset>1703705</wp:posOffset>
-            </wp:positionH>
-            <wp:positionV relativeFrom="paragraph">
-              <wp:posOffset>271706</wp:posOffset>
-            </wp:positionV>
-            <wp:extent cx="2891790" cy="2397760"/>
-            <wp:effectExtent l="0" t="0" r="3810" b="2540"/>
-            <wp:wrapSquare wrapText="bothSides"/>
-            <wp:docPr id="638879154" name="Afbeelding 1"/>
-            <wp:cNvGraphicFramePr>
-              <a:graphicFrameLocks xmlns:a="http://schemas.openxmlformats.org/drawingml/2006/main" noChangeAspect="1"/>
-            </wp:cNvGraphicFramePr>
-            <a:graphic xmlns:a="http://schemas.openxmlformats.org/drawingml/2006/main">
-              <a:graphicData uri="http://schemas.openxmlformats.org/drawingml/2006/picture">
-                <pic:pic xmlns:pic="http://schemas.openxmlformats.org/drawingml/2006/picture">
-                  <pic:nvPicPr>
-                    <pic:cNvPr id="638879154" name="Afbeelding 638879154"/>
-                    <pic:cNvPicPr/>
-                  </pic:nvPicPr>
-                  <pic:blipFill rotWithShape="1">
-                    <a:blip r:embed="rId8" cstate="print">
-                      <a:extLst>
-                        <a:ext uri="{28A0092B-C50C-407E-A947-70E740481C1C}">
-                          <a14:useLocalDpi xmlns:a14="http://schemas.microsoft.com/office/drawing/2010/main" val="0"/>
-                        </a:ext>
-                      </a:extLst>
-                    </a:blip>
-                    <a:srcRect l="19600"/>
-                    <a:stretch>
-                      <a:fillRect/>
-                    </a:stretch>
-                  </pic:blipFill>
-                  <pic:spPr bwMode="auto">
-                    <a:xfrm>
-                      <a:off x="0" y="0"/>
-                      <a:ext cx="2891790" cy="2397760"/>
-                    </a:xfrm>
-                    <a:prstGeom prst="rect">
-                      <a:avLst/>
-                    </a:prstGeom>
-                    <a:ln>
-                      <a:noFill/>
-                    </a:ln>
-                    <a:extLst>
-                      <a:ext uri="{53640926-AAD7-44D8-BBD7-CCE9431645EC}">
-                        <a14:shadowObscured xmlns:a14="http://schemas.microsoft.com/office/drawing/2010/main"/>
-                      </a:ext>
-                    </a:extLst>
-                  </pic:spPr>
-                </pic:pic>
-              </a:graphicData>
-            </a:graphic>
-            <wp14:sizeRelH relativeFrom="margin">
-              <wp14:pctWidth>0</wp14:pctWidth>
-            </wp14:sizeRelH>
-            <wp14:sizeRelV relativeFrom="margin">
-              <wp14:pctHeight>0</wp14:pctHeight>
-            </wp14:sizeRelV>
-          </wp:anchor>
-        </w:drawing>
-      </w:r>
-    </w:p>
-    <w:p>
-      <w:pPr>
-        <w:spacing w:before="160" w:after="80"/>
-      </w:pPr>
-    </w:p>
-    <w:p>
-      <w:pPr>
-        <w:spacing w:before="160" w:after="80"/>
-      </w:pPr>
-    </w:p>
-    <w:p>
-      <w:pPr>
-        <w:spacing w:before="160" w:after="80"/>
-      </w:pPr>
-    </w:p>
-    <w:p>
-      <w:pPr>
-        <w:spacing w:before="160" w:after="80"/>
-      </w:pPr>
-    </w:p>
-    <w:p>
-      <w:pPr>
-        <w:spacing w:before="160" w:after="80"/>
-      </w:pPr>
-    </w:p>
-    <w:p>
-      <w:pPr>
-        <w:spacing w:before="160" w:after="80"/>
-      </w:pPr>
-    </w:p>
-    <w:p>
-      <w:pPr>
-        <w:spacing w:before="160" w:after="80"/>
-      </w:pPr>
-    </w:p>
-    <w:p>
-      <w:pPr>
-        <w:spacing w:before="160" w:after="80"/>
-      </w:pPr>
-    </w:p>
-    <w:p>
-      <w:pPr>
-        <w:spacing w:before="160" w:after="80"/>
-      </w:pPr>
-    </w:p>
-    <w:p>
-      <w:pPr>
-        <w:spacing w:before="160" w:after="80"/>
-      </w:pPr>
-    </w:p>
-    <w:p>
-      <w:pPr>
-        <w:spacing w:before="160" w:after="80"/>
-      </w:pPr>
-    </w:p>
-    <w:p>
-      <w:pPr>
-        <w:spacing w:before="60" w:after="160"/>
-      </w:pPr>
-      <w:r>
-        <w:rPr>
-          <w:color w:val="1A2340"/>
-        </w:rPr>
-        <w:t xml:space="preserve">De schil van deze woning is redelijk goed. De meeste winst zit in installaties: ventilatie, verwarming en warm tapwater.</w:t>
-      </w:r>
-      <w:proofErr w:type="spellStart"/>
-      <w:r>
-        <w:rPr>
-          <w:color w:val="1A2340"/>
-        </w:rPr>
-        <w:t/>
-      </w:r>
-      <w:proofErr w:type="spellEnd"/>
-      <w:r>
-        <w:rPr>
-          <w:color w:val="1A2340"/>
-        </w:rPr>
-        <w:t/>
-      </w:r>
-    </w:p>
-    <w:p>
-      <w:pPr>
-        <w:spacing w:before="120" w:after="120"/>
-      </w:pPr>
-    </w:p>
-    <w:p>
-      <w:pPr>
-        <w:spacing w:before="60" w:after="160"/>
-      </w:pPr>
-      <w:r>
-        <w:rPr>
-          <w:color w:val="1A2340"/>
-        </w:rPr>
-        <w:t xml:space="preserve">Aanbevolen maatregelen voor deze bouwperiode:</w:t>
-      </w:r>
-    </w:p>
-    <w:p>
-      <w:pPr>
-        <w:spacing w:before="60" w:after="160"/>
-      </w:pPr>
-      <w:r>
-        <w:rPr>
-          <w:color w:val="1A2340"/>
-        </w:rPr>
-        <w:t xml:space="preserve">- Luchtdichtheid: verbeter de naad- en kierdichting om onnodig warmteverlies te voorkomen.</w:t>
-      </w:r>
-    </w:p>
-    <w:p>
-      <w:pPr>
-        <w:spacing w:before="60" w:after="160"/>
-      </w:pPr>
-      <w:r>
-        <w:rPr>
-          <w:color w:val="1A2340"/>
-        </w:rPr>
-        <w:t xml:space="preserve">- Ventilatie: upgrade de mechanische afvoer (Type C) naar balansventilatie met WTW (Type D).</w:t>
-      </w:r>
-    </w:p>
-    <w:p>
-      <w:pPr>
-        <w:spacing w:before="60" w:after="160"/>
-      </w:pPr>
-      <w:r>
-        <w:rPr>
-          <w:color w:val="1A2340"/>
-        </w:rPr>
-        <w:t xml:space="preserve">- Zonne-energie: benut het dakvlak maximaal voor PV-panelen of een zonneboiler.</w:t>
-      </w:r>
-    </w:p>
-    <w:p>
-      <w:pPr>
-        <w:spacing w:before="60" w:after="160"/>
-      </w:pPr>
-      <w:r>
-        <w:rPr>
-          <w:color w:val="1A2340"/>
-        </w:rPr>
-        <w:t xml:space="preserve">- Warmte-afgifte: regel de installatie waterzijdig in om de woning klaar te maken voor een volledige warmtepomp.</w:t>
-      </w:r>
-    </w:p>
-    <w:p>
-      <w:pPr>
-        <w:spacing w:before="120" w:after="120"/>
-      </w:pPr>
-    </w:p>
-    <w:p>
-      <w:pPr>
-        <w:spacing w:before="60" w:after="160"/>
-      </w:pPr>
-      <w:r>
-        <w:rPr>
-          <w:color w:val="1A2340"/>
-        </w:rPr>
-        <w:t xml:space="preserve">Laat de ventilatie controleren en overweeg een warmtepomp of hybride systeem — de schil is al op orde, de installatie is de volgende logische stap.</w:t>
-      </w:r>
-    </w:p>
-    <w:p>
-      <w:pPr>
-        <w:spacing w:before="120" w:after="120"/>
-      </w:pPr>
-    </w:p>
-    <w:p>
-      <w:pPr>
-        <w:spacing w:before="60" w:after="160"/>
-      </w:pPr>
-      <w:r>
-        <w:rPr>
-          <w:color w:val="1A2340"/>
-        </w:rPr>
-        <w:t xml:space="preserve">De bovenstaande aanbevelingen zijn indicatief op basis van registratiedata. Maatwerkadvies door erkende bedrijven is altijd aan te raden.</w:t>
-      </w:r>
-    </w:p>
-    <w:p>
-      <w:pPr>
-        <w:spacing w:before="240"/>
-      </w:pPr>
-      <w:r>
-        <w:br w:type="page"/>
+          <w:sz w:val="20"/>
+          <w:szCs w:val="20"/>
+          <w:color w:val="555555"/>
+        </w:rPr>
+        <w:t xml:space="preserve">Berekend op basis van woningtype, bouwjaar en isolatiewaarden per bouwperiode (ISSO 82.1, NEN 1068). Alle bedragen zijn indicatief.</w:t>
       </w:r>
     </w:p>
     <w:p>
@@ -2792,20 +2139,6 @@
           <w:color w:val="1A2340"/>
         </w:rPr>
         <w:t xml:space="preserve">- Slechte luchtkwaliteit: deze woningen zijn bij oplevering al redelijk luchtdicht. Het verder dichten van kieren zonder het ventilatiesysteem te upgraden leidt direct tot een ongezond binnenklimaat en verhoogde kans op schimmelgroei.</w:t>
-      </w:r>
-      <w:proofErr w:type="spellStart"/>
-      <w:r>
-        <w:rPr>
-          <w:color w:val="1A2340"/>
-        </w:rPr>
-        <w:t/>
-      </w:r>
-      <w:proofErr w:type="spellEnd"/>
-      <w:r>
-        <w:rPr>
-          <w:color w:val="1A2340"/>
-        </w:rPr>
-        <w:t/>
       </w:r>
     </w:p>
     <w:p>
@@ -2905,10 +2238,9 @@
       </w:tblPr>
       <w:tblGrid>
         <w:gridCol w:w="3200"/>
-        <w:gridCol w:w="1456"/>
-        <w:gridCol w:w="1457"/>
-        <w:gridCol w:w="1457"/>
-        <w:gridCol w:w="1456"/>
+        <w:gridCol w:w="1942"/>
+        <w:gridCol w:w="1942"/>
+        <w:gridCol w:w="1942"/>
       </w:tblGrid>
       <w:tr>
         <w:trPr>
@@ -2935,7 +2267,7 @@
         </w:tc>
         <w:tc>
           <w:tcPr>
-            <w:tcW w:w="1456" w:type="dxa"/>
+            <w:tcW w:w="1942" w:type="dxa"/>
             <w:shd w:val="clear" w:color="auto" w:fill="5AAA00"/>
           </w:tcPr>
           <w:p>
@@ -2948,13 +2280,13 @@
                 <w:color w:val="FFFFFF"/>
                 <w:sz w:val="22"/>
               </w:rPr>
-              <w:t>Enkelvoudig</w:t>
-            </w:r>
-          </w:p>
-        </w:tc>
-        <w:tc>
-          <w:tcPr>
-            <w:tcW w:w="1457" w:type="dxa"/>
+              <w:t>ISDE 2026 (€/m²)</w:t>
+            </w:r>
+          </w:p>
+        </w:tc>
+        <w:tc>
+          <w:tcPr>
+            <w:tcW w:w="1942" w:type="dxa"/>
             <w:shd w:val="clear" w:color="auto" w:fill="5AAA00"/>
           </w:tcPr>
           <w:p>
@@ -2967,32 +2299,13 @@
                 <w:color w:val="FFFFFF"/>
                 <w:sz w:val="22"/>
               </w:rPr>
-              <w:t>Meervoudig</w:t>
-            </w:r>
-          </w:p>
-        </w:tc>
-        <w:tc>
-          <w:tcPr>
-            <w:tcW w:w="1457" w:type="dxa"/>
-            <w:shd w:val="clear" w:color="auto" w:fill="5AAA00"/>
-          </w:tcPr>
-          <w:p>
-            <w:r/>
-            <w:r>
-              <w:rPr>
-                <w:rFonts w:ascii="Calibri" w:hAnsi="Calibri"/>
-                <w:b/>
-                <w:i w:val="0"/>
-                <w:color w:val="FFFFFF"/>
-                <w:sz w:val="22"/>
-              </w:rPr>
               <w:t>Biobased bonus</w:t>
             </w:r>
           </w:p>
         </w:tc>
         <w:tc>
           <w:tcPr>
-            <w:tcW w:w="1456" w:type="dxa"/>
+            <w:tcW w:w="1942" w:type="dxa"/>
             <w:shd w:val="clear" w:color="auto" w:fill="5AAA00"/>
           </w:tcPr>
           <w:p>
@@ -3035,7 +2348,26 @@
         </w:tc>
         <w:tc>
           <w:tcPr>
-            <w:tcW w:type="dxa" w:w="1456"/>
+            <w:tcW w:type="dxa" w:w="1942"/>
+            <w:shd w:val="clear" w:color="auto" w:fill="FFFFFF"/>
+          </w:tcPr>
+          <w:p>
+            <w:r/>
+            <w:r>
+              <w:rPr>
+                <w:rFonts w:ascii="Calibri" w:hAnsi="Calibri"/>
+                <w:b/>
+                <w:i w:val="0"/>
+                <w:color w:val="1D1D1B"/>
+                <w:sz w:val="22"/>
+              </w:rPr>
+              <w:t>€ 20.25/m²</w:t>
+            </w:r>
+          </w:p>
+        </w:tc>
+        <w:tc>
+          <w:tcPr>
+            <w:tcW w:type="dxa" w:w="1942"/>
             <w:shd w:val="clear" w:color="auto" w:fill="FFFFFF"/>
           </w:tcPr>
           <w:p>
@@ -3048,51 +2380,13 @@
                 <w:color w:val="1D1D1B"/>
                 <w:sz w:val="22"/>
               </w:rPr>
-              <w:t>€ 10.13/m²</w:t>
-            </w:r>
-          </w:p>
-        </w:tc>
-        <w:tc>
-          <w:tcPr>
-            <w:tcW w:type="dxa" w:w="1457"/>
-            <w:shd w:val="clear" w:color="auto" w:fill="FFFFFF"/>
-          </w:tcPr>
-          <w:p>
-            <w:r/>
-            <w:r>
-              <w:rPr>
-                <w:rFonts w:ascii="Calibri" w:hAnsi="Calibri"/>
-                <w:b/>
-                <w:i w:val="0"/>
-                <w:color w:val="1D1D1B"/>
-                <w:sz w:val="22"/>
-              </w:rPr>
-              <w:t>€ 20.25/m²</w:t>
-            </w:r>
-          </w:p>
-        </w:tc>
-        <w:tc>
-          <w:tcPr>
-            <w:tcW w:type="dxa" w:w="1457"/>
-            <w:shd w:val="clear" w:color="auto" w:fill="FFFFFF"/>
-          </w:tcPr>
-          <w:p>
-            <w:r/>
-            <w:r>
-              <w:rPr>
-                <w:rFonts w:ascii="Calibri" w:hAnsi="Calibri"/>
-                <w:b w:val="0"/>
-                <w:i w:val="0"/>
-                <w:color w:val="1D1D1B"/>
-                <w:sz w:val="22"/>
-              </w:rPr>
               <w:t>+ € 6.00/m²</w:t>
             </w:r>
           </w:p>
         </w:tc>
         <w:tc>
           <w:tcPr>
-            <w:tcW w:type="dxa" w:w="1456"/>
+            <w:tcW w:type="dxa" w:w="1942"/>
             <w:shd w:val="clear" w:color="auto" w:fill="FFFFFF"/>
           </w:tcPr>
           <w:p>
@@ -3135,7 +2429,26 @@
         </w:tc>
         <w:tc>
           <w:tcPr>
-            <w:tcW w:type="dxa" w:w="1456"/>
+            <w:tcW w:type="dxa" w:w="1942"/>
+            <w:shd w:val="clear" w:color="auto" w:fill="FFFFFF"/>
+          </w:tcPr>
+          <w:p>
+            <w:r/>
+            <w:r>
+              <w:rPr>
+                <w:rFonts w:ascii="Calibri" w:hAnsi="Calibri"/>
+                <w:b/>
+                <w:i w:val="0"/>
+                <w:color w:val="1D1D1B"/>
+                <w:sz w:val="22"/>
+              </w:rPr>
+              <w:t>€ 16.25/m²</w:t>
+            </w:r>
+          </w:p>
+        </w:tc>
+        <w:tc>
+          <w:tcPr>
+            <w:tcW w:type="dxa" w:w="1942"/>
             <w:shd w:val="clear" w:color="auto" w:fill="FFFFFF"/>
           </w:tcPr>
           <w:p>
@@ -3148,51 +2461,13 @@
                 <w:color w:val="1D1D1B"/>
                 <w:sz w:val="22"/>
               </w:rPr>
-              <w:t>€ 8.13/m²</w:t>
-            </w:r>
-          </w:p>
-        </w:tc>
-        <w:tc>
-          <w:tcPr>
-            <w:tcW w:type="dxa" w:w="1457"/>
-            <w:shd w:val="clear" w:color="auto" w:fill="FFFFFF"/>
-          </w:tcPr>
-          <w:p>
-            <w:r/>
-            <w:r>
-              <w:rPr>
-                <w:rFonts w:ascii="Calibri" w:hAnsi="Calibri"/>
-                <w:b/>
-                <w:i w:val="0"/>
-                <w:color w:val="1D1D1B"/>
-                <w:sz w:val="22"/>
-              </w:rPr>
-              <w:t>€ 16.25/m²</w:t>
-            </w:r>
-          </w:p>
-        </w:tc>
-        <w:tc>
-          <w:tcPr>
-            <w:tcW w:type="dxa" w:w="1457"/>
-            <w:shd w:val="clear" w:color="auto" w:fill="FFFFFF"/>
-          </w:tcPr>
-          <w:p>
-            <w:r/>
-            <w:r>
-              <w:rPr>
-                <w:rFonts w:ascii="Calibri" w:hAnsi="Calibri"/>
-                <w:b w:val="0"/>
-                <w:i w:val="0"/>
-                <w:color w:val="1D1D1B"/>
-                <w:sz w:val="22"/>
-              </w:rPr>
               <w:t>+ € 5.00/m²</w:t>
             </w:r>
           </w:p>
         </w:tc>
         <w:tc>
           <w:tcPr>
-            <w:tcW w:type="dxa" w:w="1456"/>
+            <w:tcW w:type="dxa" w:w="1942"/>
             <w:shd w:val="clear" w:color="auto" w:fill="FFFFFF"/>
           </w:tcPr>
           <w:p>
@@ -3234,7 +2509,7 @@
         </w:tc>
         <w:tc>
           <w:tcPr>
-            <w:tcW w:type="dxa" w:w="1456"/>
+            <w:tcW w:type="dxa" w:w="1942"/>
           </w:tcPr>
           <w:p>
             <w:r/>
@@ -3246,13 +2521,13 @@
                 <w:color w:val="999999"/>
                 <w:sz w:val="22"/>
               </w:rPr>
-              <w:t>€ 2.00/m²</w:t>
-            </w:r>
-          </w:p>
-        </w:tc>
-        <w:tc>
-          <w:tcPr>
-            <w:tcW w:type="dxa" w:w="1457"/>
+              <w:t>€ 4.00/m²</w:t>
+            </w:r>
+          </w:p>
+        </w:tc>
+        <w:tc>
+          <w:tcPr>
+            <w:tcW w:type="dxa" w:w="1942"/>
           </w:tcPr>
           <w:p>
             <w:r/>
@@ -3264,31 +2539,13 @@
                 <w:color w:val="999999"/>
                 <w:sz w:val="22"/>
               </w:rPr>
-              <w:t>€ 4.00/m²</w:t>
-            </w:r>
-          </w:p>
-        </w:tc>
-        <w:tc>
-          <w:tcPr>
-            <w:tcW w:type="dxa" w:w="1457"/>
-          </w:tcPr>
-          <w:p>
-            <w:r/>
-            <w:r>
-              <w:rPr>
-                <w:rFonts w:ascii="Calibri" w:hAnsi="Calibri"/>
-                <w:b w:val="0"/>
-                <w:i w:val="0"/>
-                <w:color w:val="999999"/>
-                <w:sz w:val="22"/>
-              </w:rPr>
               <w:t>+ € 1.50/m²</w:t>
             </w:r>
           </w:p>
         </w:tc>
         <w:tc>
           <w:tcPr>
-            <w:tcW w:type="dxa" w:w="1456"/>
+            <w:tcW w:type="dxa" w:w="1942"/>
           </w:tcPr>
           <w:p>
             <w:r/>
@@ -3330,7 +2587,26 @@
         </w:tc>
         <w:tc>
           <w:tcPr>
-            <w:tcW w:type="dxa" w:w="1456"/>
+            <w:tcW w:type="dxa" w:w="1942"/>
+            <w:shd w:val="clear" w:color="auto" w:fill="FFFFFF"/>
+          </w:tcPr>
+          <w:p>
+            <w:r/>
+            <w:r>
+              <w:rPr>
+                <w:rFonts w:ascii="Calibri" w:hAnsi="Calibri"/>
+                <w:b/>
+                <w:i w:val="0"/>
+                <w:color w:val="1D1D1B"/>
+                <w:sz w:val="22"/>
+              </w:rPr>
+              <w:t>€ 5.25/m²</w:t>
+            </w:r>
+          </w:p>
+        </w:tc>
+        <w:tc>
+          <w:tcPr>
+            <w:tcW w:type="dxa" w:w="1942"/>
             <w:shd w:val="clear" w:color="auto" w:fill="FFFFFF"/>
           </w:tcPr>
           <w:p>
@@ -3343,51 +2619,13 @@
                 <w:color w:val="1D1D1B"/>
                 <w:sz w:val="22"/>
               </w:rPr>
-              <w:t>€ 2.63/m²</w:t>
-            </w:r>
-          </w:p>
-        </w:tc>
-        <w:tc>
-          <w:tcPr>
-            <w:tcW w:type="dxa" w:w="1457"/>
-            <w:shd w:val="clear" w:color="auto" w:fill="FFFFFF"/>
-          </w:tcPr>
-          <w:p>
-            <w:r/>
-            <w:r>
-              <w:rPr>
-                <w:rFonts w:ascii="Calibri" w:hAnsi="Calibri"/>
-                <w:b/>
-                <w:i w:val="0"/>
-                <w:color w:val="1D1D1B"/>
-                <w:sz w:val="22"/>
-              </w:rPr>
-              <w:t>€ 5.25/m²</w:t>
-            </w:r>
-          </w:p>
-        </w:tc>
-        <w:tc>
-          <w:tcPr>
-            <w:tcW w:type="dxa" w:w="1457"/>
-            <w:shd w:val="clear" w:color="auto" w:fill="FFFFFF"/>
-          </w:tcPr>
-          <w:p>
-            <w:r/>
-            <w:r>
-              <w:rPr>
-                <w:rFonts w:ascii="Calibri" w:hAnsi="Calibri"/>
-                <w:b w:val="0"/>
-                <w:i w:val="0"/>
-                <w:color w:val="1D1D1B"/>
-                <w:sz w:val="22"/>
-              </w:rPr>
               <w:t>+ € 1.50/m²</w:t>
             </w:r>
           </w:p>
         </w:tc>
         <w:tc>
           <w:tcPr>
-            <w:tcW w:type="dxa" w:w="1456"/>
+            <w:tcW w:type="dxa" w:w="1942"/>
             <w:shd w:val="clear" w:color="auto" w:fill="FFFFFF"/>
           </w:tcPr>
           <w:p>
@@ -3430,7 +2668,26 @@
         </w:tc>
         <w:tc>
           <w:tcPr>
-            <w:tcW w:type="dxa" w:w="1456"/>
+            <w:tcW w:type="dxa" w:w="1942"/>
+            <w:shd w:val="clear" w:color="auto" w:fill="FFFFFF"/>
+          </w:tcPr>
+          <w:p>
+            <w:r/>
+            <w:r>
+              <w:rPr>
+                <w:rFonts w:ascii="Calibri" w:hAnsi="Calibri"/>
+                <w:b/>
+                <w:i w:val="0"/>
+                <w:color w:val="1D1D1B"/>
+                <w:sz w:val="22"/>
+              </w:rPr>
+              <w:t>€ 5.50/m²</w:t>
+            </w:r>
+          </w:p>
+        </w:tc>
+        <w:tc>
+          <w:tcPr>
+            <w:tcW w:type="dxa" w:w="1942"/>
             <w:shd w:val="clear" w:color="auto" w:fill="FFFFFF"/>
           </w:tcPr>
           <w:p>
@@ -3443,51 +2700,13 @@
                 <w:color w:val="1D1D1B"/>
                 <w:sz w:val="22"/>
               </w:rPr>
-              <w:t>€ 2.75/m²</w:t>
-            </w:r>
-          </w:p>
-        </w:tc>
-        <w:tc>
-          <w:tcPr>
-            <w:tcW w:type="dxa" w:w="1457"/>
-            <w:shd w:val="clear" w:color="auto" w:fill="FFFFFF"/>
-          </w:tcPr>
-          <w:p>
-            <w:r/>
-            <w:r>
-              <w:rPr>
-                <w:rFonts w:ascii="Calibri" w:hAnsi="Calibri"/>
-                <w:b/>
-                <w:i w:val="0"/>
-                <w:color w:val="1D1D1B"/>
-                <w:sz w:val="22"/>
-              </w:rPr>
-              <w:t>€ 5.50/m²</w:t>
-            </w:r>
-          </w:p>
-        </w:tc>
-        <w:tc>
-          <w:tcPr>
-            <w:tcW w:type="dxa" w:w="1457"/>
-            <w:shd w:val="clear" w:color="auto" w:fill="FFFFFF"/>
-          </w:tcPr>
-          <w:p>
-            <w:r/>
-            <w:r>
-              <w:rPr>
-                <w:rFonts w:ascii="Calibri" w:hAnsi="Calibri"/>
-                <w:b w:val="0"/>
-                <w:i w:val="0"/>
-                <w:color w:val="1D1D1B"/>
-                <w:sz w:val="22"/>
-              </w:rPr>
               <w:t>+ € 2.00/m²</w:t>
             </w:r>
           </w:p>
         </w:tc>
         <w:tc>
           <w:tcPr>
-            <w:tcW w:type="dxa" w:w="1456"/>
+            <w:tcW w:type="dxa" w:w="1942"/>
             <w:shd w:val="clear" w:color="auto" w:fill="FFFFFF"/>
           </w:tcPr>
           <w:p>
@@ -3529,7 +2748,7 @@
         </w:tc>
         <w:tc>
           <w:tcPr>
-            <w:tcW w:type="dxa" w:w="1456"/>
+            <w:tcW w:type="dxa" w:w="1942"/>
           </w:tcPr>
           <w:p>
             <w:r/>
@@ -3541,13 +2760,13 @@
                 <w:color w:val="999999"/>
                 <w:sz w:val="22"/>
               </w:rPr>
-              <w:t>€ 1.50/m²</w:t>
-            </w:r>
-          </w:p>
-        </w:tc>
-        <w:tc>
-          <w:tcPr>
-            <w:tcW w:type="dxa" w:w="1457"/>
+              <w:t>€ 3.00/m²</w:t>
+            </w:r>
+          </w:p>
+        </w:tc>
+        <w:tc>
+          <w:tcPr>
+            <w:tcW w:type="dxa" w:w="1942"/>
           </w:tcPr>
           <w:p>
             <w:r/>
@@ -3559,13 +2778,13 @@
                 <w:color w:val="999999"/>
                 <w:sz w:val="22"/>
               </w:rPr>
-              <w:t>€ 3.00/m²</w:t>
-            </w:r>
-          </w:p>
-        </w:tc>
-        <w:tc>
-          <w:tcPr>
-            <w:tcW w:type="dxa" w:w="1457"/>
+              <w:t>+ € 1.00/m²</w:t>
+            </w:r>
+          </w:p>
+        </w:tc>
+        <w:tc>
+          <w:tcPr>
+            <w:tcW w:type="dxa" w:w="1942"/>
           </w:tcPr>
           <w:p>
             <w:r/>
@@ -3577,13 +2796,131 @@
                 <w:color w:val="999999"/>
                 <w:sz w:val="22"/>
               </w:rPr>
-              <w:t>+ € 1.00/m²</w:t>
-            </w:r>
-          </w:p>
-        </w:tc>
-        <w:tc>
-          <w:tcPr>
-            <w:tcW w:type="dxa" w:w="1456"/>
+              <w:t>Rc ≥ 1,3 m²K/W</w:t>
+            </w:r>
+          </w:p>
+        </w:tc>
+      </w:tr>
+    </w:tbl>
+    <w:p/>
+    <w:tbl>
+      <w:tblPr>
+        <w:tblW w:w="9026" w:type="dxa"/>
+        <w:tblLook w:firstColumn="1" w:firstRow="1" w:lastColumn="0" w:lastRow="0" w:noHBand="0" w:noVBand="1" w:val="04A0"/>
+      </w:tblPr>
+      <w:tblGrid>
+        <w:gridCol w:w="3200"/>
+        <w:gridCol w:w="2913"/>
+        <w:gridCol w:w="2913"/>
+      </w:tblGrid>
+      <w:tr>
+        <w:trPr>
+          <w:trHeight w:val="400" w:hRule="atLeast"/>
+        </w:trPr>
+        <w:tc>
+          <w:tcPr>
+            <w:tcW w:w="3200" w:type="dxa"/>
+            <w:shd w:val="clear" w:color="auto" w:fill="5AAA00"/>
+          </w:tcPr>
+          <w:p>
+            <w:r/>
+            <w:r>
+              <w:rPr>
+                <w:rFonts w:ascii="Calibri" w:hAnsi="Calibri"/>
+                <w:b/>
+                <w:i w:val="0"/>
+                <w:color w:val="FFFFFF"/>
+                <w:sz w:val="22"/>
+              </w:rPr>
+              <w:t>Type glas</w:t>
+            </w:r>
+          </w:p>
+        </w:tc>
+        <w:tc>
+          <w:tcPr>
+            <w:tcW w:w="2913" w:type="dxa"/>
+            <w:shd w:val="clear" w:color="auto" w:fill="5AAA00"/>
+          </w:tcPr>
+          <w:p>
+            <w:r/>
+            <w:r>
+              <w:rPr>
+                <w:rFonts w:ascii="Calibri" w:hAnsi="Calibri"/>
+                <w:b/>
+                <w:i w:val="0"/>
+                <w:color w:val="FFFFFF"/>
+                <w:sz w:val="22"/>
+              </w:rPr>
+              <w:t>ISDE 2026 (€/m²)</w:t>
+            </w:r>
+          </w:p>
+        </w:tc>
+        <w:tc>
+          <w:tcPr>
+            <w:tcW w:w="2913" w:type="dxa"/>
+            <w:shd w:val="clear" w:color="auto" w:fill="5AAA00"/>
+          </w:tcPr>
+          <w:p>
+            <w:r/>
+            <w:r>
+              <w:rPr>
+                <w:rFonts w:ascii="Calibri" w:hAnsi="Calibri"/>
+                <w:b/>
+                <w:i w:val="0"/>
+                <w:color w:val="FFFFFF"/>
+                <w:sz w:val="22"/>
+              </w:rPr>
+              <w:t>Min. U-waarde</w:t>
+            </w:r>
+          </w:p>
+        </w:tc>
+      </w:tr>
+      <w:tr>
+        <w:trPr>
+          <w:trHeight w:val="400" w:hRule="atLeast"/>
+        </w:trPr>
+        <w:tc>
+          <w:tcPr>
+            <w:tcW w:type="dxa" w:w="3200"/>
+            <w:shd w:val="clear" w:color="auto" w:fill="FFFFFF"/>
+          </w:tcPr>
+          <w:p>
+            <w:r/>
+            <w:r>
+              <w:rPr>
+                <w:rFonts w:ascii="Calibri" w:hAnsi="Calibri"/>
+                <w:b/>
+                <w:i w:val="0"/>
+                <w:color w:val="1D1D1B"/>
+                <w:sz w:val="22"/>
+              </w:rPr>
+              <w:t>HR++ glas</w:t>
+            </w:r>
+          </w:p>
+        </w:tc>
+        <w:tc>
+          <w:tcPr>
+            <w:tcW w:type="dxa" w:w="2913"/>
+            <w:shd w:val="clear" w:color="auto" w:fill="FFFFFF"/>
+          </w:tcPr>
+          <w:p>
+            <w:r/>
+            <w:r>
+              <w:rPr>
+                <w:rFonts w:ascii="Calibri" w:hAnsi="Calibri"/>
+                <w:b/>
+                <w:i w:val="0"/>
+                <w:color w:val="1D1D1B"/>
+                <w:sz w:val="22"/>
+              </w:rPr>
+              <w:t>€ 12.50/m²</w:t>
+            </w:r>
+          </w:p>
+        </w:tc>
+        <w:tc>
+          <w:tcPr>
+            <w:tcW w:type="dxa" w:w="2913"/>
+            <w:shd w:val="clear" w:color="auto" w:fill="FFFFFF"/>
           </w:tcPr>
           <w:p>
             <w:r/>
@@ -3592,10 +2929,196 @@
                 <w:rFonts w:ascii="Calibri" w:hAnsi="Calibri"/>
                 <w:b w:val="0"/>
                 <w:i w:val="0"/>
-                <w:color w:val="999999"/>
-                <w:sz w:val="22"/>
-              </w:rPr>
-              <w:t>Rc ≥ 1,3 m²K/W</w:t>
+                <w:color w:val="1D1D1B"/>
+                <w:sz w:val="22"/>
+              </w:rPr>
+              <w:t>U ≤ 1,2 W/m²K</w:t>
+            </w:r>
+          </w:p>
+        </w:tc>
+      </w:tr>
+      <w:tr>
+        <w:trPr>
+          <w:trHeight w:val="400" w:hRule="atLeast"/>
+        </w:trPr>
+        <w:tc>
+          <w:tcPr>
+            <w:tcW w:type="dxa" w:w="3200"/>
+            <w:shd w:val="clear" w:color="auto" w:fill="FFFFFF"/>
+          </w:tcPr>
+          <w:p>
+            <w:r/>
+            <w:r>
+              <w:rPr>
+                <w:rFonts w:ascii="Calibri" w:hAnsi="Calibri"/>
+                <w:b/>
+                <w:i w:val="0"/>
+                <w:color w:val="1D1D1B"/>
+                <w:sz w:val="22"/>
+              </w:rPr>
+              <w:t>Vacuümglas</w:t>
+            </w:r>
+          </w:p>
+        </w:tc>
+        <w:tc>
+          <w:tcPr>
+            <w:tcW w:type="dxa" w:w="2913"/>
+            <w:shd w:val="clear" w:color="auto" w:fill="FFFFFF"/>
+          </w:tcPr>
+          <w:p>
+            <w:r/>
+            <w:r>
+              <w:rPr>
+                <w:rFonts w:ascii="Calibri" w:hAnsi="Calibri"/>
+                <w:b/>
+                <w:i w:val="0"/>
+                <w:color w:val="1D1D1B"/>
+                <w:sz w:val="22"/>
+              </w:rPr>
+              <w:t>€ 25.00/m²</w:t>
+            </w:r>
+          </w:p>
+        </w:tc>
+        <w:tc>
+          <w:tcPr>
+            <w:tcW w:type="dxa" w:w="2913"/>
+            <w:shd w:val="clear" w:color="auto" w:fill="FFFFFF"/>
+          </w:tcPr>
+          <w:p>
+            <w:r/>
+            <w:r>
+              <w:rPr>
+                <w:rFonts w:ascii="Calibri" w:hAnsi="Calibri"/>
+                <w:b w:val="0"/>
+                <w:i w:val="0"/>
+                <w:color w:val="1D1D1B"/>
+                <w:sz w:val="22"/>
+              </w:rPr>
+              <w:t>U ≤ 0,7 W/m²K</w:t>
+            </w:r>
+          </w:p>
+        </w:tc>
+      </w:tr>
+      <w:tr>
+        <w:trPr>
+          <w:trHeight w:val="400" w:hRule="atLeast"/>
+        </w:trPr>
+        <w:tc>
+          <w:tcPr>
+            <w:tcW w:type="dxa" w:w="3200"/>
+            <w:shd w:val="clear" w:color="auto" w:fill="FFFFFF"/>
+          </w:tcPr>
+          <w:p>
+            <w:r/>
+            <w:r>
+              <w:rPr>
+                <w:rFonts w:ascii="Calibri" w:hAnsi="Calibri"/>
+                <w:b/>
+                <w:i w:val="0"/>
+                <w:color w:val="1D1D1B"/>
+                <w:sz w:val="22"/>
+              </w:rPr>
+              <w:t>Triple glas</w:t>
+            </w:r>
+          </w:p>
+        </w:tc>
+        <w:tc>
+          <w:tcPr>
+            <w:tcW w:type="dxa" w:w="2913"/>
+            <w:shd w:val="clear" w:color="auto" w:fill="FFFFFF"/>
+          </w:tcPr>
+          <w:p>
+            <w:r/>
+            <w:r>
+              <w:rPr>
+                <w:rFonts w:ascii="Calibri" w:hAnsi="Calibri"/>
+                <w:b/>
+                <w:i w:val="0"/>
+                <w:color w:val="1D1D1B"/>
+                <w:sz w:val="22"/>
+              </w:rPr>
+              <w:t>€ 111.00/m²</w:t>
+            </w:r>
+          </w:p>
+        </w:tc>
+        <w:tc>
+          <w:tcPr>
+            <w:tcW w:type="dxa" w:w="2913"/>
+            <w:shd w:val="clear" w:color="auto" w:fill="FFFFFF"/>
+          </w:tcPr>
+          <w:p>
+            <w:r/>
+            <w:r>
+              <w:rPr>
+                <w:rFonts w:ascii="Calibri" w:hAnsi="Calibri"/>
+                <w:b w:val="0"/>
+                <w:i w:val="0"/>
+                <w:color w:val="1D1D1B"/>
+                <w:sz w:val="22"/>
+              </w:rPr>
+              <w:t>U ≤ 0,7 W/m²K</w:t>
+            </w:r>
+          </w:p>
+        </w:tc>
+      </w:tr>
+      <w:tr>
+        <w:trPr>
+          <w:trHeight w:val="400" w:hRule="atLeast"/>
+        </w:trPr>
+        <w:tc>
+          <w:tcPr>
+            <w:tcW w:type="dxa" w:w="3200"/>
+            <w:shd w:val="clear" w:color="auto" w:fill="FFFFFF"/>
+          </w:tcPr>
+          <w:p>
+            <w:r/>
+            <w:r>
+              <w:rPr>
+                <w:rFonts w:ascii="Calibri" w:hAnsi="Calibri"/>
+                <w:b/>
+                <w:i w:val="0"/>
+                <w:color w:val="1D1D1B"/>
+                <w:sz w:val="22"/>
+              </w:rPr>
+              <w:t>Isolerende deuren</w:t>
+            </w:r>
+          </w:p>
+        </w:tc>
+        <w:tc>
+          <w:tcPr>
+            <w:tcW w:type="dxa" w:w="2913"/>
+            <w:shd w:val="clear" w:color="auto" w:fill="FFFFFF"/>
+          </w:tcPr>
+          <w:p>
+            <w:r/>
+            <w:r>
+              <w:rPr>
+                <w:rFonts w:ascii="Calibri" w:hAnsi="Calibri"/>
+                <w:b/>
+                <w:i w:val="0"/>
+                <w:color w:val="1D1D1B"/>
+                <w:sz w:val="22"/>
+              </w:rPr>
+              <w:t>€ 111.00/m²</w:t>
+            </w:r>
+          </w:p>
+        </w:tc>
+        <w:tc>
+          <w:tcPr>
+            <w:tcW w:type="dxa" w:w="2913"/>
+            <w:shd w:val="clear" w:color="auto" w:fill="FFFFFF"/>
+          </w:tcPr>
+          <w:p>
+            <w:r/>
+            <w:r>
+              <w:rPr>
+                <w:rFonts w:ascii="Calibri" w:hAnsi="Calibri"/>
+                <w:b w:val="0"/>
+                <w:i w:val="0"/>
+                <w:color w:val="1D1D1B"/>
+                <w:sz w:val="22"/>
+              </w:rPr>
+              <w:t>U ≤ 1,0 W/m²K</w:t>
             </w:r>
           </w:p>
         </w:tc>
@@ -3632,424 +3155,6 @@
                 <w:color w:val="FFFFFF"/>
                 <w:sz w:val="22"/>
               </w:rPr>
-              <w:t>Type glas</w:t>
-            </w:r>
-          </w:p>
-        </w:tc>
-        <w:tc>
-          <w:tcPr>
-            <w:tcW w:w="1942" w:type="dxa"/>
-            <w:shd w:val="clear" w:color="auto" w:fill="5AAA00"/>
-          </w:tcPr>
-          <w:p>
-            <w:r/>
-            <w:r>
-              <w:rPr>
-                <w:rFonts w:ascii="Calibri" w:hAnsi="Calibri"/>
-                <w:b/>
-                <w:i w:val="0"/>
-                <w:color w:val="FFFFFF"/>
-                <w:sz w:val="22"/>
-              </w:rPr>
-              <w:t>Enkelvoudig</w:t>
-            </w:r>
-          </w:p>
-        </w:tc>
-        <w:tc>
-          <w:tcPr>
-            <w:tcW w:w="1942" w:type="dxa"/>
-            <w:shd w:val="clear" w:color="auto" w:fill="5AAA00"/>
-          </w:tcPr>
-          <w:p>
-            <w:r/>
-            <w:r>
-              <w:rPr>
-                <w:rFonts w:ascii="Calibri" w:hAnsi="Calibri"/>
-                <w:b/>
-                <w:i w:val="0"/>
-                <w:color w:val="FFFFFF"/>
-                <w:sz w:val="22"/>
-              </w:rPr>
-              <w:t>Meervoudig</w:t>
-            </w:r>
-          </w:p>
-        </w:tc>
-        <w:tc>
-          <w:tcPr>
-            <w:tcW w:w="1942" w:type="dxa"/>
-            <w:shd w:val="clear" w:color="auto" w:fill="5AAA00"/>
-          </w:tcPr>
-          <w:p>
-            <w:r/>
-            <w:r>
-              <w:rPr>
-                <w:rFonts w:ascii="Calibri" w:hAnsi="Calibri"/>
-                <w:b/>
-                <w:i w:val="0"/>
-                <w:color w:val="FFFFFF"/>
-                <w:sz w:val="22"/>
-              </w:rPr>
-              <w:t>Min. U-waarde</w:t>
-            </w:r>
-          </w:p>
-        </w:tc>
-      </w:tr>
-      <w:tr>
-        <w:trPr>
-          <w:trHeight w:val="400" w:hRule="atLeast"/>
-        </w:trPr>
-        <w:tc>
-          <w:tcPr>
-            <w:tcW w:type="dxa" w:w="3200"/>
-            <w:shd w:val="clear" w:color="auto" w:fill="FFFFFF"/>
-          </w:tcPr>
-          <w:p>
-            <w:r/>
-            <w:r>
-              <w:rPr>
-                <w:rFonts w:ascii="Calibri" w:hAnsi="Calibri"/>
-                <w:b/>
-                <w:i w:val="0"/>
-                <w:color w:val="1D1D1B"/>
-                <w:sz w:val="22"/>
-              </w:rPr>
-              <w:t>HR++ glas</w:t>
-            </w:r>
-          </w:p>
-        </w:tc>
-        <w:tc>
-          <w:tcPr>
-            <w:tcW w:type="dxa" w:w="1942"/>
-            <w:shd w:val="clear" w:color="auto" w:fill="FFFFFF"/>
-          </w:tcPr>
-          <w:p>
-            <w:r/>
-            <w:r>
-              <w:rPr>
-                <w:rFonts w:ascii="Calibri" w:hAnsi="Calibri"/>
-                <w:b w:val="0"/>
-                <w:i w:val="0"/>
-                <w:color w:val="1D1D1B"/>
-                <w:sz w:val="22"/>
-              </w:rPr>
-              <w:t>€ 12.50/m²</w:t>
-            </w:r>
-          </w:p>
-        </w:tc>
-        <w:tc>
-          <w:tcPr>
-            <w:tcW w:type="dxa" w:w="1942"/>
-            <w:shd w:val="clear" w:color="auto" w:fill="FFFFFF"/>
-          </w:tcPr>
-          <w:p>
-            <w:r/>
-            <w:r>
-              <w:rPr>
-                <w:rFonts w:ascii="Calibri" w:hAnsi="Calibri"/>
-                <w:b/>
-                <w:i w:val="0"/>
-                <w:color w:val="1D1D1B"/>
-                <w:sz w:val="22"/>
-              </w:rPr>
-              <w:t>€ 25.00/m²</w:t>
-            </w:r>
-          </w:p>
-        </w:tc>
-        <w:tc>
-          <w:tcPr>
-            <w:tcW w:type="dxa" w:w="1942"/>
-            <w:shd w:val="clear" w:color="auto" w:fill="FFFFFF"/>
-          </w:tcPr>
-          <w:p>
-            <w:r/>
-            <w:r>
-              <w:rPr>
-                <w:rFonts w:ascii="Calibri" w:hAnsi="Calibri"/>
-                <w:b w:val="0"/>
-                <w:i w:val="0"/>
-                <w:color w:val="1D1D1B"/>
-                <w:sz w:val="22"/>
-              </w:rPr>
-              <w:t>U ≤ 1,2 W/m²K</w:t>
-            </w:r>
-          </w:p>
-        </w:tc>
-      </w:tr>
-      <w:tr>
-        <w:trPr>
-          <w:trHeight w:val="400" w:hRule="atLeast"/>
-        </w:trPr>
-        <w:tc>
-          <w:tcPr>
-            <w:tcW w:type="dxa" w:w="3200"/>
-            <w:shd w:val="clear" w:color="auto" w:fill="FFFFFF"/>
-          </w:tcPr>
-          <w:p>
-            <w:r/>
-            <w:r>
-              <w:rPr>
-                <w:rFonts w:ascii="Calibri" w:hAnsi="Calibri"/>
-                <w:b/>
-                <w:i w:val="0"/>
-                <w:color w:val="1D1D1B"/>
-                <w:sz w:val="22"/>
-              </w:rPr>
-              <w:t>Vacuümglas</w:t>
-            </w:r>
-          </w:p>
-        </w:tc>
-        <w:tc>
-          <w:tcPr>
-            <w:tcW w:type="dxa" w:w="1942"/>
-            <w:shd w:val="clear" w:color="auto" w:fill="FFFFFF"/>
-          </w:tcPr>
-          <w:p>
-            <w:r/>
-            <w:r>
-              <w:rPr>
-                <w:rFonts w:ascii="Calibri" w:hAnsi="Calibri"/>
-                <w:b w:val="0"/>
-                <w:i w:val="0"/>
-                <w:color w:val="1D1D1B"/>
-                <w:sz w:val="22"/>
-              </w:rPr>
-              <w:t>€ 12.50/m²</w:t>
-            </w:r>
-          </w:p>
-        </w:tc>
-        <w:tc>
-          <w:tcPr>
-            <w:tcW w:type="dxa" w:w="1942"/>
-            <w:shd w:val="clear" w:color="auto" w:fill="FFFFFF"/>
-          </w:tcPr>
-          <w:p>
-            <w:r/>
-            <w:r>
-              <w:rPr>
-                <w:rFonts w:ascii="Calibri" w:hAnsi="Calibri"/>
-                <w:b/>
-                <w:i w:val="0"/>
-                <w:color w:val="1D1D1B"/>
-                <w:sz w:val="22"/>
-              </w:rPr>
-              <w:t>€ 25.00/m²</w:t>
-            </w:r>
-          </w:p>
-        </w:tc>
-        <w:tc>
-          <w:tcPr>
-            <w:tcW w:type="dxa" w:w="1942"/>
-            <w:shd w:val="clear" w:color="auto" w:fill="FFFFFF"/>
-          </w:tcPr>
-          <w:p>
-            <w:r/>
-            <w:r>
-              <w:rPr>
-                <w:rFonts w:ascii="Calibri" w:hAnsi="Calibri"/>
-                <w:b w:val="0"/>
-                <w:i w:val="0"/>
-                <w:color w:val="1D1D1B"/>
-                <w:sz w:val="22"/>
-              </w:rPr>
-              <w:t>U ≤ 0,7 W/m²K</w:t>
-            </w:r>
-          </w:p>
-        </w:tc>
-      </w:tr>
-      <w:tr>
-        <w:trPr>
-          <w:trHeight w:val="400" w:hRule="atLeast"/>
-        </w:trPr>
-        <w:tc>
-          <w:tcPr>
-            <w:tcW w:type="dxa" w:w="3200"/>
-            <w:shd w:val="clear" w:color="auto" w:fill="FFFFFF"/>
-          </w:tcPr>
-          <w:p>
-            <w:r/>
-            <w:r>
-              <w:rPr>
-                <w:rFonts w:ascii="Calibri" w:hAnsi="Calibri"/>
-                <w:b/>
-                <w:i w:val="0"/>
-                <w:color w:val="1D1D1B"/>
-                <w:sz w:val="22"/>
-              </w:rPr>
-              <w:t>Triple glas</w:t>
-            </w:r>
-          </w:p>
-        </w:tc>
-        <w:tc>
-          <w:tcPr>
-            <w:tcW w:type="dxa" w:w="1942"/>
-            <w:shd w:val="clear" w:color="auto" w:fill="FFFFFF"/>
-          </w:tcPr>
-          <w:p>
-            <w:r/>
-            <w:r>
-              <w:rPr>
-                <w:rFonts w:ascii="Calibri" w:hAnsi="Calibri"/>
-                <w:b w:val="0"/>
-                <w:i w:val="0"/>
-                <w:color w:val="1D1D1B"/>
-                <w:sz w:val="22"/>
-              </w:rPr>
-              <w:t>€ 55.50/m²</w:t>
-            </w:r>
-          </w:p>
-        </w:tc>
-        <w:tc>
-          <w:tcPr>
-            <w:tcW w:type="dxa" w:w="1942"/>
-            <w:shd w:val="clear" w:color="auto" w:fill="FFFFFF"/>
-          </w:tcPr>
-          <w:p>
-            <w:r/>
-            <w:r>
-              <w:rPr>
-                <w:rFonts w:ascii="Calibri" w:hAnsi="Calibri"/>
-                <w:b/>
-                <w:i w:val="0"/>
-                <w:color w:val="1D1D1B"/>
-                <w:sz w:val="22"/>
-              </w:rPr>
-              <w:t>€ 111.00/m²</w:t>
-            </w:r>
-          </w:p>
-        </w:tc>
-        <w:tc>
-          <w:tcPr>
-            <w:tcW w:type="dxa" w:w="1942"/>
-            <w:shd w:val="clear" w:color="auto" w:fill="FFFFFF"/>
-          </w:tcPr>
-          <w:p>
-            <w:r/>
-            <w:r>
-              <w:rPr>
-                <w:rFonts w:ascii="Calibri" w:hAnsi="Calibri"/>
-                <w:b w:val="0"/>
-                <w:i w:val="0"/>
-                <w:color w:val="1D1D1B"/>
-                <w:sz w:val="22"/>
-              </w:rPr>
-              <w:t>U ≤ 0,7 W/m²K</w:t>
-            </w:r>
-          </w:p>
-        </w:tc>
-      </w:tr>
-      <w:tr>
-        <w:trPr>
-          <w:trHeight w:val="400" w:hRule="atLeast"/>
-        </w:trPr>
-        <w:tc>
-          <w:tcPr>
-            <w:tcW w:type="dxa" w:w="3200"/>
-            <w:shd w:val="clear" w:color="auto" w:fill="FFFFFF"/>
-          </w:tcPr>
-          <w:p>
-            <w:r/>
-            <w:r>
-              <w:rPr>
-                <w:rFonts w:ascii="Calibri" w:hAnsi="Calibri"/>
-                <w:b/>
-                <w:i w:val="0"/>
-                <w:color w:val="1D1D1B"/>
-                <w:sz w:val="22"/>
-              </w:rPr>
-              <w:t>Isolerende deuren</w:t>
-            </w:r>
-          </w:p>
-        </w:tc>
-        <w:tc>
-          <w:tcPr>
-            <w:tcW w:type="dxa" w:w="1942"/>
-            <w:shd w:val="clear" w:color="auto" w:fill="FFFFFF"/>
-          </w:tcPr>
-          <w:p>
-            <w:r/>
-            <w:r>
-              <w:rPr>
-                <w:rFonts w:ascii="Calibri" w:hAnsi="Calibri"/>
-                <w:b w:val="0"/>
-                <w:i w:val="0"/>
-                <w:color w:val="1D1D1B"/>
-                <w:sz w:val="22"/>
-              </w:rPr>
-              <w:t>€ 55.50/m²</w:t>
-            </w:r>
-          </w:p>
-        </w:tc>
-        <w:tc>
-          <w:tcPr>
-            <w:tcW w:type="dxa" w:w="1942"/>
-            <w:shd w:val="clear" w:color="auto" w:fill="FFFFFF"/>
-          </w:tcPr>
-          <w:p>
-            <w:r/>
-            <w:r>
-              <w:rPr>
-                <w:rFonts w:ascii="Calibri" w:hAnsi="Calibri"/>
-                <w:b/>
-                <w:i w:val="0"/>
-                <w:color w:val="1D1D1B"/>
-                <w:sz w:val="22"/>
-              </w:rPr>
-              <w:t>€ 111.00/m²</w:t>
-            </w:r>
-          </w:p>
-        </w:tc>
-        <w:tc>
-          <w:tcPr>
-            <w:tcW w:type="dxa" w:w="1942"/>
-            <w:shd w:val="clear" w:color="auto" w:fill="FFFFFF"/>
-          </w:tcPr>
-          <w:p>
-            <w:r/>
-            <w:r>
-              <w:rPr>
-                <w:rFonts w:ascii="Calibri" w:hAnsi="Calibri"/>
-                <w:b w:val="0"/>
-                <w:i w:val="0"/>
-                <w:color w:val="1D1D1B"/>
-                <w:sz w:val="22"/>
-              </w:rPr>
-              <w:t>U ≤ 1,0 W/m²K</w:t>
-            </w:r>
-          </w:p>
-        </w:tc>
-      </w:tr>
-    </w:tbl>
-    <w:p/>
-    <w:tbl>
-      <w:tblPr>
-        <w:tblW w:w="9026" w:type="dxa"/>
-        <w:tblLook w:firstColumn="1" w:firstRow="1" w:lastColumn="0" w:lastRow="0" w:noHBand="0" w:noVBand="1" w:val="04A0"/>
-      </w:tblPr>
-      <w:tblGrid>
-        <w:gridCol w:w="3200"/>
-        <w:gridCol w:w="1942"/>
-        <w:gridCol w:w="1942"/>
-        <w:gridCol w:w="1942"/>
-      </w:tblGrid>
-      <w:tr>
-        <w:trPr>
-          <w:trHeight w:val="400" w:hRule="atLeast"/>
-        </w:trPr>
-        <w:tc>
-          <w:tcPr>
-            <w:tcW w:w="3200" w:type="dxa"/>
-            <w:shd w:val="clear" w:color="auto" w:fill="5AAA00"/>
-          </w:tcPr>
-          <w:p>
-            <w:r/>
-            <w:r>
-              <w:rPr>
-                <w:rFonts w:ascii="Calibri" w:hAnsi="Calibri"/>
-                <w:b/>
-                <w:i w:val="0"/>
-                <w:color w:val="FFFFFF"/>
-                <w:sz w:val="22"/>
-              </w:rPr>
               <w:t>Combinatie</w:t>
             </w:r>
           </w:p>
@@ -4225,6 +3330,29 @@
       <w:tblGrid>
         <w:gridCol w:w="9638"/>
       </w:tblGrid>
+      <w:tr>
+        <w:trPr>
+          <w:trHeight w:val="400" w:hRule="atLeast"/>
+        </w:trPr>
+        <w:tc>
+          <w:tcPr>
+            <w:tcW w:type="dxa" w:w="9638"/>
+            <w:shd w:val="clear" w:color="auto" w:fill="FFFFFF"/>
+          </w:tcPr>
+          <w:p>
+            <w:r/>
+            <w:r>
+              <w:rPr>
+                <w:rFonts w:ascii="Calibri" w:hAnsi="Calibri"/>
+                <w:b w:val="0"/>
+                <w:i/>
+                <w:sz w:val="22"/>
+              </w:rPr>
+              <w:t>De getoonde bedragen zijn de basisbedragen (ISDE 2026). Uw subsidiebedrag verdubbelt als u meer dan één isolatiemaatregel uitvoert, of een isolatiemaatregel combineert met een warmtepomp, zonneboiler of aansluiting op een warmtenet. Vraag subsidie aan binnen 24 maanden na de eerste maatregel. Subsidie verdubbelt niet bij combinatie met uitsluitend ventilatie, en de biobased bonus verdubbelt niet bij de tweede maatregel.</w:t>
+            </w:r>
+          </w:p>
+        </w:tc>
+      </w:tr>
       <w:tr>
         <w:tc>
           <w:tcPr>
@@ -4668,22 +3796,13 @@
             </w:pPr>
             <w:r>
               <w:rPr>
+                <w:b/>
                 <w:rFonts w:ascii="Calibri" w:hAnsi="Calibri" w:cs="Calibri"/>
                 <w:sz w:val="22"/>
                 <w:szCs w:val="22"/>
                 <w:color w:val="1A1A1A"/>
               </w:rPr>
-              <w:t xml:space="preserve">Bekijk uw mogelijkheden op </w:t>
-            </w:r>
-            <w:r>
-              <w:rPr>
-                <w:b/>
-                <w:rFonts w:ascii="Calibri" w:hAnsi="Calibri" w:cs="Calibri"/>
-                <w:sz w:val="22"/>
-                <w:szCs w:val="22"/>
-                <w:color w:val="1A1A1A"/>
-              </w:rPr>
-              <w:t xml:space="preserve">pandiq.nl/dashboard</w:t>
+              <w:t xml:space="preserve">Bekijk of uw woning klaar is voor gasloos wonen met een warmtepomp</w:t>
             </w:r>
             <w:r>
               <w:rPr>
@@ -4696,6 +3815,21 @@
               <w:t xml:space="preserve">  →</w:t>
             </w:r>
           </w:p>
+          <w:p>
+            <w:pPr>
+              <w:spacing w:before="0" w:after="0"/>
+              <w:shd w:val="clear" w:color="auto" w:fill="D4E832"/>
+            </w:pPr>
+            <w:r>
+              <w:rPr>
+                <w:rFonts w:ascii="Calibri" w:hAnsi="Calibri" w:cs="Calibri"/>
+                <w:sz w:val="18"/>
+                <w:szCs w:val="18"/>
+                <w:color w:val="333333"/>
+              </w:rPr>
+              <w:t xml:space="preserve">https://www.pandiq.nl/gasloos</w:t>
+            </w:r>
+          </w:p>
         </w:tc>
       </w:tr>
     </w:tbl>
@@ -4720,14 +3854,14 @@
       </w:r>
     </w:p>
     <w:sectPr>
-      <w:headerReference w:type="first" r:id="rId14"/>
       <w:headerReference w:type="default" r:id="rId10"/>
       <w:footerReference w:type="default" r:id="rId11"/>
+      <w:headerReference w:type="first" r:id="rId14"/>
       <w:pgSz w:w="11906" w:h="16838"/>
       <w:pgMar w:top="1134" w:right="1134" w:bottom="1134" w:left="1134" w:header="708" w:footer="708" w:gutter="0"/>
       <w:cols w:space="708"/>
+      <w:titlePg/>
       <w:docGrid w:linePitch="360"/>
-      <w:titlePg/>
     </w:sectPr>
   </w:body>
 </w:document>
@@ -4770,25 +3904,7 @@
         <w:sz w:val="16"/>
         <w:szCs w:val="16"/>
       </w:rPr>
-      <w:t xml:space="preserve">Indicatief rapport · </w:t>
-    </w:r>
-    <w:proofErr w:type="spellStart"/>
-    <w:r>
-      <w:rPr>
-        <w:color w:val="5A6A85"/>
-        <w:sz w:val="16"/>
-        <w:szCs w:val="16"/>
-      </w:rPr>
-      <w:t>PandIQ</w:t>
-    </w:r>
-    <w:proofErr w:type="spellEnd"/>
-    <w:r>
-      <w:rPr>
-        <w:color w:val="5A6A85"/>
-        <w:sz w:val="16"/>
-        <w:szCs w:val="16"/>
-      </w:rPr>
-      <w:t xml:space="preserve"> · www.pandiq.nl</w:t>
+      <w:t>Indicatief rapport · PandIQ · www.pandiq.nl</w:t>
     </w:r>
     <w:r>
       <w:rPr>
@@ -4929,7 +4045,7 @@
 </file>
 
 <file path=word/header2.xml><?xml version="1.0" encoding="utf-8"?>
-<w:hdr xmlns:w="http://schemas.openxmlformats.org/wordprocessingml/2006/main">
+<w:hdr xmlns:m="http://schemas.openxmlformats.org/officeDocument/2006/math" xmlns:mc="http://schemas.openxmlformats.org/markup-compatibility/2006" xmlns:mo="http://schemas.microsoft.com/office/mac/office/2008/main" xmlns:mv="urn:schemas-microsoft-com:mac:vml" xmlns:o="urn:schemas-microsoft-com:office:office" xmlns:r="http://schemas.openxmlformats.org/officeDocument/2006/relationships" xmlns:v="urn:schemas-microsoft-com:vml" xmlns:w10="urn:schemas-microsoft-com:office:word" xmlns:w14="http://schemas.microsoft.com/office/word/2010/wordml" xmlns:w="http://schemas.openxmlformats.org/wordprocessingml/2006/main" xmlns:wne="http://schemas.microsoft.com/office/word/2006/wordml" xmlns:wp14="http://schemas.microsoft.com/office/word/2010/wordprocessingDrawing" xmlns:wp="http://schemas.openxmlformats.org/drawingml/2006/wordprocessingDrawing" xmlns:wpc="http://schemas.microsoft.com/office/word/2010/wordprocessingCanvas" xmlns:wpg="http://schemas.microsoft.com/office/word/2010/wordprocessingGroup" xmlns:wpi="http://schemas.microsoft.com/office/word/2010/wordprocessingInk" xmlns:wps="http://schemas.microsoft.com/office/word/2010/wordprocessingShape" mc:Ignorable="w14 wp14">
   <w:p>
     <w:pPr>
       <w:spacing w:before="0" w:after="0"/>
